--- a/public/templates/forms/A-074-PhysicalSecurityHardeningStandard-FORM.docx
+++ b/public/templates/forms/A-074-PhysicalSecurityHardeningStandard-FORM.docx
@@ -1,6 +1,2449 @@
 
-<file path=word/document.xml><?xml version='1.0' encoding='UTF-8' standalone='yes'?>
-<w:document xmlns:wpc="http://schemas.microsoft.com/office/word/2010/wordprocessingCanvas" xmlns:mc="http://schemas.openxmlformats.org/markup-compatibility/2006" xmlns:o="urn:schemas-microsoft-com:office:office" xmlns:r="http://schemas.openxmlformats.org/officeDocument/2006/relationships" xmlns:m="http://schemas.openxmlformats.org/officeDocument/2006/math" xmlns:v="urn:schemas-microsoft-com:vml" xmlns:wp14="http://schemas.microsoft.com/office/word/2010/wordprocessingDrawing" xmlns:wp="http://schemas.openxmlformats.org/drawingml/2006/wordprocessingDrawing" xmlns:w10="urn:schemas-microsoft-com:office:word" xmlns:w="http://schemas.openxmlformats.org/wordprocessingml/2006/main" xmlns:w14="http://schemas.microsoft.com/office/word/2010/wordml" xmlns:w15="http://schemas.microsoft.com/office/word/2012/wordml" xmlns:wpg="http://schemas.microsoft.com/office/word/2010/wordprocessingGroup" xmlns:wpi="http://schemas.microsoft.com/office/word/2010/wordprocessingInk" xmlns:wne="http://schemas.microsoft.com/office/word/2006/wordml" xmlns:wps="http://schemas.microsoft.com/office/word/2010/wordprocessingShape" xmlns:cx="http://schemas.microsoft.com/office/drawing/2014/chartex" xmlns:cx1="http://schemas.microsoft.com/office/drawing/2015/9/8/chartex" xmlns:cx2="http://schemas.microsoft.com/office/drawing/2015/10/21/chartex" xmlns:cx3="http://schemas.microsoft.com/office/drawing/2016/5/9/chartex" xmlns:cx4="http://schemas.microsoft.com/office/drawing/2016/5/10/chartex" xmlns:cx5="http://schemas.microsoft.com/office/drawing/2016/5/11/chartex" xmlns:cx6="http://schemas.microsoft.com/office/drawing/2016/5/12/chartex" xmlns:cx7="http://schemas.microsoft.com/office/drawing/2016/5/13/chartex" xmlns:cx8="http://schemas.microsoft.com/office/drawing/2016/5/14/chartex" xmlns:aink="http://schemas.microsoft.com/office/drawing/2016/ink" xmlns:am3d="http://schemas.microsoft.com/office/drawing/2017/model3d" xmlns:w16cex="http://schemas.microsoft.com/office/word/2018/wordml/cex" xmlns:w16cid="http://schemas.microsoft.com/office/word/2016/wordml/cid" xmlns:w16="http://schemas.microsoft.com/office/word/2018/wordml" xmlns:w16sdtdh="http://schemas.microsoft.com/office/word/2020/wordml/sdtdatahash" xmlns:w16se="http://schemas.microsoft.com/office/word/2015/wordml/symex" mc:Ignorable="w14 w15 wp14"><w:body><w:p><w:pPr><w:spacing w:after="60"/></w:pPr><w:r><w:rPr><w:rFonts w:ascii="Aptos" w:cs="Aptos" w:eastAsia="Aptos" w:hAnsi="Aptos"/><w:b/><w:bCs/><w:color w:val="1B3A5C"/><w:sz w:val="40"/><w:szCs w:val="40"/></w:rPr><w:t>Physical Security Hardening Standard</w:t></w:r></w:p><w:tbl><w:tblPr><w:tblW w:type="dxa" w:w="9360"/><w:tblBorders><w:top w:val="single" w:color="auto" w:sz="4"/><w:left w:val="single" w:color="auto" w:sz="4"/><w:bottom w:val="single" w:color="auto" w:sz="4"/><w:right w:val="single" w:color="auto" w:sz="4"/><w:insideH w:val="single" w:color="auto" w:sz="4"/><w:insideV w:val="single" w:color="auto" w:sz="4"/></w:tblBorders></w:tblPr><w:tblGrid><w:gridCol w:w="9360"/></w:tblGrid><w:tr><w:tc><w:tcPr><w:tcW w:type="dxa" w:w="9360"/><w:tcBorders><w:top w:val="single" w:color="BFBFBF" w:sz="4"/><w:left w:val="single" w:color="BFBFBF" w:sz="4"/><w:bottom w:val="single" w:color="BFBFBF" w:sz="4"/><w:right w:val="single" w:color="BFBFBF" w:sz="4"/></w:tcBorders><w:shd w:fill="EEF2F7" w:val="clear"/><w:tcMar><w:top w:type="dxa" w:w="80"/><w:left w:type="dxa" w:w="120"/><w:bottom w:type="dxa" w:w="80"/><w:right w:type="dxa" w:w="120"/></w:tcMar></w:tcPr><w:p><w:pPr><w:spacing w:after="60"/></w:pPr><w:r><w:rPr><w:rFonts w:ascii="Aptos" w:cs="Aptos" w:eastAsia="Aptos" w:hAnsi="Aptos"/><w:b/><w:bCs/><w:i w:val="false"/><w:iCs w:val="false"/><w:sz w:val="24"/><w:szCs w:val="24"/></w:rPr><w:t xml:space="preserve">Authority: </w:t></w:r><w:r><w:rPr><w:rFonts w:ascii="Aptos" w:cs="Aptos" w:eastAsia="Aptos" w:hAnsi="Aptos"/><w:b w:val="false"/><w:bCs w:val="false"/><w:i w:val="false"/><w:iCs w:val="false"/><w:sz w:val="24"/><w:szCs w:val="24"/></w:rPr><w:t xml:space="preserve">Adopted by </w:t></w:r><w:r><w:rPr><w:rFonts w:ascii="Aptos" w:cs="Aptos" w:eastAsia="Aptos" w:hAnsi="Aptos"/><w:b/><w:bCs/><w:i w:val="false"/><w:iCs w:val="false"/><w:sz w:val="24"/><w:szCs w:val="24"/></w:rPr><w:t xml:space="preserve">[Agency Name]</w:t></w:r><w:r><w:rPr><w:rFonts w:ascii="Aptos" w:cs="Aptos" w:eastAsia="Aptos" w:hAnsi="Aptos"/><w:b w:val="false"/><w:bCs w:val="false"/><w:i w:val="false"/><w:iCs w:val="false"/><w:sz w:val="24"/><w:szCs w:val="24"/></w:rPr><w:t xml:space="preserve"> under the authority of </w:t></w:r><w:r><w:rPr><w:rFonts w:ascii="Aptos" w:cs="Aptos" w:eastAsia="Aptos" w:hAnsi="Aptos"/><w:b/><w:bCs/><w:i w:val="false"/><w:iCs w:val="false"/><w:sz w:val="24"/><w:szCs w:val="24"/></w:rPr><w:t xml:space="preserve">[Signing Official & Title]</w:t></w:r><w:r><w:rPr><w:rFonts w:ascii="Aptos" w:cs="Aptos" w:eastAsia="Aptos" w:hAnsi="Aptos"/><w:b w:val="false"/><w:bCs w:val="false"/><w:i w:val="false"/><w:iCs w:val="false"/><w:sz w:val="24"/><w:szCs w:val="24"/></w:rPr><w:t xml:space="preserve">.</w:t></w:r></w:p><w:p><w:pPr><w:spacing w:after="60"/></w:pPr><w:r><w:rPr><w:rFonts w:ascii="Aptos" w:cs="Aptos" w:eastAsia="Aptos" w:hAnsi="Aptos"/><w:b/><w:bCs/><w:i w:val="false"/><w:iCs w:val="false"/><w:sz w:val="24"/><w:szCs w:val="24"/></w:rPr><w:t xml:space="preserve">Version: </w:t></w:r><w:r><w:rPr><w:rFonts w:ascii="Aptos" w:cs="Aptos" w:eastAsia="Aptos" w:hAnsi="Aptos"/><w:b w:val="false"/><w:bCs w:val="false"/><w:i w:val="false"/><w:iCs w:val="false"/><w:sz w:val="24"/><w:szCs w:val="24"/></w:rPr><w:t xml:space="preserve">[Version]    </w:t></w:r><w:r><w:rPr><w:rFonts w:ascii="Aptos" w:cs="Aptos" w:eastAsia="Aptos" w:hAnsi="Aptos"/><w:b/><w:bCs/><w:i w:val="false"/><w:iCs w:val="false"/><w:sz w:val="24"/><w:szCs w:val="24"/></w:rPr><w:t xml:space="preserve">Effective Date: </w:t></w:r><w:r><w:rPr><w:rFonts w:ascii="Aptos" w:cs="Aptos" w:eastAsia="Aptos" w:hAnsi="Aptos"/><w:b w:val="false"/><w:bCs w:val="false"/><w:i w:val="false"/><w:iCs w:val="false"/><w:sz w:val="24"/><w:szCs w:val="24"/></w:rPr><w:t xml:space="preserve">[Effective Date]    </w:t></w:r><w:r><w:rPr><w:rFonts w:ascii="Aptos" w:cs="Aptos" w:eastAsia="Aptos" w:hAnsi="Aptos"/><w:b/><w:bCs/><w:i w:val="false"/><w:iCs w:val="false"/><w:sz w:val="24"/><w:szCs w:val="24"/></w:rPr><w:t xml:space="preserve">Next Review: </w:t></w:r><w:r><w:rPr><w:rFonts w:ascii="Aptos" w:cs="Aptos" w:eastAsia="Aptos" w:hAnsi="Aptos"/><w:b w:val="false"/><w:bCs w:val="false"/><w:i w:val="false"/><w:iCs w:val="false"/><w:sz w:val="24"/><w:szCs w:val="24"/></w:rPr><w:t xml:space="preserve">[Effective Date]</w:t></w:r></w:p><w:p><w:pPr><w:spacing w:after="60"/></w:pPr><w:r><w:rPr><w:rFonts w:ascii="Aptos" w:cs="Aptos" w:eastAsia="Aptos" w:hAnsi="Aptos"/><w:b/><w:bCs/><w:i w:val="false"/><w:iCs w:val="false"/><w:sz w:val="24"/><w:szCs w:val="24"/></w:rPr><w:t xml:space="preserve">Owner: </w:t></w:r><w:r><w:rPr><w:rFonts w:ascii="Aptos" w:cs="Aptos" w:eastAsia="Aptos" w:hAnsi="Aptos"/><w:b w:val="false"/><w:bCs w:val="false"/><w:i w:val="false"/><w:iCs w:val="false"/><w:sz w:val="24"/><w:szCs w:val="24"/></w:rPr><w:t xml:space="preserve">[Role Title]   </w:t></w:r><w:r><w:rPr><w:rFonts w:ascii="Aptos" w:cs="Aptos" w:eastAsia="Aptos" w:hAnsi="Aptos"/><w:b w:val="false"/><w:bCs w:val="false"/><w:i/><w:iCs/><w:color w:val="595959"/><w:sz w:val="24"/><w:szCs w:val="24"/></w:rPr><w:t xml:space="preserve">«use a role, not a person’s name.»</w:t></w:r></w:p><w:p><w:pPr><w:spacing w:after="20"/></w:pPr><w:r><w:rPr><w:rFonts w:ascii="Aptos" w:cs="Aptos" w:eastAsia="Aptos" w:hAnsi="Aptos"/><w:b/><w:bCs/><w:i w:val="false"/><w:iCs w:val="false"/><w:sz w:val="24"/><w:szCs w:val="24"/></w:rPr><w:t xml:space="preserve">Classification: </w:t></w:r><w:r><w:rPr><w:rFonts w:ascii="Aptos" w:cs="Aptos" w:eastAsia="Aptos" w:hAnsi="Aptos"/><w:b w:val="false"/><w:bCs w:val="false"/><w:i w:val="false"/><w:iCs w:val="false"/><w:sz w:val="24"/><w:szCs w:val="24"/></w:rPr><w:t xml:space="preserve">Restricted</w:t></w:r></w:p><w:p><w:pPr><w:spacing w:after="0"/></w:pPr><w:r><w:rPr><w:rFonts w:ascii="Aptos" w:cs="Aptos" w:eastAsia="Aptos" w:hAnsi="Aptos"/><w:i/><w:iCs/><w:color w:val="595959"/><w:sz w:val="24"/><w:szCs w:val="24"/></w:rPr><w:t xml:space="preserve">«Minimum for Standard artifacts. Stays Restricted in most cases. Drop to Internal only when the standard merely references public best practice.»</w:t></w:r></w:p></w:tc></w:tr></w:tbl><w:p><w:pPr><w:spacing w:after="60"/></w:pPr></w:p><w:tbl><w:tblPr><w:tblW w:type="dxa" w:w="9360"/><w:tblBorders><w:top w:val="single" w:color="auto" w:sz="4"/><w:left w:val="single" w:color="auto" w:sz="4"/><w:bottom w:val="single" w:color="auto" w:sz="4"/><w:right w:val="single" w:color="auto" w:sz="4"/><w:insideH w:val="single" w:color="auto" w:sz="4"/><w:insideV w:val="single" w:color="auto" w:sz="4"/></w:tblBorders></w:tblPr><w:tblGrid><w:gridCol w:w="9360"/></w:tblGrid><w:tr><w:tc><w:tcPr><w:tcW w:type="dxa" w:w="9360"/><w:tcBorders><w:top w:val="single" w:color="BFBFBF" w:sz="4"/><w:left w:val="single" w:color="BFBFBF" w:sz="4"/><w:bottom w:val="single" w:color="BFBFBF" w:sz="4"/><w:right w:val="single" w:color="BFBFBF" w:sz="4"/></w:tcBorders><w:shd w:fill="F4F1E8" w:val="clear"/><w:tcMar><w:top w:type="dxa" w:w="80"/><w:left w:type="dxa" w:w="120"/><w:bottom w:type="dxa" w:w="80"/><w:right w:type="dxa" w:w="120"/></w:tcMar></w:tcPr><w:p><w:pPr><w:spacing w:after="60"/></w:pPr><w:r><w:rPr><w:rFonts w:ascii="Aptos" w:cs="Aptos" w:eastAsia="Aptos" w:hAnsi="Aptos"/><w:b/><w:bCs/><w:i w:val="false"/><w:iCs w:val="false"/><w:color w:val="1B3A5C"/><w:sz w:val="24"/><w:szCs w:val="24"/></w:rPr><w:t xml:space="preserve">How to use this template </w:t></w:r><w:r><w:rPr><w:rFonts w:ascii="Aptos" w:cs="Aptos" w:eastAsia="Aptos" w:hAnsi="Aptos"/><w:b w:val="false"/><w:bCs w:val="false"/><w:i/><w:iCs/><w:color w:val="595959"/><w:sz w:val="24"/><w:szCs w:val="24"/></w:rPr><w:t xml:space="preserve">(delete this box before publishing)</w:t></w:r></w:p><w:p><w:pPr><w:spacing w:after="140"/></w:pPr><w:r><w:rPr><w:rFonts w:ascii="Aptos" w:cs="Aptos" w:eastAsia="Aptos" w:hAnsi="Aptos"/><w:i/><w:iCs/><w:color w:val="595959"/><w:sz w:val="24"/><w:szCs w:val="24"/></w:rPr><w:t>This template is ready to adopt. Replace every [BRACKETED] field with your agency's information, follow the « » guidance notes, and delete every « » note and this box before you publish.</w:t></w:r></w:p><w:p><w:pPr><w:spacing w:after="0"/></w:pPr><w:r><w:rPr><w:rFonts w:ascii="Aptos" w:cs="Aptos" w:eastAsia="Aptos" w:hAnsi="Aptos"/><w:b/><w:bCs/><w:i w:val="false"/><w:iCs w:val="false"/><w:sz w:val="24"/><w:szCs w:val="24"/></w:rPr><w:t xml:space="preserve">Placeholder key: </w:t></w:r><w:r><w:rPr><w:rFonts w:ascii="Aptos" w:cs="Aptos" w:eastAsia="Aptos" w:hAnsi="Aptos"/><w:b w:val="false"/><w:bCs w:val="false"/><w:i w:val="false"/><w:iCs w:val="false"/><w:sz w:val="24"/><w:szCs w:val="24"/></w:rPr><w:t xml:space="preserve">[BRACKETED]</w:t></w:r><w:r><w:rPr><w:rFonts w:ascii="Aptos" w:cs="Aptos" w:eastAsia="Aptos" w:hAnsi="Aptos"/><w:b w:val="false"/><w:bCs w:val="false"/><w:i w:val="false"/><w:iCs w:val="false"/><w:sz w:val="24"/><w:szCs w:val="24"/></w:rPr><w:t xml:space="preserve"> = fill in   ·   </w:t></w:r><w:r><w:rPr><w:rFonts w:ascii="Aptos" w:cs="Aptos" w:eastAsia="Aptos" w:hAnsi="Aptos"/><w:b/><w:bCs/><w:i w:val="false"/><w:iCs w:val="false"/><w:sz w:val="24"/><w:szCs w:val="24"/></w:rPr><w:t xml:space="preserve">[REQUIRED]</w:t></w:r><w:r><w:rPr><w:rFonts w:ascii="Aptos" w:cs="Aptos" w:eastAsia="Aptos" w:hAnsi="Aptos"/><w:b w:val="false"/><w:bCs w:val="false"/><w:i w:val="false"/><w:iCs w:val="false"/><w:sz w:val="24"/><w:szCs w:val="24"/></w:rPr><w:t xml:space="preserve"> (bold) = required field   ·   </w:t></w:r><w:r><w:rPr><w:rFonts w:ascii="Aptos" w:cs="Aptos" w:eastAsia="Aptos" w:hAnsi="Aptos"/><w:b w:val="false"/><w:bCs w:val="false"/><w:i/><w:iCs/><w:color w:val="595959"/><w:sz w:val="24"/><w:szCs w:val="24"/></w:rPr><w:t xml:space="preserve">« »</w:t></w:r><w:r><w:rPr><w:rFonts w:ascii="Aptos" w:cs="Aptos" w:eastAsia="Aptos" w:hAnsi="Aptos"/><w:b w:val="false"/><w:bCs w:val="false"/><w:i w:val="false"/><w:iCs w:val="false"/><w:sz w:val="24"/><w:szCs w:val="24"/></w:rPr><w:t xml:space="preserve"> = guidance to delete.</w:t></w:r></w:p><w:p><w:pPr><w:spacing w:after="140"/></w:pPr><w:r><w:rPr><w:rFonts w:ascii="Aptos" w:cs="Aptos" w:eastAsia="Aptos" w:hAnsi="Aptos"/><w:i/><w:iCs/><w:color w:val="595959"/><w:sz w:val="24"/><w:szCs w:val="24"/></w:rPr><w:t xml:space="preserve">Keep the body director-readable. Push technical detail and contact lists to an appendix. Source Authority, approval signatures, and revision history stay at the foot of the document.</w:t></w:r></w:p></w:tc></w:tr></w:tbl><w:p><w:pPr><w:pStyle w:val="Heading2"/><w:spacing w:after="100" w:before="220"/></w:pPr><w:r><w:rPr><w:rFonts w:ascii="Aptos" w:cs="Aptos" w:eastAsia="Aptos" w:hAnsi="Aptos"/><w:b/><w:bCs/><w:color w:val="1B3A5C"/><w:sz w:val="26"/><w:szCs w:val="26"/></w:rPr><w:t xml:space="preserve">1. Purpose</w:t></w:r></w:p><w:p><w:pPr><w:spacing w:after="140"/></w:pPr><w:r><w:rPr><w:rFonts w:ascii="Aptos" w:cs="Aptos" w:eastAsia="Aptos" w:hAnsi="Aptos"/><w:i/><w:iCs/><w:color w:val="595959"/><w:sz w:val="24"/><w:szCs w:val="24"/></w:rPr><w:t xml:space="preserve">«What this standard prescribes and the policy it implements. A Standard states what must be true; it governs behavior.»</w:t></w:r></w:p><w:p><w:pPr><w:spacing w:after="120" w:before="0"/></w:pPr><w:r><w:rPr><w:rFonts w:ascii="Aptos" w:cs="Aptos" w:eastAsia="Aptos" w:hAnsi="Aptos"/><w:b w:val="false"/><w:bCs w:val="false"/><w:i w:val="false"/><w:iCs w:val="false"/><w:sz w:val="24"/><w:szCs w:val="24"/></w:rPr><w:t>This standard sets the physical hardening requirements for [Agency Name]'s equipment areas: where equipment may be placed, how cabling is secured and labeled, how equipment is locked, and how displays are protected from unauthorized viewing. It implements the Physical Access Control Policy and is the standard the Server Room / Equipment Area Hardening Assessment Record is assessed against.</w:t></w:r></w:p><w:p><w:pPr><w:pStyle w:val="Heading2"/><w:spacing w:after="100" w:before="220"/></w:pPr><w:r><w:rPr><w:rFonts w:ascii="Aptos" w:cs="Aptos" w:eastAsia="Aptos" w:hAnsi="Aptos"/><w:b/><w:bCs/><w:color w:val="1B3A5C"/><w:sz w:val="26"/><w:szCs w:val="26"/></w:rPr><w:t xml:space="preserve">2. Scope</w:t></w:r></w:p><w:p><w:pPr><w:spacing w:after="140"/></w:pPr><w:r><w:rPr><w:rFonts w:ascii="Aptos" w:cs="Aptos" w:eastAsia="Aptos" w:hAnsi="Aptos"/><w:i/><w:iCs/><w:color w:val="595959"/><w:sz w:val="24"/><w:szCs w:val="24"/></w:rPr><w:t xml:space="preserve">«What and who the standard binds; which systems or data it applies to.»</w:t></w:r></w:p><w:p><w:pPr><w:pStyle w:val="ListParagraph"/><w:numPr><w:ilvl w:val="0"/><w:numId w:val="2"/></w:numPr><w:spacing w:after="60"/></w:pPr><w:r><w:rPr><w:rFonts w:ascii="Aptos" w:cs="Aptos" w:eastAsia="Aptos" w:hAnsi="Aptos"/><w:b w:val="false"/><w:bCs w:val="false"/><w:i w:val="false"/><w:iCs w:val="false"/><w:sz w:val="24"/><w:szCs w:val="24"/></w:rPr><w:t>Applies to: all equipment areas that house public-safety systems (server and equipment rooms, telecommunications and cabling spaces, and dispatch positions), and the cabling, equipment, and displays within them.</w:t></w:r></w:p><w:p><w:pPr><w:pStyle w:val="ListParagraph"/><w:numPr><w:ilvl w:val="0"/><w:numId w:val="2"/></w:numPr><w:spacing w:after="60"/></w:pPr><w:r><w:rPr><w:rFonts w:ascii="Aptos" w:cs="Aptos" w:eastAsia="Aptos" w:hAnsi="Aptos"/><w:b w:val="false"/><w:bCs w:val="false"/><w:i w:val="false"/><w:iCs w:val="false"/><w:sz w:val="24"/><w:szCs w:val="24"/></w:rPr><w:t>Implements: Physical Access Control Policy.</w:t></w:r></w:p><w:p><w:pPr><w:pStyle w:val="ListParagraph"/><w:numPr><w:ilvl w:val="0"/><w:numId w:val="2"/></w:numPr><w:spacing w:after="60"/></w:pPr><w:r><w:rPr><w:rFonts w:ascii="Aptos" w:cs="Aptos" w:eastAsia="Aptos" w:hAnsi="Aptos"/><w:b w:val="false"/><w:bCs w:val="false"/><w:i w:val="false"/><w:iCs w:val="false"/><w:sz w:val="24"/><w:szCs w:val="24"/></w:rPr><w:t>Excludes: [exclusions, if any; if none, write "None."]</w:t></w:r></w:p><w:p><w:pPr><w:pStyle w:val="Heading2"/><w:spacing w:after="100" w:before="220"/></w:pPr><w:r><w:rPr><w:rFonts w:ascii="Aptos" w:cs="Aptos" w:eastAsia="Aptos" w:hAnsi="Aptos"/><w:b/><w:bCs/><w:color w:val="1B3A5C"/><w:sz w:val="26"/><w:szCs w:val="26"/></w:rPr><w:t xml:space="preserve">3. Requirements</w:t></w:r></w:p><w:p><w:pPr><w:spacing w:after="140"/></w:pPr><w:r><w:rPr><w:rFonts w:ascii="Aptos" w:cs="Aptos" w:eastAsia="Aptos" w:hAnsi="Aptos"/><w:i/><w:iCs/><w:color w:val="595959"/><w:sz w:val="24"/><w:szCs w:val="24"/></w:rPr><w:t xml:space="preserve">«The binding requirements, as numbered statements. Each must be testable. Use “The Agency shall…”.»</w:t></w:r></w:p><w:p><w:pPr><w:pStyle w:val="ListParagraph"/><w:numPr><w:ilvl w:val="0"/><w:numId w:val="3"/></w:numPr><w:spacing w:after="60"/></w:pPr><w:r><w:rPr><w:rFonts w:ascii="Aptos" w:cs="Aptos" w:eastAsia="Aptos" w:hAnsi="Aptos"/><w:b w:val="false"/><w:bCs w:val="false"/><w:i w:val="false"/><w:iCs w:val="false"/><w:sz w:val="24"/><w:szCs w:val="24"/></w:rPr><w:t>The Agency shall place servers, network equipment, telephony and CAD appliances, and other sensitive infrastructure only in restricted, climate-controlled areas whose physical protection matches the classification of the systems they house.</w:t></w:r></w:p><w:p><w:pPr><w:pStyle w:val="ListParagraph"/><w:numPr><w:ilvl w:val="0"/><w:numId w:val="3"/></w:numPr><w:spacing w:after="60"/></w:pPr><w:r><w:rPr><w:rFonts w:ascii="Aptos" w:cs="Aptos" w:eastAsia="Aptos" w:hAnsi="Aptos"/><w:b w:val="false"/><w:bCs w:val="false"/><w:i w:val="false"/><w:iCs w:val="false"/><w:sz w:val="24"/><w:szCs w:val="24"/></w:rPr><w:t>The Agency shall deploy or relocate equipment only into areas that meet this standard, and shall verify placement and environmental controls before the equipment enters service.</w:t></w:r></w:p><w:p><w:pPr><w:pStyle w:val="ListParagraph"/><w:numPr><w:ilvl w:val="0"/><w:numId w:val="3"/></w:numPr><w:spacing w:after="60"/></w:pPr><w:r><w:rPr><w:rFonts w:ascii="Aptos" w:cs="Aptos" w:eastAsia="Aptos" w:hAnsi="Aptos"/><w:b w:val="false"/><w:bCs w:val="false"/><w:i w:val="false"/><w:iCs w:val="false"/><w:sz w:val="24"/><w:szCs w:val="24"/></w:rPr><w:t>Cabling and conduit. The Agency shall enclose network cabling, fiber, copper, and patch panels in locked racks or cable channels, label them to show circuit and criticality, route them through restricted zones, and inspect them for tampering on a defined cycle.</w:t></w:r></w:p><w:p><w:pPr><w:pStyle w:val="ListParagraph"/><w:numPr><w:ilvl w:val="0"/><w:numId w:val="3"/></w:numPr><w:spacing w:after="60"/></w:pPr><w:r><w:rPr><w:rFonts w:ascii="Aptos" w:cs="Aptos" w:eastAsia="Aptos" w:hAnsi="Aptos"/><w:b w:val="false"/><w:bCs w:val="false"/><w:i w:val="false"/><w:iCs w:val="false"/><w:sz w:val="24"/><w:szCs w:val="24"/></w:rPr><w:t>Equipment locking. The Agency shall secure equipment in locked racks, cabinets, or an equivalent enclosure, and shall limit the keys or credentials that open them to authorized personnel.</w:t></w:r></w:p><w:p><w:pPr><w:pStyle w:val="ListParagraph"/><w:numPr><w:ilvl w:val="0"/><w:numId w:val="3"/></w:numPr><w:spacing w:after="60"/></w:pPr><w:r><w:rPr><w:rFonts w:ascii="Aptos" w:cs="Aptos" w:eastAsia="Aptos" w:hAnsi="Aptos"/><w:b w:val="false"/><w:bCs w:val="false"/><w:i w:val="false"/><w:iCs w:val="false"/><w:sz w:val="24"/><w:szCs w:val="24"/></w:rPr><w:t>Display protection. The Agency shall protect dispatch terminals, call-taker screens, and situational-awareness displays from unauthorized viewing using positioning, physical barriers or privacy filters, and automatic screen lock after [a defined period] of inactivity.</w:t></w:r></w:p><w:p><w:pPr><w:pStyle w:val="ListParagraph"/><w:numPr><w:ilvl w:val="0"/><w:numId w:val="3"/></w:numPr><w:spacing w:after="60"/></w:pPr><w:r><w:rPr><w:rFonts w:ascii="Aptos" w:cs="Aptos" w:eastAsia="Aptos" w:hAnsi="Aptos"/><w:b w:val="false"/><w:bCs w:val="false"/><w:i w:val="false"/><w:iCs w:val="false"/><w:sz w:val="24"/><w:szCs w:val="24"/></w:rPr><w:t>Placement review. The Agency shall re-verify equipment placement, hardening, and environmental controls at least [Weekly / Monthly / Quarterly / Annually] and after any facility or equipment change, recording the result in the Server Room / Equipment Area Hardening Assessment Record.</w:t></w:r></w:p><w:p><w:pPr><w:pStyle w:val="ListParagraph"/><w:numPr><w:ilvl w:val="0"/><w:numId w:val="3"/></w:numPr><w:spacing w:after="60"/></w:pPr><w:r><w:rPr><w:rFonts w:ascii="Aptos" w:cs="Aptos" w:eastAsia="Aptos" w:hAnsi="Aptos"/><w:b w:val="false"/><w:bCs w:val="false"/><w:i w:val="false"/><w:iCs w:val="false"/><w:sz w:val="24"/><w:szCs w:val="24"/></w:rPr><w:t>Where facility constraints prevent full compliance, including equipment co-located with other agencies in shared space, the Agency shall apply compensating controls and record the gap under the Deviation Process below.</w:t></w:r></w:p><w:p><w:pPr><w:pStyle w:val="Heading2"/><w:spacing w:after="100" w:before="220"/></w:pPr><w:r><w:rPr><w:rFonts w:ascii="Aptos" w:cs="Aptos" w:eastAsia="Aptos" w:hAnsi="Aptos"/><w:b/><w:bCs/><w:color w:val="1B3A5C"/><w:sz w:val="26"/><w:szCs w:val="26"/></w:rPr><w:t xml:space="preserve">4. Approved and Prohibited</w:t></w:r></w:p><w:p><w:pPr><w:spacing w:after="140"/></w:pPr><w:r><w:rPr><w:rFonts w:ascii="Aptos" w:cs="Aptos" w:eastAsia="Aptos" w:hAnsi="Aptos"/><w:i/><w:iCs/><w:color w:val="595959"/><w:sz w:val="24"/><w:szCs w:val="24"/></w:rPr><w:t xml:space="preserve">«The concrete allow/deny lists this standard sets (e.g., approved algorithms, prohibited protocols). Keep the as-built evidence in the matching Configuration Record, not here.»</w:t></w:r></w:p><w:tbl><w:tblPr><w:tblW w:type="dxa" w:w="9360"/><w:tblBorders><w:top w:val="single" w:color="auto" w:sz="4"/><w:left w:val="single" w:color="auto" w:sz="4"/><w:bottom w:val="single" w:color="auto" w:sz="4"/><w:right w:val="single" w:color="auto" w:sz="4"/><w:insideH w:val="single" w:color="auto" w:sz="4"/><w:insideV w:val="single" w:color="auto" w:sz="4"/></w:tblBorders></w:tblPr><w:tblGrid><w:gridCol w:w="4680"/><w:gridCol w:w="4680"/></w:tblGrid><w:tr><w:trPr><w:tblHeader/></w:trPr><w:tc><w:tcPr><w:tcW w:type="dxa" w:w="4680"/><w:tcBorders><w:top w:val="single" w:color="BFBFBF" w:sz="4"/><w:left w:val="single" w:color="BFBFBF" w:sz="4"/><w:bottom w:val="single" w:color="BFBFBF" w:sz="4"/><w:right w:val="single" w:color="BFBFBF" w:sz="4"/></w:tcBorders><w:shd w:fill="1B3A5C" w:val="clear"/><w:tcMar><w:top w:type="dxa" w:w="80"/><w:left w:type="dxa" w:w="120"/><w:bottom w:type="dxa" w:w="80"/><w:right w:type="dxa" w:w="120"/></w:tcMar></w:tcPr><w:p><w:r><w:rPr><w:rFonts w:ascii="Aptos" w:cs="Aptos" w:eastAsia="Aptos" w:hAnsi="Aptos"/><w:b/><w:bCs/><w:color w:val="FFFFFF"/><w:sz w:val="24"/><w:szCs w:val="24"/></w:rPr><w:t xml:space="preserve">Approved</w:t></w:r></w:p></w:tc><w:tc><w:tcPr><w:tcW w:type="dxa" w:w="4680"/><w:tcBorders><w:top w:val="single" w:color="BFBFBF" w:sz="4"/><w:left w:val="single" w:color="BFBFBF" w:sz="4"/><w:bottom w:val="single" w:color="BFBFBF" w:sz="4"/><w:right w:val="single" w:color="BFBFBF" w:sz="4"/></w:tcBorders><w:shd w:fill="1B3A5C" w:val="clear"/><w:tcMar><w:top w:type="dxa" w:w="80"/><w:left w:type="dxa" w:w="120"/><w:bottom w:type="dxa" w:w="80"/><w:right w:type="dxa" w:w="120"/></w:tcMar></w:tcPr><w:p><w:r><w:rPr><w:rFonts w:ascii="Aptos" w:cs="Aptos" w:eastAsia="Aptos" w:hAnsi="Aptos"/><w:b/><w:bCs/><w:color w:val="FFFFFF"/><w:sz w:val="24"/><w:szCs w:val="24"/></w:rPr><w:t xml:space="preserve">Prohibited</w:t></w:r></w:p></w:tc></w:tr><w:tr><w:tc><w:tcPr><w:tcW w:type="dxa" w:w="4680"/><w:tcBorders><w:top w:val="single" w:color="BFBFBF" w:sz="4"/><w:left w:val="single" w:color="BFBFBF" w:sz="4"/><w:bottom w:val="single" w:color="BFBFBF" w:sz="4"/><w:right w:val="single" w:color="BFBFBF" w:sz="4"/></w:tcBorders><w:tcMar><w:top w:type="dxa" w:w="80"/><w:left w:type="dxa" w:w="120"/><w:bottom w:type="dxa" w:w="80"/><w:right w:type="dxa" w:w="120"/></w:tcMar></w:tcPr><w:p><w:r><w:rPr><w:rFonts w:ascii="Aptos" w:cs="Aptos" w:eastAsia="Aptos" w:hAnsi="Aptos"/><w:b w:val="false"/><w:bCs w:val="false"/><w:i w:val="false"/><w:iCs w:val="false"/><w:sz w:val="24"/><w:szCs w:val="24"/></w:rPr><w:t>Sensitive infrastructure in restricted, climate-controlled rooms matched to system classification.</w:t></w:r></w:p></w:tc><w:tc><w:tcPr><w:tcW w:type="dxa" w:w="4680"/><w:tcBorders><w:top w:val="single" w:color="BFBFBF" w:sz="4"/><w:left w:val="single" w:color="BFBFBF" w:sz="4"/><w:bottom w:val="single" w:color="BFBFBF" w:sz="4"/><w:right w:val="single" w:color="BFBFBF" w:sz="4"/></w:tcBorders><w:tcMar><w:top w:type="dxa" w:w="80"/><w:left w:type="dxa" w:w="120"/><w:bottom w:type="dxa" w:w="80"/><w:right w:type="dxa" w:w="120"/></w:tcMar></w:tcPr><w:p><w:r><w:rPr><w:rFonts w:ascii="Aptos" w:cs="Aptos" w:eastAsia="Aptos" w:hAnsi="Aptos"/><w:b w:val="false"/><w:bCs w:val="false"/><w:i w:val="false"/><w:iCs w:val="false"/><w:sz w:val="24"/><w:szCs w:val="24"/></w:rPr><w:t>Sensitive infrastructure in open, public, or general-purpose areas.</w:t></w:r></w:p></w:tc></w:tr><w:tr><w:tc><w:tcPr><w:tcW w:type="dxa" w:w="4680"/><w:tcBorders><w:top w:val="single" w:color="BFBFBF" w:sz="4"/><w:left w:val="single" w:color="BFBFBF" w:sz="4"/><w:bottom w:val="single" w:color="BFBFBF" w:sz="4"/><w:right w:val="single" w:color="BFBFBF" w:sz="4"/></w:tcBorders><w:tcMar><w:top w:type="dxa" w:w="80"/><w:left w:type="dxa" w:w="120"/><w:bottom w:type="dxa" w:w="80"/><w:right w:type="dxa" w:w="120"/></w:tcMar></w:tcPr><w:p><w:r><w:rPr><w:rFonts w:ascii="Aptos" w:cs="Aptos" w:eastAsia="Aptos" w:hAnsi="Aptos"/><w:b w:val="false"/><w:bCs w:val="false"/><w:i w:val="false"/><w:iCs w:val="false"/><w:sz w:val="24"/><w:szCs w:val="24"/></w:rPr><w:t>Cabling in locked racks or channels, labeled, routed through restricted zones.</w:t></w:r></w:p></w:tc><w:tc><w:tcPr><w:tcW w:type="dxa" w:w="4680"/><w:tcBorders><w:top w:val="single" w:color="BFBFBF" w:sz="4"/><w:left w:val="single" w:color="BFBFBF" w:sz="4"/><w:bottom w:val="single" w:color="BFBFBF" w:sz="4"/><w:right w:val="single" w:color="BFBFBF" w:sz="4"/></w:tcBorders><w:tcMar><w:top w:type="dxa" w:w="80"/><w:left w:type="dxa" w:w="120"/><w:bottom w:type="dxa" w:w="80"/><w:right w:type="dxa" w:w="120"/></w:tcMar></w:tcPr><w:p><w:r><w:rPr><w:rFonts w:ascii="Aptos" w:cs="Aptos" w:eastAsia="Aptos" w:hAnsi="Aptos"/><w:b w:val="false"/><w:bCs w:val="false"/><w:i w:val="false"/><w:iCs w:val="false"/><w:sz w:val="24"/><w:szCs w:val="24"/></w:rPr><w:t>Unlabeled cabling, or cabling run through unrestricted or publicly accessible space.</w:t></w:r></w:p></w:tc></w:tr><w:tr><w:tc><w:tcPr><w:tcW w:type="dxa" w:w="4680"/><w:tcBorders><w:top w:val="single" w:color="BFBFBF" w:sz="4"/><w:left w:val="single" w:color="BFBFBF" w:sz="4"/><w:bottom w:val="single" w:color="BFBFBF" w:sz="4"/><w:right w:val="single" w:color="BFBFBF" w:sz="4"/></w:tcBorders><w:tcMar><w:top w:type="dxa" w:w="80"/><w:left w:type="dxa" w:w="120"/><w:bottom w:type="dxa" w:w="80"/><w:right w:type="dxa" w:w="120"/></w:tcMar></w:tcPr><w:p><w:r><w:rPr><w:rFonts w:ascii="Aptos" w:cs="Aptos" w:eastAsia="Aptos" w:hAnsi="Aptos"/><w:b w:val="false"/><w:bCs w:val="false"/><w:i w:val="false"/><w:iCs w:val="false"/><w:sz w:val="24"/><w:szCs w:val="24"/></w:rPr><w:t>Equipment secured in locked racks or cabinets with keys limited to authorized staff.</w:t></w:r></w:p></w:tc><w:tc><w:tcPr><w:tcW w:type="dxa" w:w="4680"/><w:tcBorders><w:top w:val="single" w:color="BFBFBF" w:sz="4"/><w:left w:val="single" w:color="BFBFBF" w:sz="4"/><w:bottom w:val="single" w:color="BFBFBF" w:sz="4"/><w:right w:val="single" w:color="BFBFBF" w:sz="4"/></w:tcBorders><w:tcMar><w:top w:type="dxa" w:w="80"/><w:left w:type="dxa" w:w="120"/><w:bottom w:type="dxa" w:w="80"/><w:right w:type="dxa" w:w="120"/></w:tcMar></w:tcPr><w:p><w:r><w:rPr><w:rFonts w:ascii="Aptos" w:cs="Aptos" w:eastAsia="Aptos" w:hAnsi="Aptos"/><w:b w:val="false"/><w:bCs w:val="false"/><w:i w:val="false"/><w:iCs w:val="false"/><w:sz w:val="24"/><w:szCs w:val="24"/></w:rPr><w:t>Unsecured equipment, or shared and uncontrolled rack keys.</w:t></w:r></w:p></w:tc></w:tr><w:tr><w:tc><w:tcPr><w:tcW w:type="dxa" w:w="4680"/><w:tcBorders><w:top w:val="single" w:color="BFBFBF" w:sz="4"/><w:left w:val="single" w:color="BFBFBF" w:sz="4"/><w:bottom w:val="single" w:color="BFBFBF" w:sz="4"/><w:right w:val="single" w:color="BFBFBF" w:sz="4"/></w:tcBorders><w:tcMar><w:top w:type="dxa" w:w="80"/><w:left w:type="dxa" w:w="120"/><w:bottom w:type="dxa" w:w="80"/><w:right w:type="dxa" w:w="120"/></w:tcMar></w:tcPr><w:p><w:r><w:rPr><w:rFonts w:ascii="Aptos" w:cs="Aptos" w:eastAsia="Aptos" w:hAnsi="Aptos"/><w:b w:val="false"/><w:bCs w:val="false"/><w:i w:val="false"/><w:iCs w:val="false"/><w:sz w:val="24"/><w:szCs w:val="24"/></w:rPr><w:t>Privacy filters and automatic screen lock on every dispatch and call-taker display.</w:t></w:r></w:p></w:tc><w:tc><w:tcPr><w:tcW w:type="dxa" w:w="4680"/><w:tcBorders><w:top w:val="single" w:color="BFBFBF" w:sz="4"/><w:left w:val="single" w:color="BFBFBF" w:sz="4"/><w:bottom w:val="single" w:color="BFBFBF" w:sz="4"/><w:right w:val="single" w:color="BFBFBF" w:sz="4"/></w:tcBorders><w:tcMar><w:top w:type="dxa" w:w="80"/><w:left w:type="dxa" w:w="120"/><w:bottom w:type="dxa" w:w="80"/><w:right w:type="dxa" w:w="120"/></w:tcMar></w:tcPr><w:p><w:r><w:rPr><w:rFonts w:ascii="Aptos" w:cs="Aptos" w:eastAsia="Aptos" w:hAnsi="Aptos"/><w:b w:val="false"/><w:bCs w:val="false"/><w:i w:val="false"/><w:iCs w:val="false"/><w:sz w:val="24"/><w:szCs w:val="24"/></w:rPr><w:t>Screens viewable from public areas, or displays with no automatic lock.</w:t></w:r></w:p></w:tc></w:tr></w:tbl><w:p><w:pPr><w:pStyle w:val="Heading2"/><w:spacing w:after="100" w:before="220"/></w:pPr><w:r><w:rPr><w:rFonts w:ascii="Aptos" w:cs="Aptos" w:eastAsia="Aptos" w:hAnsi="Aptos"/><w:b/><w:bCs/><w:color w:val="1B3A5C"/><w:sz w:val="26"/><w:szCs w:val="26"/></w:rPr><w:t xml:space="preserve">5. Deviation Process</w:t></w:r></w:p><w:p><w:pPr><w:spacing w:after="140"/></w:pPr><w:r><w:rPr><w:rFonts w:ascii="Aptos" w:cs="Aptos" w:eastAsia="Aptos" w:hAnsi="Aptos"/><w:i/><w:iCs/><w:color w:val="595959"/><w:sz w:val="24"/><w:szCs w:val="24"/></w:rPr><w:t xml:space="preserve">«Who may approve a deviation, how it is requested and recorded, and how long it lasts before review.»</w:t></w:r></w:p><w:p><w:pPr><w:spacing w:after="120" w:before="0"/></w:pPr><w:r><w:rPr><w:rFonts w:ascii="Aptos" w:cs="Aptos" w:eastAsia="Aptos" w:hAnsi="Aptos"/><w:b w:val="false"/><w:bCs w:val="false"/><w:i w:val="false"/><w:iCs w:val="false"/><w:sz w:val="24"/><w:szCs w:val="24"/></w:rPr><w:t>A deviation from this standard, including a placement or hardening gap driven by facility constraints, requires written approval from the [Director / Coordinator]. The request states the gap, the reason, the compensating controls in place, and a re-evaluation date. Approved deviations are recorded in the Server Room / Equipment Area Hardening Assessment Record and reviewed at least [Weekly / Monthly / Quarterly / Annually 2].</w:t></w:r></w:p><w:p><w:pPr><w:pStyle w:val="Heading2"/><w:spacing w:after="100" w:before="220"/></w:pPr><w:r><w:rPr><w:rFonts w:ascii="Aptos" w:cs="Aptos" w:eastAsia="Aptos" w:hAnsi="Aptos"/><w:b/><w:bCs/><w:color w:val="1B3A5C"/><w:sz w:val="26"/><w:szCs w:val="26"/></w:rPr><w:t xml:space="preserve">6. Review Schedule</w:t></w:r></w:p><w:p><w:pPr><w:spacing w:after="140"/></w:pPr><w:r><w:rPr><w:rFonts w:ascii="Aptos" w:cs="Aptos" w:eastAsia="Aptos" w:hAnsi="Aptos"/><w:i/><w:iCs/><w:color w:val="595959"/><w:sz w:val="24"/><w:szCs w:val="24"/></w:rPr><w:t xml:space="preserve">«Review cadence and trigger events (annual at minimum; also on significant change). Name the owning role.»</w:t></w:r></w:p><w:p><w:pPr><w:spacing w:after="120" w:before="0"/></w:pPr><w:r><w:rPr><w:rFonts w:ascii="Aptos" w:cs="Aptos" w:eastAsia="Aptos" w:hAnsi="Aptos"/><w:b w:val="false"/><w:bCs w:val="false"/><w:i w:val="false"/><w:iCs w:val="false"/><w:sz w:val="24"/><w:szCs w:val="24"/></w:rPr><w:t>This standard is reviewed at least [Weekly / Monthly / Quarterly / Annually 3] and after any significant change to the Agency's facilities, equipment, or physical threat environment, by the [Owner Role].</w:t></w:r></w:p><w:p><w:pPr><w:pStyle w:val="Heading2"/><w:spacing w:after="100" w:before="220"/></w:pPr><w:r><w:rPr><w:rFonts w:ascii="Aptos" w:cs="Aptos" w:eastAsia="Aptos" w:hAnsi="Aptos"/><w:b/><w:bCs/><w:color w:val="1B3A5C"/><w:sz w:val="26"/><w:szCs w:val="26"/></w:rPr><w:t xml:space="preserve">Profile Scaling Notes</w:t></w:r></w:p><w:p><w:pPr><w:spacing w:after="140"/></w:pPr><w:r><w:rPr><w:rFonts w:ascii="Aptos" w:cs="Aptos" w:eastAsia="Aptos" w:hAnsi="Aptos"/><w:i/><w:iCs/><w:color w:val="595959"/><w:sz w:val="24"/><w:szCs w:val="24"/></w:rPr><w:t xml:space="preserve">One short paragraph per profile: what minimum-viable looks like for that reader and where to scale up. Keep all three if this ships as a template; delete the profiles that do not apply once adopted.</w:t></w:r></w:p><w:tbl><w:tblPr><w:tblW w:type="dxa" w:w="9360"/><w:tblBorders><w:top w:val="single" w:color="auto" w:sz="4"/><w:left w:val="single" w:color="auto" w:sz="4"/><w:bottom w:val="single" w:color="auto" w:sz="4"/><w:right w:val="single" w:color="auto" w:sz="4"/><w:insideH w:val="single" w:color="auto" w:sz="4"/><w:insideV w:val="single" w:color="auto" w:sz="4"/></w:tblBorders></w:tblPr><w:tblGrid><w:gridCol w:w="3200"/><w:gridCol w:w="6160"/></w:tblGrid><w:tr><w:trPr><w:tblHeader/></w:trPr><w:tc><w:tcPr><w:tcW w:type="dxa" w:w="3200"/><w:tcBorders><w:top w:val="single" w:color="BFBFBF" w:sz="4"/><w:left w:val="single" w:color="BFBFBF" w:sz="4"/><w:bottom w:val="single" w:color="BFBFBF" w:sz="4"/><w:right w:val="single" w:color="BFBFBF" w:sz="4"/></w:tcBorders><w:shd w:fill="1B3A5C" w:val="clear"/><w:tcMar><w:top w:type="dxa" w:w="80"/><w:left w:type="dxa" w:w="120"/><w:bottom w:type="dxa" w:w="80"/><w:right w:type="dxa" w:w="120"/></w:tcMar></w:tcPr><w:p><w:r><w:rPr><w:rFonts w:ascii="Aptos" w:cs="Aptos" w:eastAsia="Aptos" w:hAnsi="Aptos"/><w:b/><w:bCs/><w:color w:val="FFFFFF"/><w:sz w:val="24"/><w:szCs w:val="24"/></w:rPr><w:t xml:space="preserve">PSAP Profile</w:t></w:r></w:p></w:tc><w:tc><w:tcPr><w:tcW w:type="dxa" w:w="6160"/><w:tcBorders><w:top w:val="single" w:color="BFBFBF" w:sz="4"/><w:left w:val="single" w:color="BFBFBF" w:sz="4"/><w:bottom w:val="single" w:color="BFBFBF" w:sz="4"/><w:right w:val="single" w:color="BFBFBF" w:sz="4"/></w:tcBorders><w:shd w:fill="1B3A5C" w:val="clear"/><w:tcMar><w:top w:type="dxa" w:w="80"/><w:left w:type="dxa" w:w="120"/><w:bottom w:type="dxa" w:w="80"/><w:right w:type="dxa" w:w="120"/></w:tcMar></w:tcPr><w:p><w:r><w:rPr><w:rFonts w:ascii="Aptos" w:cs="Aptos" w:eastAsia="Aptos" w:hAnsi="Aptos"/><w:b/><w:bCs/><w:color w:val="FFFFFF"/><w:sz w:val="24"/><w:szCs w:val="24"/></w:rPr><w:t xml:space="preserve">Minimum-viable implementation</w:t></w:r></w:p></w:tc></w:tr><w:tr><w:tc><w:tcPr><w:tcW w:type="dxa" w:w="3200"/><w:tcBorders><w:top w:val="single" w:color="BFBFBF" w:sz="4"/><w:left w:val="single" w:color="BFBFBF" w:sz="4"/><w:bottom w:val="single" w:color="BFBFBF" w:sz="4"/><w:right w:val="single" w:color="BFBFBF" w:sz="4"/></w:tcBorders><w:tcMar><w:top w:type="dxa" w:w="80"/><w:left w:type="dxa" w:w="120"/><w:bottom w:type="dxa" w:w="80"/><w:right w:type="dxa" w:w="120"/></w:tcMar></w:tcPr><w:p><w:r><w:rPr><w:rFonts w:ascii="Aptos" w:cs="Aptos" w:eastAsia="Aptos" w:hAnsi="Aptos"/><w:b w:val="false"/><w:bCs w:val="false"/><w:i w:val="false"/><w:iCs w:val="false"/><w:sz w:val="24"/><w:szCs w:val="24"/></w:rPr><w:t xml:space="preserve">Small (1–5 dispatchers, no in-house IT)</w:t></w:r></w:p></w:tc><w:tc><w:tcPr><w:tcW w:type="dxa" w:w="6160"/><w:tcBorders><w:top w:val="single" w:color="BFBFBF" w:sz="4"/><w:left w:val="single" w:color="BFBFBF" w:sz="4"/><w:bottom w:val="single" w:color="BFBFBF" w:sz="4"/><w:right w:val="single" w:color="BFBFBF" w:sz="4"/></w:tcBorders><w:tcMar><w:top w:type="dxa" w:w="80"/><w:left w:type="dxa" w:w="120"/><w:bottom w:type="dxa" w:w="80"/><w:right w:type="dxa" w:w="120"/></w:tcMar></w:tcPr><w:p><w:r><w:rPr><w:rFonts w:ascii="Aptos" w:cs="Aptos" w:eastAsia="Aptos" w:hAnsi="Aptos"/><w:b w:val="false"/><w:bCs w:val="false"/><w:i w:val="false"/><w:iCs w:val="false"/><w:sz w:val="24"/><w:szCs w:val="24"/></w:rPr><w:t>Most equipment sits in one room, often shared with the sheriff's office. Meet the standard with what scales: locked racks, labeled cabling, privacy filters, and auto-lock on every screen. The director checks placement once a year and records any shared-space gap as a deviation with a compensating control.</w:t></w:r></w:p></w:tc></w:tr><w:tr><w:tc><w:tcPr><w:tcW w:type="dxa" w:w="3200"/><w:tcBorders><w:top w:val="single" w:color="BFBFBF" w:sz="4"/><w:left w:val="single" w:color="BFBFBF" w:sz="4"/><w:bottom w:val="single" w:color="BFBFBF" w:sz="4"/><w:right w:val="single" w:color="BFBFBF" w:sz="4"/></w:tcBorders><w:tcMar><w:top w:type="dxa" w:w="80"/><w:left w:type="dxa" w:w="120"/><w:bottom w:type="dxa" w:w="80"/><w:right w:type="dxa" w:w="120"/></w:tcMar></w:tcPr><w:p><w:r><w:rPr><w:rFonts w:ascii="Aptos" w:cs="Aptos" w:eastAsia="Aptos" w:hAnsi="Aptos"/><w:b w:val="false"/><w:bCs w:val="false"/><w:i w:val="false"/><w:iCs w:val="false"/><w:sz w:val="24"/><w:szCs w:val="24"/></w:rPr><w:t xml:space="preserve">Medium (6–25, shared county IT)</w:t></w:r></w:p></w:tc><w:tc><w:tcPr><w:tcW w:type="dxa" w:w="6160"/><w:tcBorders><w:top w:val="single" w:color="BFBFBF" w:sz="4"/><w:left w:val="single" w:color="BFBFBF" w:sz="4"/><w:bottom w:val="single" w:color="BFBFBF" w:sz="4"/><w:right w:val="single" w:color="BFBFBF" w:sz="4"/></w:tcBorders><w:tcMar><w:top w:type="dxa" w:w="80"/><w:left w:type="dxa" w:w="120"/><w:bottom w:type="dxa" w:w="80"/><w:right w:type="dxa" w:w="120"/></w:tcMar></w:tcPr><w:p><w:r><w:rPr><w:rFonts w:ascii="Aptos" w:cs="Aptos" w:eastAsia="Aptos" w:hAnsi="Aptos"/><w:b w:val="false"/><w:bCs w:val="false"/><w:i w:val="false"/><w:iCs w:val="false"/><w:sz w:val="24"/><w:szCs w:val="24"/></w:rPr><w:t>Dedicate a secured equipment room where you can, and have county IT confirm placement, cabling, and locking against this standard on a set cycle. Make display protection a standard build step for every new position.</w:t></w:r></w:p></w:tc></w:tr><w:tr><w:tc><w:tcPr><w:tcW w:type="dxa" w:w="3200"/><w:tcBorders><w:top w:val="single" w:color="BFBFBF" w:sz="4"/><w:left w:val="single" w:color="BFBFBF" w:sz="4"/><w:bottom w:val="single" w:color="BFBFBF" w:sz="4"/><w:right w:val="single" w:color="BFBFBF" w:sz="4"/></w:tcBorders><w:tcMar><w:top w:type="dxa" w:w="80"/><w:left w:type="dxa" w:w="120"/><w:bottom w:type="dxa" w:w="80"/><w:right w:type="dxa" w:w="120"/></w:tcMar></w:tcPr><w:p><w:r><w:rPr><w:rFonts w:ascii="Aptos" w:cs="Aptos" w:eastAsia="Aptos" w:hAnsi="Aptos"/><w:b w:val="false"/><w:bCs w:val="false"/><w:i w:val="false"/><w:iCs w:val="false"/><w:sz w:val="24"/><w:szCs w:val="24"/></w:rPr><w:t xml:space="preserve">Large (25+, dedicated IT/security)</w:t></w:r></w:p></w:tc><w:tc><w:tcPr><w:tcW w:type="dxa" w:w="6160"/><w:tcBorders><w:top w:val="single" w:color="BFBFBF" w:sz="4"/><w:left w:val="single" w:color="BFBFBF" w:sz="4"/><w:bottom w:val="single" w:color="BFBFBF" w:sz="4"/><w:right w:val="single" w:color="BFBFBF" w:sz="4"/></w:tcBorders><w:tcMar><w:top w:type="dxa" w:w="80"/><w:left w:type="dxa" w:w="120"/><w:bottom w:type="dxa" w:w="80"/><w:right w:type="dxa" w:w="120"/></w:tcMar></w:tcPr><w:p><w:r><w:rPr><w:rFonts w:ascii="Aptos" w:cs="Aptos" w:eastAsia="Aptos" w:hAnsi="Aptos"/><w:b w:val="false"/><w:bCs w:val="false"/><w:i w:val="false"/><w:iCs w:val="false"/><w:sz w:val="24"/><w:szCs w:val="24"/></w:rPr><w:t>Maintain formal placement and hardening standards across both centers, with facilities or IT inspecting on a schedule and logging results in the assessment record. Cabling inspection and display protection are part of routine facility management.</w:t></w:r></w:p></w:tc></w:tr></w:tbl><w:p><w:pPr><w:spacing w:after="60"/></w:pPr></w:p><w:tbl><w:tblPr><w:tblW w:type="dxa" w:w="9360"/><w:tblBorders><w:top w:val="single" w:color="auto" w:sz="4"/><w:left w:val="single" w:color="auto" w:sz="4"/><w:bottom w:val="single" w:color="auto" w:sz="4"/><w:right w:val="single" w:color="auto" w:sz="4"/><w:insideH w:val="single" w:color="auto" w:sz="4"/><w:insideV w:val="single" w:color="auto" w:sz="4"/></w:tblBorders></w:tblPr><w:tblGrid><w:gridCol w:w="9360"/></w:tblGrid><w:tr><w:tc><w:tcPr><w:tcW w:type="dxa" w:w="9360"/><w:tcBorders><w:top w:val="single" w:color="BFBFBF" w:sz="4"/><w:left w:val="single" w:color="BFBFBF" w:sz="4"/><w:bottom w:val="single" w:color="BFBFBF" w:sz="4"/><w:right w:val="single" w:color="BFBFBF" w:sz="4"/></w:tcBorders><w:shd w:fill="EEF2F7" w:val="clear"/><w:tcMar><w:top w:type="dxa" w:w="80"/><w:left w:type="dxa" w:w="120"/><w:bottom w:type="dxa" w:w="80"/><w:right w:type="dxa" w:w="120"/></w:tcMar></w:tcPr><w:p><w:pPr><w:spacing w:after="60"/></w:pPr><w:r><w:rPr><w:rFonts w:ascii="Aptos" w:cs="Aptos" w:eastAsia="Aptos" w:hAnsi="Aptos"/><w:b/><w:bCs/><w:i w:val="false"/><w:iCs w:val="false"/><w:color w:val="1B3A5C"/><w:sz w:val="24"/><w:szCs w:val="24"/></w:rPr><w:t xml:space="preserve">Source Authority</w:t></w:r></w:p><w:p><w:pPr><w:spacing w:after="140"/></w:pPr><w:r><w:rPr><w:rFonts w:ascii="Aptos" w:cs="Aptos" w:eastAsia="Aptos" w:hAnsi="Aptos"/><w:i/><w:iCs/><w:color w:val="595959"/><w:sz w:val="24"/><w:szCs w:val="24"/></w:rPr><w:t xml:space="preserve">List only the authorities that map to content in this artifact. Group by authority; order sections and control IDs numerically. No padding. Replace the lines below with the citations that actually apply.</w:t></w:r></w:p><w:p><w:pPr><w:spacing w:after="40" w:before="0"/></w:pPr><w:r><w:rPr><w:rFonts w:ascii="Aptos" w:cs="Aptos" w:eastAsia="Aptos" w:hAnsi="Aptos"/><w:b w:val="false"/><w:bCs w:val="false"/><w:i w:val="false"/><w:iCs w:val="false"/><w:sz w:val="24"/><w:szCs w:val="24"/></w:rPr><w:t>NENA-STA-040.2-2024: §6.1.1, §6.1.4, §6.1.5, §6.7.2</w:t></w:r></w:p><w:p><w:pPr><w:spacing w:after="40" w:before="0"/></w:pPr><w:r><w:rPr><w:rFonts w:ascii="Aptos" w:cs="Aptos" w:eastAsia="Aptos" w:hAnsi="Aptos"/><w:b w:val="false"/><w:bCs w:val="false"/><w:i w:val="false"/><w:iCs w:val="false"/><w:sz w:val="24"/><w:szCs w:val="24"/></w:rPr><w:t>NIST SP 800-53 Rev. 5: PE-3, PE-4, PE-5, PE-14, PE-18</w:t></w:r></w:p></w:tc></w:tr></w:tbl><w:p><w:pPr><w:pStyle w:val="Heading2"/><w:spacing w:after="100" w:before="220"/></w:pPr><w:r><w:rPr><w:rFonts w:ascii="Aptos" w:cs="Aptos" w:eastAsia="Aptos" w:hAnsi="Aptos"/><w:b/><w:bCs/><w:color w:val="1B3A5C"/><w:sz w:val="26"/><w:szCs w:val="26"/></w:rPr><w:t xml:space="preserve">Approval Signatures</w:t></w:r></w:p><w:tbl><w:tblPr><w:tblW w:type="dxa" w:w="9360"/><w:tblBorders><w:top w:val="single" w:color="auto" w:sz="4"/><w:left w:val="single" w:color="auto" w:sz="4"/><w:bottom w:val="single" w:color="auto" w:sz="4"/><w:right w:val="single" w:color="auto" w:sz="4"/><w:insideH w:val="single" w:color="auto" w:sz="4"/><w:insideV w:val="single" w:color="auto" w:sz="4"/></w:tblBorders></w:tblPr><w:tblGrid><w:gridCol w:w="3000"/><w:gridCol w:w="2360"/><w:gridCol w:w="2600"/><w:gridCol w:w="1400"/></w:tblGrid><w:tr><w:trPr><w:tblHeader/></w:trPr><w:tc><w:tcPr><w:tcW w:type="dxa" w:w="3000"/><w:tcBorders><w:top w:val="single" w:color="BFBFBF" w:sz="4"/><w:left w:val="single" w:color="BFBFBF" w:sz="4"/><w:bottom w:val="single" w:color="BFBFBF" w:sz="4"/><w:right w:val="single" w:color="BFBFBF" w:sz="4"/></w:tcBorders><w:shd w:fill="1B3A5C" w:val="clear"/><w:tcMar><w:top w:type="dxa" w:w="80"/><w:left w:type="dxa" w:w="120"/><w:bottom w:type="dxa" w:w="80"/><w:right w:type="dxa" w:w="120"/></w:tcMar></w:tcPr><w:p><w:r><w:rPr><w:rFonts w:ascii="Aptos" w:cs="Aptos" w:eastAsia="Aptos" w:hAnsi="Aptos"/><w:b/><w:bCs/><w:color w:val="FFFFFF"/><w:sz w:val="24"/><w:szCs w:val="24"/></w:rPr><w:t xml:space="preserve">Role</w:t></w:r></w:p></w:tc><w:tc><w:tcPr><w:tcW w:type="dxa" w:w="2360"/><w:tcBorders><w:top w:val="single" w:color="BFBFBF" w:sz="4"/><w:left w:val="single" w:color="BFBFBF" w:sz="4"/><w:bottom w:val="single" w:color="BFBFBF" w:sz="4"/><w:right w:val="single" w:color="BFBFBF" w:sz="4"/></w:tcBorders><w:shd w:fill="1B3A5C" w:val="clear"/><w:tcMar><w:top w:type="dxa" w:w="80"/><w:left w:type="dxa" w:w="120"/><w:bottom w:type="dxa" w:w="80"/><w:right w:type="dxa" w:w="120"/></w:tcMar></w:tcPr><w:p><w:r><w:rPr><w:rFonts w:ascii="Aptos" w:cs="Aptos" w:eastAsia="Aptos" w:hAnsi="Aptos"/><w:b/><w:bCs/><w:color w:val="FFFFFF"/><w:sz w:val="24"/><w:szCs w:val="24"/></w:rPr><w:t xml:space="preserve">Name</w:t></w:r></w:p></w:tc><w:tc><w:tcPr><w:tcW w:type="dxa" w:w="2600"/><w:tcBorders><w:top w:val="single" w:color="BFBFBF" w:sz="4"/><w:left w:val="single" w:color="BFBFBF" w:sz="4"/><w:bottom w:val="single" w:color="BFBFBF" w:sz="4"/><w:right w:val="single" w:color="BFBFBF" w:sz="4"/></w:tcBorders><w:shd w:fill="1B3A5C" w:val="clear"/><w:tcMar><w:top w:type="dxa" w:w="80"/><w:left w:type="dxa" w:w="120"/><w:bottom w:type="dxa" w:w="80"/><w:right w:type="dxa" w:w="120"/></w:tcMar></w:tcPr><w:p><w:r><w:rPr><w:rFonts w:ascii="Aptos" w:cs="Aptos" w:eastAsia="Aptos" w:hAnsi="Aptos"/><w:b/><w:bCs/><w:color w:val="FFFFFF"/><w:sz w:val="24"/><w:szCs w:val="24"/></w:rPr><w:t xml:space="preserve">Signature</w:t></w:r></w:p></w:tc><w:tc><w:tcPr><w:tcW w:type="dxa" w:w="1400"/><w:tcBorders><w:top w:val="single" w:color="BFBFBF" w:sz="4"/><w:left w:val="single" w:color="BFBFBF" w:sz="4"/><w:bottom w:val="single" w:color="BFBFBF" w:sz="4"/><w:right w:val="single" w:color="BFBFBF" w:sz="4"/></w:tcBorders><w:shd w:fill="1B3A5C" w:val="clear"/><w:tcMar><w:top w:type="dxa" w:w="80"/><w:left w:type="dxa" w:w="120"/><w:bottom w:type="dxa" w:w="80"/><w:right w:type="dxa" w:w="120"/></w:tcMar></w:tcPr><w:p><w:r><w:rPr><w:rFonts w:ascii="Aptos" w:cs="Aptos" w:eastAsia="Aptos" w:hAnsi="Aptos"/><w:b/><w:bCs/><w:color w:val="FFFFFF"/><w:sz w:val="24"/><w:szCs w:val="24"/></w:rPr><w:t xml:space="preserve">Date</w:t></w:r></w:p></w:tc></w:tr><w:tr><w:tc><w:tcPr><w:tcW w:type="dxa" w:w="3000"/><w:tcBorders><w:top w:val="single" w:color="BFBFBF" w:sz="4"/><w:left w:val="single" w:color="BFBFBF" w:sz="4"/><w:bottom w:val="single" w:color="BFBFBF" w:sz="4"/><w:right w:val="single" w:color="BFBFBF" w:sz="4"/></w:tcBorders><w:tcMar><w:top w:type="dxa" w:w="80"/><w:left w:type="dxa" w:w="120"/><w:bottom w:type="dxa" w:w="80"/><w:right w:type="dxa" w:w="120"/></w:tcMar></w:tcPr><w:p><w:r><w:rPr><w:rFonts w:ascii="Aptos" w:cs="Aptos" w:eastAsia="Aptos" w:hAnsi="Aptos"/><w:b w:val="false"/><w:bCs w:val="false"/><w:i w:val="false"/><w:iCs w:val="false"/><w:sz w:val="24"/><w:szCs w:val="24"/></w:rPr><w:t xml:space="preserve">[Approving Official & Title]</w:t></w:r></w:p></w:tc><w:tc><w:tcPr><w:tcW w:type="dxa" w:w="2360"/><w:tcBorders><w:top w:val="single" w:color="BFBFBF" w:sz="4"/><w:left w:val="single" w:color="BFBFBF" w:sz="4"/><w:bottom w:val="single" w:color="BFBFBF" w:sz="4"/><w:right w:val="single" w:color="BFBFBF" w:sz="4"/></w:tcBorders><w:tcMar><w:top w:type="dxa" w:w="80"/><w:left w:type="dxa" w:w="120"/><w:bottom w:type="dxa" w:w="80"/><w:right w:type="dxa" w:w="120"/></w:tcMar></w:tcPr><w:p/></w:tc><w:tc><w:tcPr><w:tcW w:type="dxa" w:w="2600"/><w:tcBorders><w:top w:val="single" w:color="BFBFBF" w:sz="4"/><w:left w:val="single" w:color="BFBFBF" w:sz="4"/><w:bottom w:val="single" w:color="BFBFBF" w:sz="4"/><w:right w:val="single" w:color="BFBFBF" w:sz="4"/></w:tcBorders><w:tcMar><w:top w:type="dxa" w:w="80"/><w:left w:type="dxa" w:w="120"/><w:bottom w:type="dxa" w:w="80"/><w:right w:type="dxa" w:w="120"/></w:tcMar></w:tcPr><w:p/></w:tc><w:tc><w:tcPr><w:tcW w:type="dxa" w:w="1400"/><w:tcBorders><w:top w:val="single" w:color="BFBFBF" w:sz="4"/><w:left w:val="single" w:color="BFBFBF" w:sz="4"/><w:bottom w:val="single" w:color="BFBFBF" w:sz="4"/><w:right w:val="single" w:color="BFBFBF" w:sz="4"/></w:tcBorders><w:tcMar><w:top w:type="dxa" w:w="80"/><w:left w:type="dxa" w:w="120"/><w:bottom w:type="dxa" w:w="80"/><w:right w:type="dxa" w:w="120"/></w:tcMar></w:tcPr><w:p/></w:tc></w:tr><w:tr><w:tc><w:tcPr><w:tcW w:type="dxa" w:w="3000"/><w:tcBorders><w:top w:val="single" w:color="BFBFBF" w:sz="4"/><w:left w:val="single" w:color="BFBFBF" w:sz="4"/><w:bottom w:val="single" w:color="BFBFBF" w:sz="4"/><w:right w:val="single" w:color="BFBFBF" w:sz="4"/></w:tcBorders><w:tcMar><w:top w:type="dxa" w:w="80"/><w:left w:type="dxa" w:w="120"/><w:bottom w:type="dxa" w:w="80"/><w:right w:type="dxa" w:w="120"/></w:tcMar></w:tcPr><w:p><w:r><w:rPr><w:rFonts w:ascii="Aptos" w:cs="Aptos" w:eastAsia="Aptos" w:hAnsi="Aptos"/><w:b w:val="false"/><w:bCs w:val="false"/><w:i w:val="false"/><w:iCs w:val="false"/><w:sz w:val="24"/><w:szCs w:val="24"/></w:rPr><w:t xml:space="preserve">[Owner Role 2]</w:t></w:r></w:p></w:tc><w:tc><w:tcPr><w:tcW w:type="dxa" w:w="2360"/><w:tcBorders><w:top w:val="single" w:color="BFBFBF" w:sz="4"/><w:left w:val="single" w:color="BFBFBF" w:sz="4"/><w:bottom w:val="single" w:color="BFBFBF" w:sz="4"/><w:right w:val="single" w:color="BFBFBF" w:sz="4"/></w:tcBorders><w:tcMar><w:top w:type="dxa" w:w="80"/><w:left w:type="dxa" w:w="120"/><w:bottom w:type="dxa" w:w="80"/><w:right w:type="dxa" w:w="120"/></w:tcMar></w:tcPr><w:p/></w:tc><w:tc><w:tcPr><w:tcW w:type="dxa" w:w="2600"/><w:tcBorders><w:top w:val="single" w:color="BFBFBF" w:sz="4"/><w:left w:val="single" w:color="BFBFBF" w:sz="4"/><w:bottom w:val="single" w:color="BFBFBF" w:sz="4"/><w:right w:val="single" w:color="BFBFBF" w:sz="4"/></w:tcBorders><w:tcMar><w:top w:type="dxa" w:w="80"/><w:left w:type="dxa" w:w="120"/><w:bottom w:type="dxa" w:w="80"/><w:right w:type="dxa" w:w="120"/></w:tcMar></w:tcPr><w:p/></w:tc><w:tc><w:tcPr><w:tcW w:type="dxa" w:w="1400"/><w:tcBorders><w:top w:val="single" w:color="BFBFBF" w:sz="4"/><w:left w:val="single" w:color="BFBFBF" w:sz="4"/><w:bottom w:val="single" w:color="BFBFBF" w:sz="4"/><w:right w:val="single" w:color="BFBFBF" w:sz="4"/></w:tcBorders><w:tcMar><w:top w:type="dxa" w:w="80"/><w:left w:type="dxa" w:w="120"/><w:bottom w:type="dxa" w:w="80"/><w:right w:type="dxa" w:w="120"/></w:tcMar></w:tcPr><w:p/></w:tc></w:tr></w:tbl><w:p><w:pPr><w:pStyle w:val="Heading2"/><w:spacing w:after="100" w:before="220"/></w:pPr><w:r><w:rPr><w:rFonts w:ascii="Aptos" w:cs="Aptos" w:eastAsia="Aptos" w:hAnsi="Aptos"/><w:b/><w:bCs/><w:color w:val="1B3A5C"/><w:sz w:val="26"/><w:szCs w:val="26"/></w:rPr><w:t xml:space="preserve">Revision History</w:t></w:r></w:p><w:tbl><w:tblPr><w:tblW w:type="dxa" w:w="9360"/><w:tblBorders><w:top w:val="single" w:color="auto" w:sz="4"/><w:left w:val="single" w:color="auto" w:sz="4"/><w:bottom w:val="single" w:color="auto" w:sz="4"/><w:right w:val="single" w:color="auto" w:sz="4"/><w:insideH w:val="single" w:color="auto" w:sz="4"/><w:insideV w:val="single" w:color="auto" w:sz="4"/></w:tblBorders></w:tblPr><w:tblGrid><w:gridCol w:w="1300"/><w:gridCol w:w="1600"/><w:gridCol w:w="2200"/><w:gridCol w:w="4260"/></w:tblGrid><w:tr><w:trPr><w:tblHeader/></w:trPr><w:tc><w:tcPr><w:tcW w:type="dxa" w:w="1300"/><w:tcBorders><w:top w:val="single" w:color="BFBFBF" w:sz="4"/><w:left w:val="single" w:color="BFBFBF" w:sz="4"/><w:bottom w:val="single" w:color="BFBFBF" w:sz="4"/><w:right w:val="single" w:color="BFBFBF" w:sz="4"/></w:tcBorders><w:shd w:fill="1B3A5C" w:val="clear"/><w:tcMar><w:top w:type="dxa" w:w="80"/><w:left w:type="dxa" w:w="120"/><w:bottom w:type="dxa" w:w="80"/><w:right w:type="dxa" w:w="120"/></w:tcMar></w:tcPr><w:p><w:r><w:rPr><w:rFonts w:ascii="Aptos" w:cs="Aptos" w:eastAsia="Aptos" w:hAnsi="Aptos"/><w:b/><w:bCs/><w:color w:val="FFFFFF"/><w:sz w:val="24"/><w:szCs w:val="24"/></w:rPr><w:t xml:space="preserve">Version</w:t></w:r></w:p></w:tc><w:tc><w:tcPr><w:tcW w:type="dxa" w:w="1600"/><w:tcBorders><w:top w:val="single" w:color="BFBFBF" w:sz="4"/><w:left w:val="single" w:color="BFBFBF" w:sz="4"/><w:bottom w:val="single" w:color="BFBFBF" w:sz="4"/><w:right w:val="single" w:color="BFBFBF" w:sz="4"/></w:tcBorders><w:shd w:fill="1B3A5C" w:val="clear"/><w:tcMar><w:top w:type="dxa" w:w="80"/><w:left w:type="dxa" w:w="120"/><w:bottom w:type="dxa" w:w="80"/><w:right w:type="dxa" w:w="120"/></w:tcMar></w:tcPr><w:p><w:r><w:rPr><w:rFonts w:ascii="Aptos" w:cs="Aptos" w:eastAsia="Aptos" w:hAnsi="Aptos"/><w:b/><w:bCs/><w:color w:val="FFFFFF"/><w:sz w:val="24"/><w:szCs w:val="24"/></w:rPr><w:t xml:space="preserve">Date</w:t></w:r></w:p></w:tc><w:tc><w:tcPr><w:tcW w:type="dxa" w:w="2200"/><w:tcBorders><w:top w:val="single" w:color="BFBFBF" w:sz="4"/><w:left w:val="single" w:color="BFBFBF" w:sz="4"/><w:bottom w:val="single" w:color="BFBFBF" w:sz="4"/><w:right w:val="single" w:color="BFBFBF" w:sz="4"/></w:tcBorders><w:shd w:fill="1B3A5C" w:val="clear"/><w:tcMar><w:top w:type="dxa" w:w="80"/><w:left w:type="dxa" w:w="120"/><w:bottom w:type="dxa" w:w="80"/><w:right w:type="dxa" w:w="120"/></w:tcMar></w:tcPr><w:p><w:r><w:rPr><w:rFonts w:ascii="Aptos" w:cs="Aptos" w:eastAsia="Aptos" w:hAnsi="Aptos"/><w:b/><w:bCs/><w:color w:val="FFFFFF"/><w:sz w:val="24"/><w:szCs w:val="24"/></w:rPr><w:t xml:space="preserve">Author</w:t></w:r></w:p></w:tc><w:tc><w:tcPr><w:tcW w:type="dxa" w:w="4260"/><w:tcBorders><w:top w:val="single" w:color="BFBFBF" w:sz="4"/><w:left w:val="single" w:color="BFBFBF" w:sz="4"/><w:bottom w:val="single" w:color="BFBFBF" w:sz="4"/><w:right w:val="single" w:color="BFBFBF" w:sz="4"/></w:tcBorders><w:shd w:fill="1B3A5C" w:val="clear"/><w:tcMar><w:top w:type="dxa" w:w="80"/><w:left w:type="dxa" w:w="120"/><w:bottom w:type="dxa" w:w="80"/><w:right w:type="dxa" w:w="120"/></w:tcMar></w:tcPr><w:p><w:r><w:rPr><w:rFonts w:ascii="Aptos" w:cs="Aptos" w:eastAsia="Aptos" w:hAnsi="Aptos"/><w:b/><w:bCs/><w:color w:val="FFFFFF"/><w:sz w:val="24"/><w:szCs w:val="24"/></w:rPr><w:t xml:space="preserve">Summary of Change</w:t></w:r></w:p></w:tc></w:tr><w:tr><w:tc><w:tcPr><w:tcW w:type="dxa" w:w="1300"/><w:tcBorders><w:top w:val="single" w:color="BFBFBF" w:sz="4"/><w:left w:val="single" w:color="BFBFBF" w:sz="4"/><w:bottom w:val="single" w:color="BFBFBF" w:sz="4"/><w:right w:val="single" w:color="BFBFBF" w:sz="4"/></w:tcBorders><w:tcMar><w:top w:type="dxa" w:w="80"/><w:left w:type="dxa" w:w="120"/><w:bottom w:type="dxa" w:w="80"/><w:right w:type="dxa" w:w="120"/></w:tcMar></w:tcPr><w:p><w:r><w:rPr><w:rFonts w:ascii="Aptos" w:cs="Aptos" w:eastAsia="Aptos" w:hAnsi="Aptos"/><w:b w:val="false"/><w:bCs w:val="false"/><w:i w:val="false"/><w:iCs w:val="false"/><w:sz w:val="24"/><w:szCs w:val="24"/></w:rPr><w:t xml:space="preserve">[Version]</w:t></w:r></w:p></w:tc><w:tc><w:tcPr><w:tcW w:type="dxa" w:w="1600"/><w:tcBorders><w:top w:val="single" w:color="BFBFBF" w:sz="4"/><w:left w:val="single" w:color="BFBFBF" w:sz="4"/><w:bottom w:val="single" w:color="BFBFBF" w:sz="4"/><w:right w:val="single" w:color="BFBFBF" w:sz="4"/></w:tcBorders><w:tcMar><w:top w:type="dxa" w:w="80"/><w:left w:type="dxa" w:w="120"/><w:bottom w:type="dxa" w:w="80"/><w:right w:type="dxa" w:w="120"/></w:tcMar></w:tcPr><w:p><w:r><w:rPr><w:rFonts w:ascii="Aptos" w:cs="Aptos" w:eastAsia="Aptos" w:hAnsi="Aptos"/><w:b w:val="false"/><w:bCs w:val="false"/><w:i w:val="false"/><w:iCs w:val="false"/><w:sz w:val="24"/><w:szCs w:val="24"/></w:rPr><w:t xml:space="preserve">[Effective Date]</w:t></w:r></w:p></w:tc><w:tc><w:tcPr><w:tcW w:type="dxa" w:w="2200"/><w:tcBorders><w:top w:val="single" w:color="BFBFBF" w:sz="4"/><w:left w:val="single" w:color="BFBFBF" w:sz="4"/><w:bottom w:val="single" w:color="BFBFBF" w:sz="4"/><w:right w:val="single" w:color="BFBFBF" w:sz="4"/></w:tcBorders><w:tcMar><w:top w:type="dxa" w:w="80"/><w:left w:type="dxa" w:w="120"/><w:bottom w:type="dxa" w:w="80"/><w:right w:type="dxa" w:w="120"/></w:tcMar></w:tcPr><w:p><w:r><w:rPr><w:rFonts w:ascii="Aptos" w:cs="Aptos" w:eastAsia="Aptos" w:hAnsi="Aptos"/><w:b w:val="false"/><w:bCs w:val="false"/><w:i w:val="false"/><w:iCs w:val="false"/><w:sz w:val="24"/><w:szCs w:val="24"/></w:rPr><w:t xml:space="preserve">[Reviewer Role]</w:t></w:r></w:p></w:tc><w:tc><w:tcPr><w:tcW w:type="dxa" w:w="4260"/><w:tcBorders><w:top w:val="single" w:color="BFBFBF" w:sz="4"/><w:left w:val="single" w:color="BFBFBF" w:sz="4"/><w:bottom w:val="single" w:color="BFBFBF" w:sz="4"/><w:right w:val="single" w:color="BFBFBF" w:sz="4"/></w:tcBorders><w:tcMar><w:top w:type="dxa" w:w="80"/><w:left w:type="dxa" w:w="120"/><w:bottom w:type="dxa" w:w="80"/><w:right w:type="dxa" w:w="120"/></w:tcMar></w:tcPr><w:p><w:r><w:rPr><w:rFonts w:ascii="Aptos" w:cs="Aptos" w:eastAsia="Aptos" w:hAnsi="Aptos"/><w:b w:val="false"/><w:bCs w:val="false"/><w:i w:val="false"/><w:iCs w:val="false"/><w:sz w:val="24"/><w:szCs w:val="24"/></w:rPr><w:t xml:space="preserve">[Initial Revision Note]</w:t></w:r></w:p></w:tc></w:tr></w:tbl><w:p><w:pPr><w:spacing w:after="60"/></w:pPr></w:p><w:tbl><w:tblPr><w:tblW w:type="dxa" w:w="9360"/><w:tblBorders><w:top w:val="single" w:color="auto" w:sz="4"/><w:left w:val="single" w:color="auto" w:sz="4"/><w:bottom w:val="single" w:color="auto" w:sz="4"/><w:right w:val="single" w:color="auto" w:sz="4"/><w:insideH w:val="single" w:color="auto" w:sz="4"/><w:insideV w:val="single" w:color="auto" w:sz="4"/></w:tblBorders></w:tblPr><w:tblGrid><w:gridCol w:w="9360"/></w:tblGrid><w:tr><w:tc><w:tcPr><w:tcW w:type="dxa" w:w="9360"/><w:tcBorders><w:top w:val="single" w:color="BFBFBF" w:sz="4"/><w:left w:val="single" w:color="BFBFBF" w:sz="4"/><w:bottom w:val="single" w:color="BFBFBF" w:sz="4"/><w:right w:val="single" w:color="BFBFBF" w:sz="4"/></w:tcBorders><w:shd w:fill="F4F1E8" w:val="clear"/><w:tcMar><w:top w:type="dxa" w:w="80"/><w:left w:type="dxa" w:w="120"/><w:bottom w:type="dxa" w:w="80"/><w:right w:type="dxa" w:w="120"/></w:tcMar></w:tcPr><w:p><w:pPr><w:spacing w:after="60"/></w:pPr><w:r><w:rPr><w:rFonts w:ascii="Aptos" w:cs="Aptos" w:eastAsia="Aptos" w:hAnsi="Aptos"/><w:b/><w:bCs/><w:i w:val="false"/><w:iCs w:val="false"/><w:color w:val="1B3A5C"/><w:sz w:val="24"/><w:szCs w:val="24"/></w:rPr><w:t xml:space="preserve">Drafter’s note </w:t></w:r><w:r><w:rPr><w:rFonts w:ascii="Aptos" w:cs="Aptos" w:eastAsia="Aptos" w:hAnsi="Aptos"/><w:b w:val="false"/><w:bCs w:val="false"/><w:i/><w:iCs/><w:color w:val="595959"/><w:sz w:val="24"/><w:szCs w:val="24"/></w:rPr><w:t xml:space="preserve">(internal, delete before publishing)</w:t></w:r></w:p><w:p><w:pPr><w:spacing w:after="140"/></w:pPr><w:r><w:rPr><w:rFonts w:ascii="Aptos" w:cs="Aptos" w:eastAsia="Aptos" w:hAnsi="Aptos"/><w:i/><w:iCs/><w:color w:val="595959"/><w:sz w:val="24"/><w:szCs w:val="24"/></w:rPr><w:t>Confirm before finalizing: (1) the [Owner Role 3] for physical hardening (Facilities, IT support, or the director, depending on the agency); (2) the screen-lock period in Requirement 5 and the placement-review cadence in Requirement 6; (3) the NENA-STA-040.2-2024 sections (6.1.1 Physical Protections, 6.1.4 Transmission Medium, 6.1.5 Display Medium, 6.7.2 Environmental Controls) against the standard in force. No CJIS overlay: CJIS-regulated systems are maintained by the State outside PSAP scope. Cross-referenced artifacts use Tracker names: Physical Access Control Policy, Server Room / Equipment Area Hardening Assessment Record.</w:t></w:r></w:p></w:tc></w:tr></w:tbl><w:sectPr><w:headerReference w:type="default" r:id="rId7"/><w:footerReference w:type="default" r:id="rId8"/><w:pgSz w:w="12240" w:h="15840" w:orient="portrait"/><w:pgMar w:top="1440" w:right="1440" w:bottom="1440" w:left="1440" w:header="708" w:footer="708" w:gutter="0"/><w:pgNumType/><w:docGrid w:linePitch="360"/></w:sectPr></w:body></w:document>
+<file path=word/document.xml><?xml version="1.0" encoding="utf-8"?>
+<w:document xmlns:wpc="http://schemas.microsoft.com/office/word/2010/wordprocessingCanvas" xmlns:mc="http://schemas.openxmlformats.org/markup-compatibility/2006" xmlns:o="urn:schemas-microsoft-com:office:office" xmlns:r="http://schemas.openxmlformats.org/officeDocument/2006/relationships" xmlns:m="http://schemas.openxmlformats.org/officeDocument/2006/math" xmlns:v="urn:schemas-microsoft-com:vml" xmlns:wp14="http://schemas.microsoft.com/office/word/2010/wordprocessingDrawing" xmlns:wp="http://schemas.openxmlformats.org/drawingml/2006/wordprocessingDrawing" xmlns:w10="urn:schemas-microsoft-com:office:word" xmlns:w="http://schemas.openxmlformats.org/wordprocessingml/2006/main" xmlns:w14="http://schemas.microsoft.com/office/word/2010/wordml" xmlns:w15="http://schemas.microsoft.com/office/word/2012/wordml" xmlns:wpg="http://schemas.microsoft.com/office/word/2010/wordprocessingGroup" xmlns:wpi="http://schemas.microsoft.com/office/word/2010/wordprocessingInk" xmlns:wne="http://schemas.microsoft.com/office/word/2006/wordml" xmlns:wps="http://schemas.microsoft.com/office/word/2010/wordprocessingShape" xmlns:cx="http://schemas.microsoft.com/office/drawing/2014/chartex" xmlns:cx1="http://schemas.microsoft.com/office/drawing/2015/9/8/chartex" xmlns:cx2="http://schemas.microsoft.com/office/drawing/2015/10/21/chartex" xmlns:cx3="http://schemas.microsoft.com/office/drawing/2016/5/9/chartex" xmlns:cx4="http://schemas.microsoft.com/office/drawing/2016/5/10/chartex" xmlns:cx5="http://schemas.microsoft.com/office/drawing/2016/5/11/chartex" xmlns:cx6="http://schemas.microsoft.com/office/drawing/2016/5/12/chartex" xmlns:cx7="http://schemas.microsoft.com/office/drawing/2016/5/13/chartex" xmlns:cx8="http://schemas.microsoft.com/office/drawing/2016/5/14/chartex" xmlns:aink="http://schemas.microsoft.com/office/drawing/2016/ink" xmlns:am3d="http://schemas.microsoft.com/office/drawing/2017/model3d" xmlns:w16cex="http://schemas.microsoft.com/office/word/2018/wordml/cex" xmlns:w16cid="http://schemas.microsoft.com/office/word/2016/wordml/cid" xmlns:w16="http://schemas.microsoft.com/office/word/2018/wordml" xmlns:w16sdtdh="http://schemas.microsoft.com/office/word/2020/wordml/sdtdatahash" xmlns:w16se="http://schemas.microsoft.com/office/word/2015/wordml/symex" mc:Ignorable="w14 w15 wp14">
+  <w:body>
+    <w:p>
+      <w:pPr>
+        <w:spacing w:after="60"/>
+      </w:pPr>
+      <w:r>
+        <w:rPr>
+          <w:rFonts w:ascii="Aptos" w:cs="Aptos" w:eastAsia="Aptos" w:hAnsi="Aptos"/>
+          <w:b/>
+          <w:bCs/>
+          <w:color w:val="1B3A5C"/>
+          <w:sz w:val="40"/>
+          <w:szCs w:val="40"/>
+        </w:rPr>
+        <w:t>Physical Security Hardening Standard</w:t>
+      </w:r>
+    </w:p>
+    <w:tbl>
+      <w:tblPr>
+        <w:tblW w:type="dxa" w:w="9360"/>
+        <w:tblBorders>
+          <w:top w:val="single" w:color="auto" w:sz="4"/>
+          <w:left w:val="single" w:color="auto" w:sz="4"/>
+          <w:bottom w:val="single" w:color="auto" w:sz="4"/>
+          <w:right w:val="single" w:color="auto" w:sz="4"/>
+          <w:insideH w:val="single" w:color="auto" w:sz="4"/>
+          <w:insideV w:val="single" w:color="auto" w:sz="4"/>
+        </w:tblBorders>
+      </w:tblPr>
+      <w:tblGrid>
+        <w:gridCol w:w="9360"/>
+      </w:tblGrid>
+      <w:tr>
+        <w:tc>
+          <w:tcPr>
+            <w:tcW w:type="dxa" w:w="9360"/>
+            <w:tcBorders>
+              <w:top w:val="single" w:color="BFBFBF" w:sz="4"/>
+              <w:left w:val="single" w:color="BFBFBF" w:sz="4"/>
+              <w:bottom w:val="single" w:color="BFBFBF" w:sz="4"/>
+              <w:right w:val="single" w:color="BFBFBF" w:sz="4"/>
+            </w:tcBorders>
+            <w:shd w:fill="EEF2F7" w:val="clear"/>
+            <w:tcMar>
+              <w:top w:type="dxa" w:w="80"/>
+              <w:left w:type="dxa" w:w="120"/>
+              <w:bottom w:type="dxa" w:w="80"/>
+              <w:right w:type="dxa" w:w="120"/>
+            </w:tcMar>
+          </w:tcPr>
+          <w:p>
+            <w:pPr>
+              <w:spacing w:after="60"/>
+            </w:pPr>
+            <w:r>
+              <w:rPr>
+                <w:rFonts w:ascii="Aptos" w:cs="Aptos" w:eastAsia="Aptos" w:hAnsi="Aptos"/>
+                <w:b/>
+                <w:bCs/>
+                <w:i w:val="false"/>
+                <w:iCs w:val="false"/>
+                <w:sz w:val="24"/>
+                <w:szCs w:val="24"/>
+              </w:rPr>
+              <w:t xml:space="preserve">Authority: </w:t>
+            </w:r>
+            <w:r>
+              <w:rPr>
+                <w:rFonts w:ascii="Aptos" w:cs="Aptos" w:eastAsia="Aptos" w:hAnsi="Aptos"/>
+                <w:b w:val="false"/>
+                <w:bCs w:val="false"/>
+                <w:i w:val="false"/>
+                <w:iCs w:val="false"/>
+                <w:sz w:val="24"/>
+                <w:szCs w:val="24"/>
+              </w:rPr>
+              <w:t xml:space="preserve">Adopted by </w:t>
+            </w:r>
+            <w:r>
+              <w:rPr>
+                <w:rFonts w:ascii="Aptos" w:cs="Aptos" w:eastAsia="Aptos" w:hAnsi="Aptos"/>
+                <w:b/>
+                <w:bCs/>
+                <w:i w:val="false"/>
+                <w:iCs w:val="false"/>
+                <w:sz w:val="24"/>
+                <w:szCs w:val="24"/>
+              </w:rPr>
+              <w:t xml:space="preserve">[Agency Name]</w:t>
+            </w:r>
+            <w:r>
+              <w:rPr>
+                <w:rFonts w:ascii="Aptos" w:cs="Aptos" w:eastAsia="Aptos" w:hAnsi="Aptos"/>
+                <w:b w:val="false"/>
+                <w:bCs w:val="false"/>
+                <w:i w:val="false"/>
+                <w:iCs w:val="false"/>
+                <w:sz w:val="24"/>
+                <w:szCs w:val="24"/>
+              </w:rPr>
+              <w:t xml:space="preserve"> under the authority of </w:t>
+            </w:r>
+            <w:r>
+              <w:rPr>
+                <w:rFonts w:ascii="Aptos" w:cs="Aptos" w:eastAsia="Aptos" w:hAnsi="Aptos"/>
+                <w:b/>
+                <w:bCs/>
+                <w:i w:val="false"/>
+                <w:iCs w:val="false"/>
+                <w:sz w:val="24"/>
+                <w:szCs w:val="24"/>
+              </w:rPr>
+              <w:t xml:space="preserve">[signing official / title]</w:t>
+            </w:r>
+            <w:r>
+              <w:rPr>
+                <w:rFonts w:ascii="Aptos" w:cs="Aptos" w:eastAsia="Aptos" w:hAnsi="Aptos"/>
+                <w:b w:val="false"/>
+                <w:bCs w:val="false"/>
+                <w:i w:val="false"/>
+                <w:iCs w:val="false"/>
+                <w:sz w:val="24"/>
+                <w:szCs w:val="24"/>
+              </w:rPr>
+              <w:t xml:space="preserve">.</w:t>
+            </w:r>
+          </w:p>
+          <w:p>
+            <w:pPr>
+              <w:spacing w:after="60"/>
+            </w:pPr>
+            <w:r>
+              <w:rPr>
+                <w:rFonts w:ascii="Aptos" w:cs="Aptos" w:eastAsia="Aptos" w:hAnsi="Aptos"/>
+                <w:b/>
+                <w:bCs/>
+                <w:i w:val="false"/>
+                <w:iCs w:val="false"/>
+                <w:sz w:val="24"/>
+                <w:szCs w:val="24"/>
+              </w:rPr>
+              <w:t xml:space="preserve">Version: </w:t>
+            </w:r>
+            <w:r>
+              <w:rPr>
+                <w:rFonts w:ascii="Aptos" w:cs="Aptos" w:eastAsia="Aptos" w:hAnsi="Aptos"/>
+                <w:b w:val="false"/>
+                <w:bCs w:val="false"/>
+                <w:i w:val="false"/>
+                <w:iCs w:val="false"/>
+                <w:sz w:val="24"/>
+                <w:szCs w:val="24"/>
+              </w:rPr>
+              <w:t xml:space="preserve">[#]    </w:t>
+            </w:r>
+            <w:r>
+              <w:rPr>
+                <w:rFonts w:ascii="Aptos" w:cs="Aptos" w:eastAsia="Aptos" w:hAnsi="Aptos"/>
+                <w:b/>
+                <w:bCs/>
+                <w:i w:val="false"/>
+                <w:iCs w:val="false"/>
+                <w:sz w:val="24"/>
+                <w:szCs w:val="24"/>
+              </w:rPr>
+              <w:t xml:space="preserve">Effective Date: </w:t>
+            </w:r>
+            <w:r>
+              <w:rPr>
+                <w:rFonts w:ascii="Aptos" w:cs="Aptos" w:eastAsia="Aptos" w:hAnsi="Aptos"/>
+                <w:b w:val="false"/>
+                <w:bCs w:val="false"/>
+                <w:i w:val="false"/>
+                <w:iCs w:val="false"/>
+                <w:sz w:val="24"/>
+                <w:szCs w:val="24"/>
+              </w:rPr>
+              <w:t xml:space="preserve">[Date]    </w:t>
+            </w:r>
+            <w:r>
+              <w:rPr>
+                <w:rFonts w:ascii="Aptos" w:cs="Aptos" w:eastAsia="Aptos" w:hAnsi="Aptos"/>
+                <w:b/>
+                <w:bCs/>
+                <w:i w:val="false"/>
+                <w:iCs w:val="false"/>
+                <w:sz w:val="24"/>
+                <w:szCs w:val="24"/>
+              </w:rPr>
+              <w:t xml:space="preserve">Next Review: </w:t>
+            </w:r>
+            <w:r>
+              <w:rPr>
+                <w:rFonts w:ascii="Aptos" w:cs="Aptos" w:eastAsia="Aptos" w:hAnsi="Aptos"/>
+                <w:b w:val="false"/>
+                <w:bCs w:val="false"/>
+                <w:i w:val="false"/>
+                <w:iCs w:val="false"/>
+                <w:sz w:val="24"/>
+                <w:szCs w:val="24"/>
+              </w:rPr>
+              <w:t xml:space="preserve">[Date]</w:t>
+            </w:r>
+          </w:p>
+          <w:p>
+            <w:pPr>
+              <w:spacing w:after="60"/>
+            </w:pPr>
+            <w:r>
+              <w:rPr>
+                <w:rFonts w:ascii="Aptos" w:cs="Aptos" w:eastAsia="Aptos" w:hAnsi="Aptos"/>
+                <w:b/>
+                <w:bCs/>
+                <w:i w:val="false"/>
+                <w:iCs w:val="false"/>
+                <w:sz w:val="24"/>
+                <w:szCs w:val="24"/>
+              </w:rPr>
+              <w:t xml:space="preserve">Owner: </w:t>
+            </w:r>
+            <w:r>
+              <w:rPr>
+                <w:rFonts w:ascii="Aptos" w:cs="Aptos" w:eastAsia="Aptos" w:hAnsi="Aptos"/>
+                <w:b w:val="false"/>
+                <w:bCs w:val="false"/>
+                <w:i w:val="false"/>
+                <w:iCs w:val="false"/>
+                <w:sz w:val="24"/>
+                <w:szCs w:val="24"/>
+              </w:rPr>
+              <w:t xml:space="preserve">[Role title]   </w:t>
+            </w:r>
+            <w:r>
+              <w:rPr>
+                <w:rFonts w:ascii="Aptos" w:cs="Aptos" w:eastAsia="Aptos" w:hAnsi="Aptos"/>
+                <w:b w:val="false"/>
+                <w:bCs w:val="false"/>
+                <w:i/>
+                <w:iCs/>
+                <w:color w:val="595959"/>
+                <w:sz w:val="24"/>
+                <w:szCs w:val="24"/>
+              </w:rPr>
+              <w:t xml:space="preserve">«use a role, not a person’s name.»</w:t>
+            </w:r>
+          </w:p>
+          <w:p>
+            <w:pPr>
+              <w:spacing w:after="20"/>
+            </w:pPr>
+            <w:r>
+              <w:rPr>
+                <w:rFonts w:ascii="Aptos" w:cs="Aptos" w:eastAsia="Aptos" w:hAnsi="Aptos"/>
+                <w:b/>
+                <w:bCs/>
+                <w:i w:val="false"/>
+                <w:iCs w:val="false"/>
+                <w:sz w:val="24"/>
+                <w:szCs w:val="24"/>
+              </w:rPr>
+              <w:t xml:space="preserve">Classification: </w:t>
+            </w:r>
+            <w:r>
+              <w:rPr>
+                <w:rFonts w:ascii="Aptos" w:cs="Aptos" w:eastAsia="Aptos" w:hAnsi="Aptos"/>
+                <w:b w:val="false"/>
+                <w:bCs w:val="false"/>
+                <w:i w:val="false"/>
+                <w:iCs w:val="false"/>
+                <w:sz w:val="24"/>
+                <w:szCs w:val="24"/>
+              </w:rPr>
+              <w:t xml:space="preserve">Restricted</w:t>
+            </w:r>
+          </w:p>
+          <w:p>
+            <w:pPr>
+              <w:spacing w:after="0"/>
+            </w:pPr>
+            <w:r>
+              <w:rPr>
+                <w:rFonts w:ascii="Aptos" w:cs="Aptos" w:eastAsia="Aptos" w:hAnsi="Aptos"/>
+                <w:i/>
+                <w:iCs/>
+                <w:color w:val="595959"/>
+                <w:sz w:val="24"/>
+                <w:szCs w:val="24"/>
+              </w:rPr>
+              <w:t xml:space="preserve">«Minimum for Standard artifacts. Stays Restricted in most cases. Drop to Internal only when the standard merely references public best practice.»</w:t>
+            </w:r>
+          </w:p>
+        </w:tc>
+      </w:tr>
+    </w:tbl>
+    <w:p>
+      <w:pPr>
+        <w:spacing w:after="60"/>
+      </w:pPr>
+    </w:p>
+    <w:tbl>
+      <w:tblPr>
+        <w:tblW w:type="dxa" w:w="9360"/>
+        <w:tblBorders>
+          <w:top w:val="single" w:color="auto" w:sz="4"/>
+          <w:left w:val="single" w:color="auto" w:sz="4"/>
+          <w:bottom w:val="single" w:color="auto" w:sz="4"/>
+          <w:right w:val="single" w:color="auto" w:sz="4"/>
+          <w:insideH w:val="single" w:color="auto" w:sz="4"/>
+          <w:insideV w:val="single" w:color="auto" w:sz="4"/>
+        </w:tblBorders>
+      </w:tblPr>
+      <w:tblGrid>
+        <w:gridCol w:w="9360"/>
+      </w:tblGrid>
+      <w:tr>
+        <w:tc>
+          <w:tcPr>
+            <w:tcW w:type="dxa" w:w="9360"/>
+            <w:tcBorders>
+              <w:top w:val="single" w:color="BFBFBF" w:sz="4"/>
+              <w:left w:val="single" w:color="BFBFBF" w:sz="4"/>
+              <w:bottom w:val="single" w:color="BFBFBF" w:sz="4"/>
+              <w:right w:val="single" w:color="BFBFBF" w:sz="4"/>
+            </w:tcBorders>
+            <w:shd w:fill="F4F1E8" w:val="clear"/>
+            <w:tcMar>
+              <w:top w:type="dxa" w:w="80"/>
+              <w:left w:type="dxa" w:w="120"/>
+              <w:bottom w:type="dxa" w:w="80"/>
+              <w:right w:type="dxa" w:w="120"/>
+            </w:tcMar>
+          </w:tcPr>
+          <w:p>
+            <w:pPr>
+              <w:spacing w:after="60"/>
+            </w:pPr>
+            <w:r>
+              <w:rPr>
+                <w:rFonts w:ascii="Aptos" w:cs="Aptos" w:eastAsia="Aptos" w:hAnsi="Aptos"/>
+                <w:b/>
+                <w:bCs/>
+                <w:i w:val="false"/>
+                <w:iCs w:val="false"/>
+                <w:color w:val="1B3A5C"/>
+                <w:sz w:val="24"/>
+                <w:szCs w:val="24"/>
+              </w:rPr>
+              <w:t xml:space="preserve">How to use this template </w:t>
+            </w:r>
+            <w:r>
+              <w:rPr>
+                <w:rFonts w:ascii="Aptos" w:cs="Aptos" w:eastAsia="Aptos" w:hAnsi="Aptos"/>
+                <w:b w:val="false"/>
+                <w:bCs w:val="false"/>
+                <w:i/>
+                <w:iCs/>
+                <w:color w:val="595959"/>
+                <w:sz w:val="24"/>
+                <w:szCs w:val="24"/>
+              </w:rPr>
+              <w:t xml:space="preserve">(delete this box before publishing)</w:t>
+            </w:r>
+          </w:p>
+          <w:p>
+            <w:pPr>
+              <w:spacing w:after="140"/>
+            </w:pPr>
+            <w:r>
+              <w:rPr>
+                <w:rFonts w:ascii="Aptos" w:cs="Aptos" w:eastAsia="Aptos" w:hAnsi="Aptos"/>
+                <w:i/>
+                <w:iCs/>
+                <w:color w:val="595959"/>
+                <w:sz w:val="24"/>
+                <w:szCs w:val="24"/>
+              </w:rPr>
+              <w:t>This template is ready to adopt. Replace every [BRACKETED] field with your agency's information, follow the « » guidance notes, and delete every « » note and this box before you publish.</w:t>
+            </w:r>
+          </w:p>
+          <w:p>
+            <w:pPr>
+              <w:spacing w:after="0"/>
+            </w:pPr>
+            <w:r>
+              <w:rPr>
+                <w:rFonts w:ascii="Aptos" w:cs="Aptos" w:eastAsia="Aptos" w:hAnsi="Aptos"/>
+                <w:b/>
+                <w:bCs/>
+                <w:i w:val="false"/>
+                <w:iCs w:val="false"/>
+                <w:sz w:val="24"/>
+                <w:szCs w:val="24"/>
+              </w:rPr>
+              <w:t xml:space="preserve">Placeholder key: </w:t>
+            </w:r>
+            <w:r>
+              <w:rPr>
+                <w:rFonts w:ascii="Aptos" w:cs="Aptos" w:eastAsia="Aptos" w:hAnsi="Aptos"/>
+                <w:b w:val="false"/>
+                <w:bCs w:val="false"/>
+                <w:i w:val="false"/>
+                <w:iCs w:val="false"/>
+                <w:sz w:val="24"/>
+                <w:szCs w:val="24"/>
+              </w:rPr>
+              <w:t xml:space="preserve">[BRACKETED]</w:t>
+            </w:r>
+            <w:r>
+              <w:rPr>
+                <w:rFonts w:ascii="Aptos" w:cs="Aptos" w:eastAsia="Aptos" w:hAnsi="Aptos"/>
+                <w:b w:val="false"/>
+                <w:bCs w:val="false"/>
+                <w:i w:val="false"/>
+                <w:iCs w:val="false"/>
+                <w:sz w:val="24"/>
+                <w:szCs w:val="24"/>
+              </w:rPr>
+              <w:t xml:space="preserve"> = fill in   ·   </w:t>
+            </w:r>
+            <w:r>
+              <w:rPr>
+                <w:rFonts w:ascii="Aptos" w:cs="Aptos" w:eastAsia="Aptos" w:hAnsi="Aptos"/>
+                <w:b/>
+                <w:bCs/>
+                <w:i w:val="false"/>
+                <w:iCs w:val="false"/>
+                <w:sz w:val="24"/>
+                <w:szCs w:val="24"/>
+              </w:rPr>
+              <w:t xml:space="preserve">[REQUIRED]</w:t>
+            </w:r>
+            <w:r>
+              <w:rPr>
+                <w:rFonts w:ascii="Aptos" w:cs="Aptos" w:eastAsia="Aptos" w:hAnsi="Aptos"/>
+                <w:b w:val="false"/>
+                <w:bCs w:val="false"/>
+                <w:i w:val="false"/>
+                <w:iCs w:val="false"/>
+                <w:sz w:val="24"/>
+                <w:szCs w:val="24"/>
+              </w:rPr>
+              <w:t xml:space="preserve"> (bold) = required field   ·   </w:t>
+            </w:r>
+            <w:r>
+              <w:rPr>
+                <w:rFonts w:ascii="Aptos" w:cs="Aptos" w:eastAsia="Aptos" w:hAnsi="Aptos"/>
+                <w:b w:val="false"/>
+                <w:bCs w:val="false"/>
+                <w:i/>
+                <w:iCs/>
+                <w:color w:val="595959"/>
+                <w:sz w:val="24"/>
+                <w:szCs w:val="24"/>
+              </w:rPr>
+              <w:t xml:space="preserve">« »</w:t>
+            </w:r>
+            <w:r>
+              <w:rPr>
+                <w:rFonts w:ascii="Aptos" w:cs="Aptos" w:eastAsia="Aptos" w:hAnsi="Aptos"/>
+                <w:b w:val="false"/>
+                <w:bCs w:val="false"/>
+                <w:i w:val="false"/>
+                <w:iCs w:val="false"/>
+                <w:sz w:val="24"/>
+                <w:szCs w:val="24"/>
+              </w:rPr>
+              <w:t xml:space="preserve"> = guidance to delete.</w:t>
+            </w:r>
+          </w:p>
+          <w:p>
+            <w:pPr>
+              <w:spacing w:after="140"/>
+            </w:pPr>
+            <w:r>
+              <w:rPr>
+                <w:rFonts w:ascii="Aptos" w:cs="Aptos" w:eastAsia="Aptos" w:hAnsi="Aptos"/>
+                <w:i/>
+                <w:iCs/>
+                <w:color w:val="595959"/>
+                <w:sz w:val="24"/>
+                <w:szCs w:val="24"/>
+              </w:rPr>
+              <w:t xml:space="preserve">Keep the body director-readable. Push technical detail and contact lists to an appendix. Source Authority, approval signatures, and revision history stay at the foot of the document.</w:t>
+            </w:r>
+          </w:p>
+        </w:tc>
+      </w:tr>
+    </w:tbl>
+    <w:p>
+      <w:pPr>
+        <w:pStyle w:val="Heading2"/>
+        <w:spacing w:after="100" w:before="220"/>
+      </w:pPr>
+      <w:r>
+        <w:rPr>
+          <w:rFonts w:ascii="Aptos" w:cs="Aptos" w:eastAsia="Aptos" w:hAnsi="Aptos"/>
+          <w:b/>
+          <w:bCs/>
+          <w:color w:val="1B3A5C"/>
+          <w:sz w:val="26"/>
+          <w:szCs w:val="26"/>
+        </w:rPr>
+        <w:t xml:space="preserve">1. Purpose</w:t>
+      </w:r>
+    </w:p>
+    <w:p>
+      <w:pPr>
+        <w:spacing w:after="140"/>
+      </w:pPr>
+      <w:r>
+        <w:rPr>
+          <w:rFonts w:ascii="Aptos" w:cs="Aptos" w:eastAsia="Aptos" w:hAnsi="Aptos"/>
+          <w:i/>
+          <w:iCs/>
+          <w:color w:val="595959"/>
+          <w:sz w:val="24"/>
+          <w:szCs w:val="24"/>
+        </w:rPr>
+        <w:t xml:space="preserve">«What this standard prescribes and the policy it implements. A Standard states what must be true; it governs behavior.»</w:t>
+      </w:r>
+    </w:p>
+    <w:p>
+      <w:pPr>
+        <w:spacing w:after="120" w:before="0"/>
+      </w:pPr>
+      <w:r>
+        <w:rPr>
+          <w:rFonts w:ascii="Aptos" w:cs="Aptos" w:eastAsia="Aptos" w:hAnsi="Aptos"/>
+          <w:b w:val="false"/>
+          <w:bCs w:val="false"/>
+          <w:i w:val="false"/>
+          <w:iCs w:val="false"/>
+          <w:sz w:val="24"/>
+          <w:szCs w:val="24"/>
+        </w:rPr>
+        <w:t>This standard sets the physical hardening requirements for [Agency Name]'s equipment areas: where equipment may be placed, how cabling is secured and labeled, how equipment is locked, and how displays are protected from unauthorized viewing. It implements the Physical Access Control Policy and is the standard the Server Room / Equipment Area Hardening Assessment Record is assessed against.</w:t>
+      </w:r>
+    </w:p>
+    <w:p>
+      <w:pPr>
+        <w:pStyle w:val="Heading2"/>
+        <w:spacing w:after="100" w:before="220"/>
+      </w:pPr>
+      <w:r>
+        <w:rPr>
+          <w:rFonts w:ascii="Aptos" w:cs="Aptos" w:eastAsia="Aptos" w:hAnsi="Aptos"/>
+          <w:b/>
+          <w:bCs/>
+          <w:color w:val="1B3A5C"/>
+          <w:sz w:val="26"/>
+          <w:szCs w:val="26"/>
+        </w:rPr>
+        <w:t xml:space="preserve">2. Scope</w:t>
+      </w:r>
+    </w:p>
+    <w:p>
+      <w:pPr>
+        <w:spacing w:after="140"/>
+      </w:pPr>
+      <w:r>
+        <w:rPr>
+          <w:rFonts w:ascii="Aptos" w:cs="Aptos" w:eastAsia="Aptos" w:hAnsi="Aptos"/>
+          <w:i/>
+          <w:iCs/>
+          <w:color w:val="595959"/>
+          <w:sz w:val="24"/>
+          <w:szCs w:val="24"/>
+        </w:rPr>
+        <w:t xml:space="preserve">«What and who the standard binds; which systems or data it applies to.»</w:t>
+      </w:r>
+    </w:p>
+    <w:p>
+      <w:pPr>
+        <w:pStyle w:val="ListParagraph"/>
+        <w:numPr>
+          <w:ilvl w:val="0"/>
+          <w:numId w:val="2"/>
+        </w:numPr>
+        <w:spacing w:after="60"/>
+      </w:pPr>
+      <w:r>
+        <w:rPr>
+          <w:rFonts w:ascii="Aptos" w:cs="Aptos" w:eastAsia="Aptos" w:hAnsi="Aptos"/>
+          <w:b w:val="false"/>
+          <w:bCs w:val="false"/>
+          <w:i w:val="false"/>
+          <w:iCs w:val="false"/>
+          <w:sz w:val="24"/>
+          <w:szCs w:val="24"/>
+        </w:rPr>
+        <w:t>Applies to: all equipment areas that house public-safety systems (server and equipment rooms, telecommunications and cabling spaces, and dispatch positions), and the cabling, equipment, and displays within them.</w:t>
+      </w:r>
+    </w:p>
+    <w:p>
+      <w:pPr>
+        <w:pStyle w:val="ListParagraph"/>
+        <w:numPr>
+          <w:ilvl w:val="0"/>
+          <w:numId w:val="2"/>
+        </w:numPr>
+        <w:spacing w:after="60"/>
+      </w:pPr>
+      <w:r>
+        <w:rPr>
+          <w:rFonts w:ascii="Aptos" w:cs="Aptos" w:eastAsia="Aptos" w:hAnsi="Aptos"/>
+          <w:b w:val="false"/>
+          <w:bCs w:val="false"/>
+          <w:i w:val="false"/>
+          <w:iCs w:val="false"/>
+          <w:sz w:val="24"/>
+          <w:szCs w:val="24"/>
+        </w:rPr>
+        <w:t>Implements: Physical Access Control Policy.</w:t>
+      </w:r>
+    </w:p>
+    <w:p>
+      <w:pPr>
+        <w:pStyle w:val="ListParagraph"/>
+        <w:numPr>
+          <w:ilvl w:val="0"/>
+          <w:numId w:val="2"/>
+        </w:numPr>
+        <w:spacing w:after="60"/>
+      </w:pPr>
+      <w:r>
+        <w:rPr>
+          <w:rFonts w:ascii="Aptos" w:cs="Aptos" w:eastAsia="Aptos" w:hAnsi="Aptos"/>
+          <w:b w:val="false"/>
+          <w:bCs w:val="false"/>
+          <w:i w:val="false"/>
+          <w:iCs w:val="false"/>
+          <w:sz w:val="24"/>
+          <w:szCs w:val="24"/>
+        </w:rPr>
+        <w:t>Excludes: [exclusions, if any; if none, write "None."]</w:t>
+      </w:r>
+    </w:p>
+    <w:p>
+      <w:pPr>
+        <w:pStyle w:val="Heading2"/>
+        <w:spacing w:after="100" w:before="220"/>
+      </w:pPr>
+      <w:r>
+        <w:rPr>
+          <w:rFonts w:ascii="Aptos" w:cs="Aptos" w:eastAsia="Aptos" w:hAnsi="Aptos"/>
+          <w:b/>
+          <w:bCs/>
+          <w:color w:val="1B3A5C"/>
+          <w:sz w:val="26"/>
+          <w:szCs w:val="26"/>
+        </w:rPr>
+        <w:t xml:space="preserve">3. Requirements</w:t>
+      </w:r>
+    </w:p>
+    <w:p>
+      <w:pPr>
+        <w:spacing w:after="140"/>
+      </w:pPr>
+      <w:r>
+        <w:rPr>
+          <w:rFonts w:ascii="Aptos" w:cs="Aptos" w:eastAsia="Aptos" w:hAnsi="Aptos"/>
+          <w:i/>
+          <w:iCs/>
+          <w:color w:val="595959"/>
+          <w:sz w:val="24"/>
+          <w:szCs w:val="24"/>
+        </w:rPr>
+        <w:t xml:space="preserve">«The binding requirements, as numbered statements. Each must be testable. Use “The Agency shall…”.»</w:t>
+      </w:r>
+    </w:p>
+    <w:p>
+      <w:pPr>
+        <w:pStyle w:val="ListParagraph"/>
+        <w:numPr>
+          <w:ilvl w:val="0"/>
+          <w:numId w:val="3"/>
+        </w:numPr>
+        <w:spacing w:after="60"/>
+      </w:pPr>
+      <w:r>
+        <w:rPr>
+          <w:rFonts w:ascii="Aptos" w:cs="Aptos" w:eastAsia="Aptos" w:hAnsi="Aptos"/>
+          <w:b w:val="false"/>
+          <w:bCs w:val="false"/>
+          <w:i w:val="false"/>
+          <w:iCs w:val="false"/>
+          <w:sz w:val="24"/>
+          <w:szCs w:val="24"/>
+        </w:rPr>
+        <w:t>The Agency shall place servers, network equipment, telephony and CAD appliances, and other sensitive infrastructure only in restricted, climate-controlled areas whose physical protection matches the classification of the systems they house.</w:t>
+      </w:r>
+    </w:p>
+    <w:p>
+      <w:pPr>
+        <w:pStyle w:val="ListParagraph"/>
+        <w:numPr>
+          <w:ilvl w:val="0"/>
+          <w:numId w:val="3"/>
+        </w:numPr>
+        <w:spacing w:after="60"/>
+      </w:pPr>
+      <w:r>
+        <w:rPr>
+          <w:rFonts w:ascii="Aptos" w:cs="Aptos" w:eastAsia="Aptos" w:hAnsi="Aptos"/>
+          <w:b w:val="false"/>
+          <w:bCs w:val="false"/>
+          <w:i w:val="false"/>
+          <w:iCs w:val="false"/>
+          <w:sz w:val="24"/>
+          <w:szCs w:val="24"/>
+        </w:rPr>
+        <w:t>The Agency shall deploy or relocate equipment only into areas that meet this standard, and shall verify placement and environmental controls before the equipment enters service.</w:t>
+      </w:r>
+    </w:p>
+    <w:p>
+      <w:pPr>
+        <w:pStyle w:val="ListParagraph"/>
+        <w:numPr>
+          <w:ilvl w:val="0"/>
+          <w:numId w:val="3"/>
+        </w:numPr>
+        <w:spacing w:after="60"/>
+      </w:pPr>
+      <w:r>
+        <w:rPr>
+          <w:rFonts w:ascii="Aptos" w:cs="Aptos" w:eastAsia="Aptos" w:hAnsi="Aptos"/>
+          <w:b w:val="false"/>
+          <w:bCs w:val="false"/>
+          <w:i w:val="false"/>
+          <w:iCs w:val="false"/>
+          <w:sz w:val="24"/>
+          <w:szCs w:val="24"/>
+        </w:rPr>
+        <w:t>Cabling and conduit. The Agency shall enclose network cabling, fiber, copper, and patch panels in locked racks or cable channels, label them to show circuit and criticality, route them through restricted zones, and inspect them for tampering on a defined cycle.</w:t>
+      </w:r>
+    </w:p>
+    <w:p>
+      <w:pPr>
+        <w:pStyle w:val="ListParagraph"/>
+        <w:numPr>
+          <w:ilvl w:val="0"/>
+          <w:numId w:val="3"/>
+        </w:numPr>
+        <w:spacing w:after="60"/>
+      </w:pPr>
+      <w:r>
+        <w:rPr>
+          <w:rFonts w:ascii="Aptos" w:cs="Aptos" w:eastAsia="Aptos" w:hAnsi="Aptos"/>
+          <w:b w:val="false"/>
+          <w:bCs w:val="false"/>
+          <w:i w:val="false"/>
+          <w:iCs w:val="false"/>
+          <w:sz w:val="24"/>
+          <w:szCs w:val="24"/>
+        </w:rPr>
+        <w:t>Equipment locking. The Agency shall secure equipment in locked racks, cabinets, or an equivalent enclosure, and shall limit the keys or credentials that open them to authorized personnel.</w:t>
+      </w:r>
+    </w:p>
+    <w:p>
+      <w:pPr>
+        <w:pStyle w:val="ListParagraph"/>
+        <w:numPr>
+          <w:ilvl w:val="0"/>
+          <w:numId w:val="3"/>
+        </w:numPr>
+        <w:spacing w:after="60"/>
+      </w:pPr>
+      <w:r>
+        <w:rPr>
+          <w:rFonts w:ascii="Aptos" w:cs="Aptos" w:eastAsia="Aptos" w:hAnsi="Aptos"/>
+          <w:b w:val="false"/>
+          <w:bCs w:val="false"/>
+          <w:i w:val="false"/>
+          <w:iCs w:val="false"/>
+          <w:sz w:val="24"/>
+          <w:szCs w:val="24"/>
+        </w:rPr>
+        <w:t>Display protection. The Agency shall protect dispatch terminals, call-taker screens, and situational-awareness displays from unauthorized viewing using positioning, physical barriers or privacy filters, and automatic screen lock after [a defined period] of inactivity.</w:t>
+      </w:r>
+    </w:p>
+    <w:p>
+      <w:pPr>
+        <w:pStyle w:val="ListParagraph"/>
+        <w:numPr>
+          <w:ilvl w:val="0"/>
+          <w:numId w:val="3"/>
+        </w:numPr>
+        <w:spacing w:after="60"/>
+      </w:pPr>
+      <w:r>
+        <w:rPr>
+          <w:rFonts w:ascii="Aptos" w:cs="Aptos" w:eastAsia="Aptos" w:hAnsi="Aptos"/>
+          <w:b w:val="false"/>
+          <w:bCs w:val="false"/>
+          <w:i w:val="false"/>
+          <w:iCs w:val="false"/>
+          <w:sz w:val="24"/>
+          <w:szCs w:val="24"/>
+        </w:rPr>
+        <w:t>Placement review. The Agency shall re-verify equipment placement, hardening, and environmental controls at least [annually] and after any facility or equipment change, recording the result in the Server Room / Equipment Area Hardening Assessment Record.</w:t>
+      </w:r>
+    </w:p>
+    <w:p>
+      <w:pPr>
+        <w:pStyle w:val="ListParagraph"/>
+        <w:numPr>
+          <w:ilvl w:val="0"/>
+          <w:numId w:val="3"/>
+        </w:numPr>
+        <w:spacing w:after="60"/>
+      </w:pPr>
+      <w:r>
+        <w:rPr>
+          <w:rFonts w:ascii="Aptos" w:cs="Aptos" w:eastAsia="Aptos" w:hAnsi="Aptos"/>
+          <w:b w:val="false"/>
+          <w:bCs w:val="false"/>
+          <w:i w:val="false"/>
+          <w:iCs w:val="false"/>
+          <w:sz w:val="24"/>
+          <w:szCs w:val="24"/>
+        </w:rPr>
+        <w:t>Where facility constraints prevent full compliance, including equipment co-located with other agencies in shared space, the Agency shall apply compensating controls and record the gap under the Deviation Process below.</w:t>
+      </w:r>
+    </w:p>
+    <w:p>
+      <w:pPr>
+        <w:pStyle w:val="Heading2"/>
+        <w:spacing w:after="100" w:before="220"/>
+      </w:pPr>
+      <w:r>
+        <w:rPr>
+          <w:rFonts w:ascii="Aptos" w:cs="Aptos" w:eastAsia="Aptos" w:hAnsi="Aptos"/>
+          <w:b/>
+          <w:bCs/>
+          <w:color w:val="1B3A5C"/>
+          <w:sz w:val="26"/>
+          <w:szCs w:val="26"/>
+        </w:rPr>
+        <w:t xml:space="preserve">4. Approved and Prohibited</w:t>
+      </w:r>
+    </w:p>
+    <w:p>
+      <w:pPr>
+        <w:spacing w:after="140"/>
+      </w:pPr>
+      <w:r>
+        <w:rPr>
+          <w:rFonts w:ascii="Aptos" w:cs="Aptos" w:eastAsia="Aptos" w:hAnsi="Aptos"/>
+          <w:i/>
+          <w:iCs/>
+          <w:color w:val="595959"/>
+          <w:sz w:val="24"/>
+          <w:szCs w:val="24"/>
+        </w:rPr>
+        <w:t xml:space="preserve">«The concrete allow/deny lists this standard sets (e.g., approved algorithms, prohibited protocols). Keep the as-built evidence in the matching Configuration Record, not here.»</w:t>
+      </w:r>
+    </w:p>
+    <w:tbl>
+      <w:tblPr>
+        <w:tblW w:type="dxa" w:w="9360"/>
+        <w:tblBorders>
+          <w:top w:val="single" w:color="auto" w:sz="4"/>
+          <w:left w:val="single" w:color="auto" w:sz="4"/>
+          <w:bottom w:val="single" w:color="auto" w:sz="4"/>
+          <w:right w:val="single" w:color="auto" w:sz="4"/>
+          <w:insideH w:val="single" w:color="auto" w:sz="4"/>
+          <w:insideV w:val="single" w:color="auto" w:sz="4"/>
+        </w:tblBorders>
+      </w:tblPr>
+      <w:tblGrid>
+        <w:gridCol w:w="4680"/>
+        <w:gridCol w:w="4680"/>
+      </w:tblGrid>
+      <w:tr>
+        <w:trPr>
+          <w:tblHeader/>
+        </w:trPr>
+        <w:tc>
+          <w:tcPr>
+            <w:tcW w:type="dxa" w:w="4680"/>
+            <w:tcBorders>
+              <w:top w:val="single" w:color="BFBFBF" w:sz="4"/>
+              <w:left w:val="single" w:color="BFBFBF" w:sz="4"/>
+              <w:bottom w:val="single" w:color="BFBFBF" w:sz="4"/>
+              <w:right w:val="single" w:color="BFBFBF" w:sz="4"/>
+            </w:tcBorders>
+            <w:shd w:fill="1B3A5C" w:val="clear"/>
+            <w:tcMar>
+              <w:top w:type="dxa" w:w="80"/>
+              <w:left w:type="dxa" w:w="120"/>
+              <w:bottom w:type="dxa" w:w="80"/>
+              <w:right w:type="dxa" w:w="120"/>
+            </w:tcMar>
+          </w:tcPr>
+          <w:p>
+            <w:r>
+              <w:rPr>
+                <w:rFonts w:ascii="Aptos" w:cs="Aptos" w:eastAsia="Aptos" w:hAnsi="Aptos"/>
+                <w:b/>
+                <w:bCs/>
+                <w:color w:val="FFFFFF"/>
+                <w:sz w:val="24"/>
+                <w:szCs w:val="24"/>
+              </w:rPr>
+              <w:t xml:space="preserve">Approved</w:t>
+            </w:r>
+          </w:p>
+        </w:tc>
+        <w:tc>
+          <w:tcPr>
+            <w:tcW w:type="dxa" w:w="4680"/>
+            <w:tcBorders>
+              <w:top w:val="single" w:color="BFBFBF" w:sz="4"/>
+              <w:left w:val="single" w:color="BFBFBF" w:sz="4"/>
+              <w:bottom w:val="single" w:color="BFBFBF" w:sz="4"/>
+              <w:right w:val="single" w:color="BFBFBF" w:sz="4"/>
+            </w:tcBorders>
+            <w:shd w:fill="1B3A5C" w:val="clear"/>
+            <w:tcMar>
+              <w:top w:type="dxa" w:w="80"/>
+              <w:left w:type="dxa" w:w="120"/>
+              <w:bottom w:type="dxa" w:w="80"/>
+              <w:right w:type="dxa" w:w="120"/>
+            </w:tcMar>
+          </w:tcPr>
+          <w:p>
+            <w:r>
+              <w:rPr>
+                <w:rFonts w:ascii="Aptos" w:cs="Aptos" w:eastAsia="Aptos" w:hAnsi="Aptos"/>
+                <w:b/>
+                <w:bCs/>
+                <w:color w:val="FFFFFF"/>
+                <w:sz w:val="24"/>
+                <w:szCs w:val="24"/>
+              </w:rPr>
+              <w:t xml:space="preserve">Prohibited</w:t>
+            </w:r>
+          </w:p>
+        </w:tc>
+      </w:tr>
+      <w:tr>
+        <w:tc>
+          <w:tcPr>
+            <w:tcW w:type="dxa" w:w="4680"/>
+            <w:tcBorders>
+              <w:top w:val="single" w:color="BFBFBF" w:sz="4"/>
+              <w:left w:val="single" w:color="BFBFBF" w:sz="4"/>
+              <w:bottom w:val="single" w:color="BFBFBF" w:sz="4"/>
+              <w:right w:val="single" w:color="BFBFBF" w:sz="4"/>
+            </w:tcBorders>
+            <w:tcMar>
+              <w:top w:type="dxa" w:w="80"/>
+              <w:left w:type="dxa" w:w="120"/>
+              <w:bottom w:type="dxa" w:w="80"/>
+              <w:right w:type="dxa" w:w="120"/>
+            </w:tcMar>
+          </w:tcPr>
+          <w:p>
+            <w:r>
+              <w:rPr>
+                <w:rFonts w:ascii="Aptos" w:cs="Aptos" w:eastAsia="Aptos" w:hAnsi="Aptos"/>
+                <w:b w:val="false"/>
+                <w:bCs w:val="false"/>
+                <w:i w:val="false"/>
+                <w:iCs w:val="false"/>
+                <w:sz w:val="24"/>
+                <w:szCs w:val="24"/>
+              </w:rPr>
+              <w:t>Sensitive infrastructure in restricted, climate-controlled rooms matched to system classification.</w:t>
+            </w:r>
+          </w:p>
+        </w:tc>
+        <w:tc>
+          <w:tcPr>
+            <w:tcW w:type="dxa" w:w="4680"/>
+            <w:tcBorders>
+              <w:top w:val="single" w:color="BFBFBF" w:sz="4"/>
+              <w:left w:val="single" w:color="BFBFBF" w:sz="4"/>
+              <w:bottom w:val="single" w:color="BFBFBF" w:sz="4"/>
+              <w:right w:val="single" w:color="BFBFBF" w:sz="4"/>
+            </w:tcBorders>
+            <w:tcMar>
+              <w:top w:type="dxa" w:w="80"/>
+              <w:left w:type="dxa" w:w="120"/>
+              <w:bottom w:type="dxa" w:w="80"/>
+              <w:right w:type="dxa" w:w="120"/>
+            </w:tcMar>
+          </w:tcPr>
+          <w:p>
+            <w:r>
+              <w:rPr>
+                <w:rFonts w:ascii="Aptos" w:cs="Aptos" w:eastAsia="Aptos" w:hAnsi="Aptos"/>
+                <w:b w:val="false"/>
+                <w:bCs w:val="false"/>
+                <w:i w:val="false"/>
+                <w:iCs w:val="false"/>
+                <w:sz w:val="24"/>
+                <w:szCs w:val="24"/>
+              </w:rPr>
+              <w:t>Sensitive infrastructure in open, public, or general-purpose areas.</w:t>
+            </w:r>
+          </w:p>
+        </w:tc>
+      </w:tr>
+      <w:tr>
+        <w:tc>
+          <w:tcPr>
+            <w:tcW w:type="dxa" w:w="4680"/>
+            <w:tcBorders>
+              <w:top w:val="single" w:color="BFBFBF" w:sz="4"/>
+              <w:left w:val="single" w:color="BFBFBF" w:sz="4"/>
+              <w:bottom w:val="single" w:color="BFBFBF" w:sz="4"/>
+              <w:right w:val="single" w:color="BFBFBF" w:sz="4"/>
+            </w:tcBorders>
+            <w:tcMar>
+              <w:top w:type="dxa" w:w="80"/>
+              <w:left w:type="dxa" w:w="120"/>
+              <w:bottom w:type="dxa" w:w="80"/>
+              <w:right w:type="dxa" w:w="120"/>
+            </w:tcMar>
+          </w:tcPr>
+          <w:p>
+            <w:r>
+              <w:rPr>
+                <w:rFonts w:ascii="Aptos" w:cs="Aptos" w:eastAsia="Aptos" w:hAnsi="Aptos"/>
+                <w:b w:val="false"/>
+                <w:bCs w:val="false"/>
+                <w:i w:val="false"/>
+                <w:iCs w:val="false"/>
+                <w:sz w:val="24"/>
+                <w:szCs w:val="24"/>
+              </w:rPr>
+              <w:t>Cabling in locked racks or channels, labeled, routed through restricted zones.</w:t>
+            </w:r>
+          </w:p>
+        </w:tc>
+        <w:tc>
+          <w:tcPr>
+            <w:tcW w:type="dxa" w:w="4680"/>
+            <w:tcBorders>
+              <w:top w:val="single" w:color="BFBFBF" w:sz="4"/>
+              <w:left w:val="single" w:color="BFBFBF" w:sz="4"/>
+              <w:bottom w:val="single" w:color="BFBFBF" w:sz="4"/>
+              <w:right w:val="single" w:color="BFBFBF" w:sz="4"/>
+            </w:tcBorders>
+            <w:tcMar>
+              <w:top w:type="dxa" w:w="80"/>
+              <w:left w:type="dxa" w:w="120"/>
+              <w:bottom w:type="dxa" w:w="80"/>
+              <w:right w:type="dxa" w:w="120"/>
+            </w:tcMar>
+          </w:tcPr>
+          <w:p>
+            <w:r>
+              <w:rPr>
+                <w:rFonts w:ascii="Aptos" w:cs="Aptos" w:eastAsia="Aptos" w:hAnsi="Aptos"/>
+                <w:b w:val="false"/>
+                <w:bCs w:val="false"/>
+                <w:i w:val="false"/>
+                <w:iCs w:val="false"/>
+                <w:sz w:val="24"/>
+                <w:szCs w:val="24"/>
+              </w:rPr>
+              <w:t>Unlabeled cabling, or cabling run through unrestricted or publicly accessible space.</w:t>
+            </w:r>
+          </w:p>
+        </w:tc>
+      </w:tr>
+      <w:tr>
+        <w:tc>
+          <w:tcPr>
+            <w:tcW w:type="dxa" w:w="4680"/>
+            <w:tcBorders>
+              <w:top w:val="single" w:color="BFBFBF" w:sz="4"/>
+              <w:left w:val="single" w:color="BFBFBF" w:sz="4"/>
+              <w:bottom w:val="single" w:color="BFBFBF" w:sz="4"/>
+              <w:right w:val="single" w:color="BFBFBF" w:sz="4"/>
+            </w:tcBorders>
+            <w:tcMar>
+              <w:top w:type="dxa" w:w="80"/>
+              <w:left w:type="dxa" w:w="120"/>
+              <w:bottom w:type="dxa" w:w="80"/>
+              <w:right w:type="dxa" w:w="120"/>
+            </w:tcMar>
+          </w:tcPr>
+          <w:p>
+            <w:r>
+              <w:rPr>
+                <w:rFonts w:ascii="Aptos" w:cs="Aptos" w:eastAsia="Aptos" w:hAnsi="Aptos"/>
+                <w:b w:val="false"/>
+                <w:bCs w:val="false"/>
+                <w:i w:val="false"/>
+                <w:iCs w:val="false"/>
+                <w:sz w:val="24"/>
+                <w:szCs w:val="24"/>
+              </w:rPr>
+              <w:t>Equipment secured in locked racks or cabinets with keys limited to authorized staff.</w:t>
+            </w:r>
+          </w:p>
+        </w:tc>
+        <w:tc>
+          <w:tcPr>
+            <w:tcW w:type="dxa" w:w="4680"/>
+            <w:tcBorders>
+              <w:top w:val="single" w:color="BFBFBF" w:sz="4"/>
+              <w:left w:val="single" w:color="BFBFBF" w:sz="4"/>
+              <w:bottom w:val="single" w:color="BFBFBF" w:sz="4"/>
+              <w:right w:val="single" w:color="BFBFBF" w:sz="4"/>
+            </w:tcBorders>
+            <w:tcMar>
+              <w:top w:type="dxa" w:w="80"/>
+              <w:left w:type="dxa" w:w="120"/>
+              <w:bottom w:type="dxa" w:w="80"/>
+              <w:right w:type="dxa" w:w="120"/>
+            </w:tcMar>
+          </w:tcPr>
+          <w:p>
+            <w:r>
+              <w:rPr>
+                <w:rFonts w:ascii="Aptos" w:cs="Aptos" w:eastAsia="Aptos" w:hAnsi="Aptos"/>
+                <w:b w:val="false"/>
+                <w:bCs w:val="false"/>
+                <w:i w:val="false"/>
+                <w:iCs w:val="false"/>
+                <w:sz w:val="24"/>
+                <w:szCs w:val="24"/>
+              </w:rPr>
+              <w:t>Unsecured equipment, or shared and uncontrolled rack keys.</w:t>
+            </w:r>
+          </w:p>
+        </w:tc>
+      </w:tr>
+      <w:tr>
+        <w:tc>
+          <w:tcPr>
+            <w:tcW w:type="dxa" w:w="4680"/>
+            <w:tcBorders>
+              <w:top w:val="single" w:color="BFBFBF" w:sz="4"/>
+              <w:left w:val="single" w:color="BFBFBF" w:sz="4"/>
+              <w:bottom w:val="single" w:color="BFBFBF" w:sz="4"/>
+              <w:right w:val="single" w:color="BFBFBF" w:sz="4"/>
+            </w:tcBorders>
+            <w:tcMar>
+              <w:top w:type="dxa" w:w="80"/>
+              <w:left w:type="dxa" w:w="120"/>
+              <w:bottom w:type="dxa" w:w="80"/>
+              <w:right w:type="dxa" w:w="120"/>
+            </w:tcMar>
+          </w:tcPr>
+          <w:p>
+            <w:r>
+              <w:rPr>
+                <w:rFonts w:ascii="Aptos" w:cs="Aptos" w:eastAsia="Aptos" w:hAnsi="Aptos"/>
+                <w:b w:val="false"/>
+                <w:bCs w:val="false"/>
+                <w:i w:val="false"/>
+                <w:iCs w:val="false"/>
+                <w:sz w:val="24"/>
+                <w:szCs w:val="24"/>
+              </w:rPr>
+              <w:t>Privacy filters and automatic screen lock on every dispatch and call-taker display.</w:t>
+            </w:r>
+          </w:p>
+        </w:tc>
+        <w:tc>
+          <w:tcPr>
+            <w:tcW w:type="dxa" w:w="4680"/>
+            <w:tcBorders>
+              <w:top w:val="single" w:color="BFBFBF" w:sz="4"/>
+              <w:left w:val="single" w:color="BFBFBF" w:sz="4"/>
+              <w:bottom w:val="single" w:color="BFBFBF" w:sz="4"/>
+              <w:right w:val="single" w:color="BFBFBF" w:sz="4"/>
+            </w:tcBorders>
+            <w:tcMar>
+              <w:top w:type="dxa" w:w="80"/>
+              <w:left w:type="dxa" w:w="120"/>
+              <w:bottom w:type="dxa" w:w="80"/>
+              <w:right w:type="dxa" w:w="120"/>
+            </w:tcMar>
+          </w:tcPr>
+          <w:p>
+            <w:r>
+              <w:rPr>
+                <w:rFonts w:ascii="Aptos" w:cs="Aptos" w:eastAsia="Aptos" w:hAnsi="Aptos"/>
+                <w:b w:val="false"/>
+                <w:bCs w:val="false"/>
+                <w:i w:val="false"/>
+                <w:iCs w:val="false"/>
+                <w:sz w:val="24"/>
+                <w:szCs w:val="24"/>
+              </w:rPr>
+              <w:t>Screens viewable from public areas, or displays with no automatic lock.</w:t>
+            </w:r>
+          </w:p>
+        </w:tc>
+      </w:tr>
+    </w:tbl>
+    <w:p>
+      <w:pPr>
+        <w:pStyle w:val="Heading2"/>
+        <w:spacing w:after="100" w:before="220"/>
+      </w:pPr>
+      <w:r>
+        <w:rPr>
+          <w:rFonts w:ascii="Aptos" w:cs="Aptos" w:eastAsia="Aptos" w:hAnsi="Aptos"/>
+          <w:b/>
+          <w:bCs/>
+          <w:color w:val="1B3A5C"/>
+          <w:sz w:val="26"/>
+          <w:szCs w:val="26"/>
+        </w:rPr>
+        <w:t xml:space="preserve">5. Deviation Process</w:t>
+      </w:r>
+    </w:p>
+    <w:p>
+      <w:pPr>
+        <w:spacing w:after="140"/>
+      </w:pPr>
+      <w:r>
+        <w:rPr>
+          <w:rFonts w:ascii="Aptos" w:cs="Aptos" w:eastAsia="Aptos" w:hAnsi="Aptos"/>
+          <w:i/>
+          <w:iCs/>
+          <w:color w:val="595959"/>
+          <w:sz w:val="24"/>
+          <w:szCs w:val="24"/>
+        </w:rPr>
+        <w:t xml:space="preserve">«Who may approve a deviation, how it is requested and recorded, and how long it lasts before review.»</w:t>
+      </w:r>
+    </w:p>
+    <w:p>
+      <w:pPr>
+        <w:spacing w:after="120" w:before="0"/>
+      </w:pPr>
+      <w:r>
+        <w:rPr>
+          <w:rFonts w:ascii="Aptos" w:cs="Aptos" w:eastAsia="Aptos" w:hAnsi="Aptos"/>
+          <w:b w:val="false"/>
+          <w:bCs w:val="false"/>
+          <w:i w:val="false"/>
+          <w:iCs w:val="false"/>
+          <w:sz w:val="24"/>
+          <w:szCs w:val="24"/>
+        </w:rPr>
+        <w:t>A deviation from this standard, including a placement or hardening gap driven by facility constraints, requires written approval from the [Director / Coordinator]. The request states the gap, the reason, the compensating controls in place, and a re-evaluation date. Approved deviations are recorded in the Server Room / Equipment Area Hardening Assessment Record and reviewed at least [annually].</w:t>
+      </w:r>
+    </w:p>
+    <w:p>
+      <w:pPr>
+        <w:pStyle w:val="Heading2"/>
+        <w:spacing w:after="100" w:before="220"/>
+      </w:pPr>
+      <w:r>
+        <w:rPr>
+          <w:rFonts w:ascii="Aptos" w:cs="Aptos" w:eastAsia="Aptos" w:hAnsi="Aptos"/>
+          <w:b/>
+          <w:bCs/>
+          <w:color w:val="1B3A5C"/>
+          <w:sz w:val="26"/>
+          <w:szCs w:val="26"/>
+        </w:rPr>
+        <w:t xml:space="preserve">6. Review Schedule</w:t>
+      </w:r>
+    </w:p>
+    <w:p>
+      <w:pPr>
+        <w:spacing w:after="140"/>
+      </w:pPr>
+      <w:r>
+        <w:rPr>
+          <w:rFonts w:ascii="Aptos" w:cs="Aptos" w:eastAsia="Aptos" w:hAnsi="Aptos"/>
+          <w:i/>
+          <w:iCs/>
+          <w:color w:val="595959"/>
+          <w:sz w:val="24"/>
+          <w:szCs w:val="24"/>
+        </w:rPr>
+        <w:t xml:space="preserve">«Review cadence and trigger events (annual at minimum; also on significant change). Name the owning role.»</w:t>
+      </w:r>
+    </w:p>
+    <w:p>
+      <w:pPr>
+        <w:spacing w:after="120" w:before="0"/>
+      </w:pPr>
+      <w:r>
+        <w:rPr>
+          <w:rFonts w:ascii="Aptos" w:cs="Aptos" w:eastAsia="Aptos" w:hAnsi="Aptos"/>
+          <w:b w:val="false"/>
+          <w:bCs w:val="false"/>
+          <w:i w:val="false"/>
+          <w:iCs w:val="false"/>
+          <w:sz w:val="24"/>
+          <w:szCs w:val="24"/>
+        </w:rPr>
+        <w:t>This standard is reviewed at least [annually] and after any significant change to the Agency's facilities, equipment, or physical threat environment, by the [Owner role].</w:t>
+      </w:r>
+    </w:p>
+    <w:p>
+      <w:pPr>
+        <w:pStyle w:val="Heading2"/>
+        <w:spacing w:after="100" w:before="220"/>
+      </w:pPr>
+      <w:r>
+        <w:rPr>
+          <w:rFonts w:ascii="Aptos" w:cs="Aptos" w:eastAsia="Aptos" w:hAnsi="Aptos"/>
+          <w:b/>
+          <w:bCs/>
+          <w:color w:val="1B3A5C"/>
+          <w:sz w:val="26"/>
+          <w:szCs w:val="26"/>
+        </w:rPr>
+        <w:t xml:space="preserve">Profile Scaling Notes</w:t>
+      </w:r>
+    </w:p>
+    <w:p>
+      <w:pPr>
+        <w:spacing w:after="140"/>
+      </w:pPr>
+      <w:r>
+        <w:rPr>
+          <w:rFonts w:ascii="Aptos" w:cs="Aptos" w:eastAsia="Aptos" w:hAnsi="Aptos"/>
+          <w:i/>
+          <w:iCs/>
+          <w:color w:val="595959"/>
+          <w:sz w:val="24"/>
+          <w:szCs w:val="24"/>
+        </w:rPr>
+        <w:t xml:space="preserve">One short paragraph per profile: what minimum-viable looks like for that reader and where to scale up. Keep all three if this ships as a template; delete the profiles that do not apply once adopted.</w:t>
+      </w:r>
+    </w:p>
+    <w:tbl>
+      <w:tblPr>
+        <w:tblW w:type="dxa" w:w="9360"/>
+        <w:tblBorders>
+          <w:top w:val="single" w:color="auto" w:sz="4"/>
+          <w:left w:val="single" w:color="auto" w:sz="4"/>
+          <w:bottom w:val="single" w:color="auto" w:sz="4"/>
+          <w:right w:val="single" w:color="auto" w:sz="4"/>
+          <w:insideH w:val="single" w:color="auto" w:sz="4"/>
+          <w:insideV w:val="single" w:color="auto" w:sz="4"/>
+        </w:tblBorders>
+      </w:tblPr>
+      <w:tblGrid>
+        <w:gridCol w:w="3200"/>
+        <w:gridCol w:w="6160"/>
+      </w:tblGrid>
+      <w:tr>
+        <w:trPr>
+          <w:tblHeader/>
+        </w:trPr>
+        <w:tc>
+          <w:tcPr>
+            <w:tcW w:type="dxa" w:w="3200"/>
+            <w:tcBorders>
+              <w:top w:val="single" w:color="BFBFBF" w:sz="4"/>
+              <w:left w:val="single" w:color="BFBFBF" w:sz="4"/>
+              <w:bottom w:val="single" w:color="BFBFBF" w:sz="4"/>
+              <w:right w:val="single" w:color="BFBFBF" w:sz="4"/>
+            </w:tcBorders>
+            <w:shd w:fill="1B3A5C" w:val="clear"/>
+            <w:tcMar>
+              <w:top w:type="dxa" w:w="80"/>
+              <w:left w:type="dxa" w:w="120"/>
+              <w:bottom w:type="dxa" w:w="80"/>
+              <w:right w:type="dxa" w:w="120"/>
+            </w:tcMar>
+          </w:tcPr>
+          <w:p>
+            <w:r>
+              <w:rPr>
+                <w:rFonts w:ascii="Aptos" w:cs="Aptos" w:eastAsia="Aptos" w:hAnsi="Aptos"/>
+                <w:b/>
+                <w:bCs/>
+                <w:color w:val="FFFFFF"/>
+                <w:sz w:val="24"/>
+                <w:szCs w:val="24"/>
+              </w:rPr>
+              <w:t xml:space="preserve">PSAP Profile</w:t>
+            </w:r>
+          </w:p>
+        </w:tc>
+        <w:tc>
+          <w:tcPr>
+            <w:tcW w:type="dxa" w:w="6160"/>
+            <w:tcBorders>
+              <w:top w:val="single" w:color="BFBFBF" w:sz="4"/>
+              <w:left w:val="single" w:color="BFBFBF" w:sz="4"/>
+              <w:bottom w:val="single" w:color="BFBFBF" w:sz="4"/>
+              <w:right w:val="single" w:color="BFBFBF" w:sz="4"/>
+            </w:tcBorders>
+            <w:shd w:fill="1B3A5C" w:val="clear"/>
+            <w:tcMar>
+              <w:top w:type="dxa" w:w="80"/>
+              <w:left w:type="dxa" w:w="120"/>
+              <w:bottom w:type="dxa" w:w="80"/>
+              <w:right w:type="dxa" w:w="120"/>
+            </w:tcMar>
+          </w:tcPr>
+          <w:p>
+            <w:r>
+              <w:rPr>
+                <w:rFonts w:ascii="Aptos" w:cs="Aptos" w:eastAsia="Aptos" w:hAnsi="Aptos"/>
+                <w:b/>
+                <w:bCs/>
+                <w:color w:val="FFFFFF"/>
+                <w:sz w:val="24"/>
+                <w:szCs w:val="24"/>
+              </w:rPr>
+              <w:t xml:space="preserve">Minimum-viable implementation</w:t>
+            </w:r>
+          </w:p>
+        </w:tc>
+      </w:tr>
+      <w:tr>
+        <w:tc>
+          <w:tcPr>
+            <w:tcW w:type="dxa" w:w="3200"/>
+            <w:tcBorders>
+              <w:top w:val="single" w:color="BFBFBF" w:sz="4"/>
+              <w:left w:val="single" w:color="BFBFBF" w:sz="4"/>
+              <w:bottom w:val="single" w:color="BFBFBF" w:sz="4"/>
+              <w:right w:val="single" w:color="BFBFBF" w:sz="4"/>
+            </w:tcBorders>
+            <w:tcMar>
+              <w:top w:type="dxa" w:w="80"/>
+              <w:left w:type="dxa" w:w="120"/>
+              <w:bottom w:type="dxa" w:w="80"/>
+              <w:right w:type="dxa" w:w="120"/>
+            </w:tcMar>
+          </w:tcPr>
+          <w:p>
+            <w:r>
+              <w:rPr>
+                <w:rFonts w:ascii="Aptos" w:cs="Aptos" w:eastAsia="Aptos" w:hAnsi="Aptos"/>
+                <w:b w:val="false"/>
+                <w:bCs w:val="false"/>
+                <w:i w:val="false"/>
+                <w:iCs w:val="false"/>
+                <w:sz w:val="24"/>
+                <w:szCs w:val="24"/>
+              </w:rPr>
+              <w:t xml:space="preserve">Small (1–5 dispatchers, no in-house IT)</w:t>
+            </w:r>
+          </w:p>
+        </w:tc>
+        <w:tc>
+          <w:tcPr>
+            <w:tcW w:type="dxa" w:w="6160"/>
+            <w:tcBorders>
+              <w:top w:val="single" w:color="BFBFBF" w:sz="4"/>
+              <w:left w:val="single" w:color="BFBFBF" w:sz="4"/>
+              <w:bottom w:val="single" w:color="BFBFBF" w:sz="4"/>
+              <w:right w:val="single" w:color="BFBFBF" w:sz="4"/>
+            </w:tcBorders>
+            <w:tcMar>
+              <w:top w:type="dxa" w:w="80"/>
+              <w:left w:type="dxa" w:w="120"/>
+              <w:bottom w:type="dxa" w:w="80"/>
+              <w:right w:type="dxa" w:w="120"/>
+            </w:tcMar>
+          </w:tcPr>
+          <w:p>
+            <w:r>
+              <w:rPr>
+                <w:rFonts w:ascii="Aptos" w:cs="Aptos" w:eastAsia="Aptos" w:hAnsi="Aptos"/>
+                <w:b w:val="false"/>
+                <w:bCs w:val="false"/>
+                <w:i w:val="false"/>
+                <w:iCs w:val="false"/>
+                <w:sz w:val="24"/>
+                <w:szCs w:val="24"/>
+              </w:rPr>
+              <w:t>Most equipment sits in one room, often shared with the sheriff's office. Meet the standard with what scales: locked racks, labeled cabling, privacy filters, and auto-lock on every screen. The director checks placement once a year and records any shared-space gap as a deviation with a compensating control.</w:t>
+            </w:r>
+          </w:p>
+        </w:tc>
+      </w:tr>
+      <w:tr>
+        <w:tc>
+          <w:tcPr>
+            <w:tcW w:type="dxa" w:w="3200"/>
+            <w:tcBorders>
+              <w:top w:val="single" w:color="BFBFBF" w:sz="4"/>
+              <w:left w:val="single" w:color="BFBFBF" w:sz="4"/>
+              <w:bottom w:val="single" w:color="BFBFBF" w:sz="4"/>
+              <w:right w:val="single" w:color="BFBFBF" w:sz="4"/>
+            </w:tcBorders>
+            <w:tcMar>
+              <w:top w:type="dxa" w:w="80"/>
+              <w:left w:type="dxa" w:w="120"/>
+              <w:bottom w:type="dxa" w:w="80"/>
+              <w:right w:type="dxa" w:w="120"/>
+            </w:tcMar>
+          </w:tcPr>
+          <w:p>
+            <w:r>
+              <w:rPr>
+                <w:rFonts w:ascii="Aptos" w:cs="Aptos" w:eastAsia="Aptos" w:hAnsi="Aptos"/>
+                <w:b w:val="false"/>
+                <w:bCs w:val="false"/>
+                <w:i w:val="false"/>
+                <w:iCs w:val="false"/>
+                <w:sz w:val="24"/>
+                <w:szCs w:val="24"/>
+              </w:rPr>
+              <w:t xml:space="preserve">Medium (6–25, shared county IT)</w:t>
+            </w:r>
+          </w:p>
+        </w:tc>
+        <w:tc>
+          <w:tcPr>
+            <w:tcW w:type="dxa" w:w="6160"/>
+            <w:tcBorders>
+              <w:top w:val="single" w:color="BFBFBF" w:sz="4"/>
+              <w:left w:val="single" w:color="BFBFBF" w:sz="4"/>
+              <w:bottom w:val="single" w:color="BFBFBF" w:sz="4"/>
+              <w:right w:val="single" w:color="BFBFBF" w:sz="4"/>
+            </w:tcBorders>
+            <w:tcMar>
+              <w:top w:type="dxa" w:w="80"/>
+              <w:left w:type="dxa" w:w="120"/>
+              <w:bottom w:type="dxa" w:w="80"/>
+              <w:right w:type="dxa" w:w="120"/>
+            </w:tcMar>
+          </w:tcPr>
+          <w:p>
+            <w:r>
+              <w:rPr>
+                <w:rFonts w:ascii="Aptos" w:cs="Aptos" w:eastAsia="Aptos" w:hAnsi="Aptos"/>
+                <w:b w:val="false"/>
+                <w:bCs w:val="false"/>
+                <w:i w:val="false"/>
+                <w:iCs w:val="false"/>
+                <w:sz w:val="24"/>
+                <w:szCs w:val="24"/>
+              </w:rPr>
+              <w:t>Dedicate a secured equipment room where you can, and have county IT confirm placement, cabling, and locking against this standard on a set cycle. Make display protection a standard build step for every new position.</w:t>
+            </w:r>
+          </w:p>
+        </w:tc>
+      </w:tr>
+      <w:tr>
+        <w:tc>
+          <w:tcPr>
+            <w:tcW w:type="dxa" w:w="3200"/>
+            <w:tcBorders>
+              <w:top w:val="single" w:color="BFBFBF" w:sz="4"/>
+              <w:left w:val="single" w:color="BFBFBF" w:sz="4"/>
+              <w:bottom w:val="single" w:color="BFBFBF" w:sz="4"/>
+              <w:right w:val="single" w:color="BFBFBF" w:sz="4"/>
+            </w:tcBorders>
+            <w:tcMar>
+              <w:top w:type="dxa" w:w="80"/>
+              <w:left w:type="dxa" w:w="120"/>
+              <w:bottom w:type="dxa" w:w="80"/>
+              <w:right w:type="dxa" w:w="120"/>
+            </w:tcMar>
+          </w:tcPr>
+          <w:p>
+            <w:r>
+              <w:rPr>
+                <w:rFonts w:ascii="Aptos" w:cs="Aptos" w:eastAsia="Aptos" w:hAnsi="Aptos"/>
+                <w:b w:val="false"/>
+                <w:bCs w:val="false"/>
+                <w:i w:val="false"/>
+                <w:iCs w:val="false"/>
+                <w:sz w:val="24"/>
+                <w:szCs w:val="24"/>
+              </w:rPr>
+              <w:t xml:space="preserve">Large (25+, dedicated IT/security)</w:t>
+            </w:r>
+          </w:p>
+        </w:tc>
+        <w:tc>
+          <w:tcPr>
+            <w:tcW w:type="dxa" w:w="6160"/>
+            <w:tcBorders>
+              <w:top w:val="single" w:color="BFBFBF" w:sz="4"/>
+              <w:left w:val="single" w:color="BFBFBF" w:sz="4"/>
+              <w:bottom w:val="single" w:color="BFBFBF" w:sz="4"/>
+              <w:right w:val="single" w:color="BFBFBF" w:sz="4"/>
+            </w:tcBorders>
+            <w:tcMar>
+              <w:top w:type="dxa" w:w="80"/>
+              <w:left w:type="dxa" w:w="120"/>
+              <w:bottom w:type="dxa" w:w="80"/>
+              <w:right w:type="dxa" w:w="120"/>
+            </w:tcMar>
+          </w:tcPr>
+          <w:p>
+            <w:r>
+              <w:rPr>
+                <w:rFonts w:ascii="Aptos" w:cs="Aptos" w:eastAsia="Aptos" w:hAnsi="Aptos"/>
+                <w:b w:val="false"/>
+                <w:bCs w:val="false"/>
+                <w:i w:val="false"/>
+                <w:iCs w:val="false"/>
+                <w:sz w:val="24"/>
+                <w:szCs w:val="24"/>
+              </w:rPr>
+              <w:t>Maintain formal placement and hardening standards across both centers, with facilities or IT inspecting on a schedule and logging results in the assessment record. Cabling inspection and display protection are part of routine facility management.</w:t>
+            </w:r>
+          </w:p>
+        </w:tc>
+      </w:tr>
+    </w:tbl>
+    <w:p>
+      <w:pPr>
+        <w:spacing w:after="60"/>
+      </w:pPr>
+    </w:p>
+    <w:tbl>
+      <w:tblPr>
+        <w:tblW w:type="dxa" w:w="9360"/>
+        <w:tblBorders>
+          <w:top w:val="single" w:color="auto" w:sz="4"/>
+          <w:left w:val="single" w:color="auto" w:sz="4"/>
+          <w:bottom w:val="single" w:color="auto" w:sz="4"/>
+          <w:right w:val="single" w:color="auto" w:sz="4"/>
+          <w:insideH w:val="single" w:color="auto" w:sz="4"/>
+          <w:insideV w:val="single" w:color="auto" w:sz="4"/>
+        </w:tblBorders>
+      </w:tblPr>
+      <w:tblGrid>
+        <w:gridCol w:w="9360"/>
+      </w:tblGrid>
+      <w:tr>
+        <w:tc>
+          <w:tcPr>
+            <w:tcW w:type="dxa" w:w="9360"/>
+            <w:tcBorders>
+              <w:top w:val="single" w:color="BFBFBF" w:sz="4"/>
+              <w:left w:val="single" w:color="BFBFBF" w:sz="4"/>
+              <w:bottom w:val="single" w:color="BFBFBF" w:sz="4"/>
+              <w:right w:val="single" w:color="BFBFBF" w:sz="4"/>
+            </w:tcBorders>
+            <w:shd w:fill="EEF2F7" w:val="clear"/>
+            <w:tcMar>
+              <w:top w:type="dxa" w:w="80"/>
+              <w:left w:type="dxa" w:w="120"/>
+              <w:bottom w:type="dxa" w:w="80"/>
+              <w:right w:type="dxa" w:w="120"/>
+            </w:tcMar>
+          </w:tcPr>
+          <w:p>
+            <w:pPr>
+              <w:spacing w:after="60"/>
+            </w:pPr>
+            <w:r>
+              <w:rPr>
+                <w:rFonts w:ascii="Aptos" w:cs="Aptos" w:eastAsia="Aptos" w:hAnsi="Aptos"/>
+                <w:b/>
+                <w:bCs/>
+                <w:i w:val="false"/>
+                <w:iCs w:val="false"/>
+                <w:color w:val="1B3A5C"/>
+                <w:sz w:val="24"/>
+                <w:szCs w:val="24"/>
+              </w:rPr>
+              <w:t xml:space="preserve">Source Authority</w:t>
+            </w:r>
+          </w:p>
+          <w:p>
+            <w:pPr>
+              <w:spacing w:after="140"/>
+            </w:pPr>
+            <w:r>
+              <w:rPr>
+                <w:rFonts w:ascii="Aptos" w:cs="Aptos" w:eastAsia="Aptos" w:hAnsi="Aptos"/>
+                <w:i/>
+                <w:iCs/>
+                <w:color w:val="595959"/>
+                <w:sz w:val="24"/>
+                <w:szCs w:val="24"/>
+              </w:rPr>
+              <w:t xml:space="preserve">List only the authorities that map to content in this artifact. Group by authority; order sections and control IDs numerically. No padding. Replace the lines below with the citations that actually apply.</w:t>
+            </w:r>
+          </w:p>
+          <w:p>
+            <w:pPr>
+              <w:spacing w:after="40" w:before="0"/>
+            </w:pPr>
+            <w:r>
+              <w:rPr>
+                <w:rFonts w:ascii="Aptos" w:cs="Aptos" w:eastAsia="Aptos" w:hAnsi="Aptos"/>
+                <w:b w:val="false"/>
+                <w:bCs w:val="false"/>
+                <w:i w:val="false"/>
+                <w:iCs w:val="false"/>
+                <w:sz w:val="24"/>
+                <w:szCs w:val="24"/>
+              </w:rPr>
+              <w:t>NENA-STA-040.2-2024: §6.1.1, §6.1.4, §6.1.5, §6.7.2</w:t>
+            </w:r>
+          </w:p>
+          <w:p>
+            <w:pPr>
+              <w:spacing w:after="40" w:before="0"/>
+            </w:pPr>
+            <w:r>
+              <w:rPr>
+                <w:rFonts w:ascii="Aptos" w:cs="Aptos" w:eastAsia="Aptos" w:hAnsi="Aptos"/>
+                <w:b w:val="false"/>
+                <w:bCs w:val="false"/>
+                <w:i w:val="false"/>
+                <w:iCs w:val="false"/>
+                <w:sz w:val="24"/>
+                <w:szCs w:val="24"/>
+              </w:rPr>
+              <w:t>NIST SP 800-53 Rev. 5: PE-3, PE-4, PE-5, PE-14, PE-18</w:t>
+            </w:r>
+          </w:p>
+        </w:tc>
+      </w:tr>
+    </w:tbl>
+    <w:p>
+      <w:pPr>
+        <w:pStyle w:val="Heading2"/>
+        <w:spacing w:after="100" w:before="220"/>
+      </w:pPr>
+      <w:r>
+        <w:rPr>
+          <w:rFonts w:ascii="Aptos" w:cs="Aptos" w:eastAsia="Aptos" w:hAnsi="Aptos"/>
+          <w:b/>
+          <w:bCs/>
+          <w:color w:val="1B3A5C"/>
+          <w:sz w:val="26"/>
+          <w:szCs w:val="26"/>
+        </w:rPr>
+        <w:t xml:space="preserve">Approval Signatures</w:t>
+      </w:r>
+    </w:p>
+    <w:tbl>
+      <w:tblPr>
+        <w:tblW w:type="dxa" w:w="9360"/>
+        <w:tblBorders>
+          <w:top w:val="single" w:color="auto" w:sz="4"/>
+          <w:left w:val="single" w:color="auto" w:sz="4"/>
+          <w:bottom w:val="single" w:color="auto" w:sz="4"/>
+          <w:right w:val="single" w:color="auto" w:sz="4"/>
+          <w:insideH w:val="single" w:color="auto" w:sz="4"/>
+          <w:insideV w:val="single" w:color="auto" w:sz="4"/>
+        </w:tblBorders>
+      </w:tblPr>
+      <w:tblGrid>
+        <w:gridCol w:w="3000"/>
+        <w:gridCol w:w="2360"/>
+        <w:gridCol w:w="2600"/>
+        <w:gridCol w:w="1400"/>
+      </w:tblGrid>
+      <w:tr>
+        <w:trPr>
+          <w:tblHeader/>
+        </w:trPr>
+        <w:tc>
+          <w:tcPr>
+            <w:tcW w:type="dxa" w:w="3000"/>
+            <w:tcBorders>
+              <w:top w:val="single" w:color="BFBFBF" w:sz="4"/>
+              <w:left w:val="single" w:color="BFBFBF" w:sz="4"/>
+              <w:bottom w:val="single" w:color="BFBFBF" w:sz="4"/>
+              <w:right w:val="single" w:color="BFBFBF" w:sz="4"/>
+            </w:tcBorders>
+            <w:shd w:fill="1B3A5C" w:val="clear"/>
+            <w:tcMar>
+              <w:top w:type="dxa" w:w="80"/>
+              <w:left w:type="dxa" w:w="120"/>
+              <w:bottom w:type="dxa" w:w="80"/>
+              <w:right w:type="dxa" w:w="120"/>
+            </w:tcMar>
+          </w:tcPr>
+          <w:p>
+            <w:r>
+              <w:rPr>
+                <w:rFonts w:ascii="Aptos" w:cs="Aptos" w:eastAsia="Aptos" w:hAnsi="Aptos"/>
+                <w:b/>
+                <w:bCs/>
+                <w:color w:val="FFFFFF"/>
+                <w:sz w:val="24"/>
+                <w:szCs w:val="24"/>
+              </w:rPr>
+              <w:t xml:space="preserve">Role</w:t>
+            </w:r>
+          </w:p>
+        </w:tc>
+        <w:tc>
+          <w:tcPr>
+            <w:tcW w:type="dxa" w:w="2360"/>
+            <w:tcBorders>
+              <w:top w:val="single" w:color="BFBFBF" w:sz="4"/>
+              <w:left w:val="single" w:color="BFBFBF" w:sz="4"/>
+              <w:bottom w:val="single" w:color="BFBFBF" w:sz="4"/>
+              <w:right w:val="single" w:color="BFBFBF" w:sz="4"/>
+            </w:tcBorders>
+            <w:shd w:fill="1B3A5C" w:val="clear"/>
+            <w:tcMar>
+              <w:top w:type="dxa" w:w="80"/>
+              <w:left w:type="dxa" w:w="120"/>
+              <w:bottom w:type="dxa" w:w="80"/>
+              <w:right w:type="dxa" w:w="120"/>
+            </w:tcMar>
+          </w:tcPr>
+          <w:p>
+            <w:r>
+              <w:rPr>
+                <w:rFonts w:ascii="Aptos" w:cs="Aptos" w:eastAsia="Aptos" w:hAnsi="Aptos"/>
+                <w:b/>
+                <w:bCs/>
+                <w:color w:val="FFFFFF"/>
+                <w:sz w:val="24"/>
+                <w:szCs w:val="24"/>
+              </w:rPr>
+              <w:t xml:space="preserve">Name</w:t>
+            </w:r>
+          </w:p>
+        </w:tc>
+        <w:tc>
+          <w:tcPr>
+            <w:tcW w:type="dxa" w:w="2600"/>
+            <w:tcBorders>
+              <w:top w:val="single" w:color="BFBFBF" w:sz="4"/>
+              <w:left w:val="single" w:color="BFBFBF" w:sz="4"/>
+              <w:bottom w:val="single" w:color="BFBFBF" w:sz="4"/>
+              <w:right w:val="single" w:color="BFBFBF" w:sz="4"/>
+            </w:tcBorders>
+            <w:shd w:fill="1B3A5C" w:val="clear"/>
+            <w:tcMar>
+              <w:top w:type="dxa" w:w="80"/>
+              <w:left w:type="dxa" w:w="120"/>
+              <w:bottom w:type="dxa" w:w="80"/>
+              <w:right w:type="dxa" w:w="120"/>
+            </w:tcMar>
+          </w:tcPr>
+          <w:p>
+            <w:r>
+              <w:rPr>
+                <w:rFonts w:ascii="Aptos" w:cs="Aptos" w:eastAsia="Aptos" w:hAnsi="Aptos"/>
+                <w:b/>
+                <w:bCs/>
+                <w:color w:val="FFFFFF"/>
+                <w:sz w:val="24"/>
+                <w:szCs w:val="24"/>
+              </w:rPr>
+              <w:t xml:space="preserve">Signature</w:t>
+            </w:r>
+          </w:p>
+        </w:tc>
+        <w:tc>
+          <w:tcPr>
+            <w:tcW w:type="dxa" w:w="1400"/>
+            <w:tcBorders>
+              <w:top w:val="single" w:color="BFBFBF" w:sz="4"/>
+              <w:left w:val="single" w:color="BFBFBF" w:sz="4"/>
+              <w:bottom w:val="single" w:color="BFBFBF" w:sz="4"/>
+              <w:right w:val="single" w:color="BFBFBF" w:sz="4"/>
+            </w:tcBorders>
+            <w:shd w:fill="1B3A5C" w:val="clear"/>
+            <w:tcMar>
+              <w:top w:type="dxa" w:w="80"/>
+              <w:left w:type="dxa" w:w="120"/>
+              <w:bottom w:type="dxa" w:w="80"/>
+              <w:right w:type="dxa" w:w="120"/>
+            </w:tcMar>
+          </w:tcPr>
+          <w:p>
+            <w:r>
+              <w:rPr>
+                <w:rFonts w:ascii="Aptos" w:cs="Aptos" w:eastAsia="Aptos" w:hAnsi="Aptos"/>
+                <w:b/>
+                <w:bCs/>
+                <w:color w:val="FFFFFF"/>
+                <w:sz w:val="24"/>
+                <w:szCs w:val="24"/>
+              </w:rPr>
+              <w:t xml:space="preserve">Date</w:t>
+            </w:r>
+          </w:p>
+        </w:tc>
+      </w:tr>
+      <w:tr>
+        <w:tc>
+          <w:tcPr>
+            <w:tcW w:type="dxa" w:w="3000"/>
+            <w:tcBorders>
+              <w:top w:val="single" w:color="BFBFBF" w:sz="4"/>
+              <w:left w:val="single" w:color="BFBFBF" w:sz="4"/>
+              <w:bottom w:val="single" w:color="BFBFBF" w:sz="4"/>
+              <w:right w:val="single" w:color="BFBFBF" w:sz="4"/>
+            </w:tcBorders>
+            <w:tcMar>
+              <w:top w:type="dxa" w:w="80"/>
+              <w:left w:type="dxa" w:w="120"/>
+              <w:bottom w:type="dxa" w:w="80"/>
+              <w:right w:type="dxa" w:w="120"/>
+            </w:tcMar>
+          </w:tcPr>
+          <w:p>
+            <w:r>
+              <w:rPr>
+                <w:rFonts w:ascii="Aptos" w:cs="Aptos" w:eastAsia="Aptos" w:hAnsi="Aptos"/>
+                <w:b w:val="false"/>
+                <w:bCs w:val="false"/>
+                <w:i w:val="false"/>
+                <w:iCs w:val="false"/>
+                <w:sz w:val="24"/>
+                <w:szCs w:val="24"/>
+              </w:rPr>
+              <w:t xml:space="preserve">[Approving official / title]</w:t>
+            </w:r>
+          </w:p>
+        </w:tc>
+        <w:tc>
+          <w:tcPr>
+            <w:tcW w:type="dxa" w:w="2360"/>
+            <w:tcBorders>
+              <w:top w:val="single" w:color="BFBFBF" w:sz="4"/>
+              <w:left w:val="single" w:color="BFBFBF" w:sz="4"/>
+              <w:bottom w:val="single" w:color="BFBFBF" w:sz="4"/>
+              <w:right w:val="single" w:color="BFBFBF" w:sz="4"/>
+            </w:tcBorders>
+            <w:tcMar>
+              <w:top w:type="dxa" w:w="80"/>
+              <w:left w:type="dxa" w:w="120"/>
+              <w:bottom w:type="dxa" w:w="80"/>
+              <w:right w:type="dxa" w:w="120"/>
+            </w:tcMar>
+          </w:tcPr>
+          <w:p/>
+        </w:tc>
+        <w:tc>
+          <w:tcPr>
+            <w:tcW w:type="dxa" w:w="2600"/>
+            <w:tcBorders>
+              <w:top w:val="single" w:color="BFBFBF" w:sz="4"/>
+              <w:left w:val="single" w:color="BFBFBF" w:sz="4"/>
+              <w:bottom w:val="single" w:color="BFBFBF" w:sz="4"/>
+              <w:right w:val="single" w:color="BFBFBF" w:sz="4"/>
+            </w:tcBorders>
+            <w:tcMar>
+              <w:top w:type="dxa" w:w="80"/>
+              <w:left w:type="dxa" w:w="120"/>
+              <w:bottom w:type="dxa" w:w="80"/>
+              <w:right w:type="dxa" w:w="120"/>
+            </w:tcMar>
+          </w:tcPr>
+          <w:p/>
+        </w:tc>
+        <w:tc>
+          <w:tcPr>
+            <w:tcW w:type="dxa" w:w="1400"/>
+            <w:tcBorders>
+              <w:top w:val="single" w:color="BFBFBF" w:sz="4"/>
+              <w:left w:val="single" w:color="BFBFBF" w:sz="4"/>
+              <w:bottom w:val="single" w:color="BFBFBF" w:sz="4"/>
+              <w:right w:val="single" w:color="BFBFBF" w:sz="4"/>
+            </w:tcBorders>
+            <w:tcMar>
+              <w:top w:type="dxa" w:w="80"/>
+              <w:left w:type="dxa" w:w="120"/>
+              <w:bottom w:type="dxa" w:w="80"/>
+              <w:right w:type="dxa" w:w="120"/>
+            </w:tcMar>
+          </w:tcPr>
+          <w:p/>
+        </w:tc>
+      </w:tr>
+      <w:tr>
+        <w:tc>
+          <w:tcPr>
+            <w:tcW w:type="dxa" w:w="3000"/>
+            <w:tcBorders>
+              <w:top w:val="single" w:color="BFBFBF" w:sz="4"/>
+              <w:left w:val="single" w:color="BFBFBF" w:sz="4"/>
+              <w:bottom w:val="single" w:color="BFBFBF" w:sz="4"/>
+              <w:right w:val="single" w:color="BFBFBF" w:sz="4"/>
+            </w:tcBorders>
+            <w:tcMar>
+              <w:top w:type="dxa" w:w="80"/>
+              <w:left w:type="dxa" w:w="120"/>
+              <w:bottom w:type="dxa" w:w="80"/>
+              <w:right w:type="dxa" w:w="120"/>
+            </w:tcMar>
+          </w:tcPr>
+          <w:p>
+            <w:r>
+              <w:rPr>
+                <w:rFonts w:ascii="Aptos" w:cs="Aptos" w:eastAsia="Aptos" w:hAnsi="Aptos"/>
+                <w:b w:val="false"/>
+                <w:bCs w:val="false"/>
+                <w:i w:val="false"/>
+                <w:iCs w:val="false"/>
+                <w:sz w:val="24"/>
+                <w:szCs w:val="24"/>
+              </w:rPr>
+              <w:t xml:space="preserve">[Owner role]</w:t>
+            </w:r>
+          </w:p>
+        </w:tc>
+        <w:tc>
+          <w:tcPr>
+            <w:tcW w:type="dxa" w:w="2360"/>
+            <w:tcBorders>
+              <w:top w:val="single" w:color="BFBFBF" w:sz="4"/>
+              <w:left w:val="single" w:color="BFBFBF" w:sz="4"/>
+              <w:bottom w:val="single" w:color="BFBFBF" w:sz="4"/>
+              <w:right w:val="single" w:color="BFBFBF" w:sz="4"/>
+            </w:tcBorders>
+            <w:tcMar>
+              <w:top w:type="dxa" w:w="80"/>
+              <w:left w:type="dxa" w:w="120"/>
+              <w:bottom w:type="dxa" w:w="80"/>
+              <w:right w:type="dxa" w:w="120"/>
+            </w:tcMar>
+          </w:tcPr>
+          <w:p/>
+        </w:tc>
+        <w:tc>
+          <w:tcPr>
+            <w:tcW w:type="dxa" w:w="2600"/>
+            <w:tcBorders>
+              <w:top w:val="single" w:color="BFBFBF" w:sz="4"/>
+              <w:left w:val="single" w:color="BFBFBF" w:sz="4"/>
+              <w:bottom w:val="single" w:color="BFBFBF" w:sz="4"/>
+              <w:right w:val="single" w:color="BFBFBF" w:sz="4"/>
+            </w:tcBorders>
+            <w:tcMar>
+              <w:top w:type="dxa" w:w="80"/>
+              <w:left w:type="dxa" w:w="120"/>
+              <w:bottom w:type="dxa" w:w="80"/>
+              <w:right w:type="dxa" w:w="120"/>
+            </w:tcMar>
+          </w:tcPr>
+          <w:p/>
+        </w:tc>
+        <w:tc>
+          <w:tcPr>
+            <w:tcW w:type="dxa" w:w="1400"/>
+            <w:tcBorders>
+              <w:top w:val="single" w:color="BFBFBF" w:sz="4"/>
+              <w:left w:val="single" w:color="BFBFBF" w:sz="4"/>
+              <w:bottom w:val="single" w:color="BFBFBF" w:sz="4"/>
+              <w:right w:val="single" w:color="BFBFBF" w:sz="4"/>
+            </w:tcBorders>
+            <w:tcMar>
+              <w:top w:type="dxa" w:w="80"/>
+              <w:left w:type="dxa" w:w="120"/>
+              <w:bottom w:type="dxa" w:w="80"/>
+              <w:right w:type="dxa" w:w="120"/>
+            </w:tcMar>
+          </w:tcPr>
+          <w:p/>
+        </w:tc>
+      </w:tr>
+    </w:tbl>
+    <w:p>
+      <w:pPr>
+        <w:pStyle w:val="Heading2"/>
+        <w:spacing w:after="100" w:before="220"/>
+      </w:pPr>
+      <w:r>
+        <w:rPr>
+          <w:rFonts w:ascii="Aptos" w:cs="Aptos" w:eastAsia="Aptos" w:hAnsi="Aptos"/>
+          <w:b/>
+          <w:bCs/>
+          <w:color w:val="1B3A5C"/>
+          <w:sz w:val="26"/>
+          <w:szCs w:val="26"/>
+        </w:rPr>
+        <w:t xml:space="preserve">Revision History</w:t>
+      </w:r>
+    </w:p>
+    <w:tbl>
+      <w:tblPr>
+        <w:tblW w:type="dxa" w:w="9360"/>
+        <w:tblBorders>
+          <w:top w:val="single" w:color="auto" w:sz="4"/>
+          <w:left w:val="single" w:color="auto" w:sz="4"/>
+          <w:bottom w:val="single" w:color="auto" w:sz="4"/>
+          <w:right w:val="single" w:color="auto" w:sz="4"/>
+          <w:insideH w:val="single" w:color="auto" w:sz="4"/>
+          <w:insideV w:val="single" w:color="auto" w:sz="4"/>
+        </w:tblBorders>
+      </w:tblPr>
+      <w:tblGrid>
+        <w:gridCol w:w="1300"/>
+        <w:gridCol w:w="1600"/>
+        <w:gridCol w:w="2200"/>
+        <w:gridCol w:w="4260"/>
+      </w:tblGrid>
+      <w:tr>
+        <w:trPr>
+          <w:tblHeader/>
+        </w:trPr>
+        <w:tc>
+          <w:tcPr>
+            <w:tcW w:type="dxa" w:w="1300"/>
+            <w:tcBorders>
+              <w:top w:val="single" w:color="BFBFBF" w:sz="4"/>
+              <w:left w:val="single" w:color="BFBFBF" w:sz="4"/>
+              <w:bottom w:val="single" w:color="BFBFBF" w:sz="4"/>
+              <w:right w:val="single" w:color="BFBFBF" w:sz="4"/>
+            </w:tcBorders>
+            <w:shd w:fill="1B3A5C" w:val="clear"/>
+            <w:tcMar>
+              <w:top w:type="dxa" w:w="80"/>
+              <w:left w:type="dxa" w:w="120"/>
+              <w:bottom w:type="dxa" w:w="80"/>
+              <w:right w:type="dxa" w:w="120"/>
+            </w:tcMar>
+          </w:tcPr>
+          <w:p>
+            <w:r>
+              <w:rPr>
+                <w:rFonts w:ascii="Aptos" w:cs="Aptos" w:eastAsia="Aptos" w:hAnsi="Aptos"/>
+                <w:b/>
+                <w:bCs/>
+                <w:color w:val="FFFFFF"/>
+                <w:sz w:val="24"/>
+                <w:szCs w:val="24"/>
+              </w:rPr>
+              <w:t xml:space="preserve">Version</w:t>
+            </w:r>
+          </w:p>
+        </w:tc>
+        <w:tc>
+          <w:tcPr>
+            <w:tcW w:type="dxa" w:w="1600"/>
+            <w:tcBorders>
+              <w:top w:val="single" w:color="BFBFBF" w:sz="4"/>
+              <w:left w:val="single" w:color="BFBFBF" w:sz="4"/>
+              <w:bottom w:val="single" w:color="BFBFBF" w:sz="4"/>
+              <w:right w:val="single" w:color="BFBFBF" w:sz="4"/>
+            </w:tcBorders>
+            <w:shd w:fill="1B3A5C" w:val="clear"/>
+            <w:tcMar>
+              <w:top w:type="dxa" w:w="80"/>
+              <w:left w:type="dxa" w:w="120"/>
+              <w:bottom w:type="dxa" w:w="80"/>
+              <w:right w:type="dxa" w:w="120"/>
+            </w:tcMar>
+          </w:tcPr>
+          <w:p>
+            <w:r>
+              <w:rPr>
+                <w:rFonts w:ascii="Aptos" w:cs="Aptos" w:eastAsia="Aptos" w:hAnsi="Aptos"/>
+                <w:b/>
+                <w:bCs/>
+                <w:color w:val="FFFFFF"/>
+                <w:sz w:val="24"/>
+                <w:szCs w:val="24"/>
+              </w:rPr>
+              <w:t xml:space="preserve">Date</w:t>
+            </w:r>
+          </w:p>
+        </w:tc>
+        <w:tc>
+          <w:tcPr>
+            <w:tcW w:type="dxa" w:w="2200"/>
+            <w:tcBorders>
+              <w:top w:val="single" w:color="BFBFBF" w:sz="4"/>
+              <w:left w:val="single" w:color="BFBFBF" w:sz="4"/>
+              <w:bottom w:val="single" w:color="BFBFBF" w:sz="4"/>
+              <w:right w:val="single" w:color="BFBFBF" w:sz="4"/>
+            </w:tcBorders>
+            <w:shd w:fill="1B3A5C" w:val="clear"/>
+            <w:tcMar>
+              <w:top w:type="dxa" w:w="80"/>
+              <w:left w:type="dxa" w:w="120"/>
+              <w:bottom w:type="dxa" w:w="80"/>
+              <w:right w:type="dxa" w:w="120"/>
+            </w:tcMar>
+          </w:tcPr>
+          <w:p>
+            <w:r>
+              <w:rPr>
+                <w:rFonts w:ascii="Aptos" w:cs="Aptos" w:eastAsia="Aptos" w:hAnsi="Aptos"/>
+                <w:b/>
+                <w:bCs/>
+                <w:color w:val="FFFFFF"/>
+                <w:sz w:val="24"/>
+                <w:szCs w:val="24"/>
+              </w:rPr>
+              <w:t xml:space="preserve">Author</w:t>
+            </w:r>
+          </w:p>
+        </w:tc>
+        <w:tc>
+          <w:tcPr>
+            <w:tcW w:type="dxa" w:w="4260"/>
+            <w:tcBorders>
+              <w:top w:val="single" w:color="BFBFBF" w:sz="4"/>
+              <w:left w:val="single" w:color="BFBFBF" w:sz="4"/>
+              <w:bottom w:val="single" w:color="BFBFBF" w:sz="4"/>
+              <w:right w:val="single" w:color="BFBFBF" w:sz="4"/>
+            </w:tcBorders>
+            <w:shd w:fill="1B3A5C" w:val="clear"/>
+            <w:tcMar>
+              <w:top w:type="dxa" w:w="80"/>
+              <w:left w:type="dxa" w:w="120"/>
+              <w:bottom w:type="dxa" w:w="80"/>
+              <w:right w:type="dxa" w:w="120"/>
+            </w:tcMar>
+          </w:tcPr>
+          <w:p>
+            <w:r>
+              <w:rPr>
+                <w:rFonts w:ascii="Aptos" w:cs="Aptos" w:eastAsia="Aptos" w:hAnsi="Aptos"/>
+                <w:b/>
+                <w:bCs/>
+                <w:color w:val="FFFFFF"/>
+                <w:sz w:val="24"/>
+                <w:szCs w:val="24"/>
+              </w:rPr>
+              <w:t xml:space="preserve">Summary of Change</w:t>
+            </w:r>
+          </w:p>
+        </w:tc>
+      </w:tr>
+      <w:tr>
+        <w:tc>
+          <w:tcPr>
+            <w:tcW w:type="dxa" w:w="1300"/>
+            <w:tcBorders>
+              <w:top w:val="single" w:color="BFBFBF" w:sz="4"/>
+              <w:left w:val="single" w:color="BFBFBF" w:sz="4"/>
+              <w:bottom w:val="single" w:color="BFBFBF" w:sz="4"/>
+              <w:right w:val="single" w:color="BFBFBF" w:sz="4"/>
+            </w:tcBorders>
+            <w:tcMar>
+              <w:top w:type="dxa" w:w="80"/>
+              <w:left w:type="dxa" w:w="120"/>
+              <w:bottom w:type="dxa" w:w="80"/>
+              <w:right w:type="dxa" w:w="120"/>
+            </w:tcMar>
+          </w:tcPr>
+          <w:p>
+            <w:r>
+              <w:rPr>
+                <w:rFonts w:ascii="Aptos" w:cs="Aptos" w:eastAsia="Aptos" w:hAnsi="Aptos"/>
+                <w:b w:val="false"/>
+                <w:bCs w:val="false"/>
+                <w:i w:val="false"/>
+                <w:iCs w:val="false"/>
+                <w:sz w:val="24"/>
+                <w:szCs w:val="24"/>
+              </w:rPr>
+              <w:t xml:space="preserve">[#]</w:t>
+            </w:r>
+          </w:p>
+        </w:tc>
+        <w:tc>
+          <w:tcPr>
+            <w:tcW w:type="dxa" w:w="1600"/>
+            <w:tcBorders>
+              <w:top w:val="single" w:color="BFBFBF" w:sz="4"/>
+              <w:left w:val="single" w:color="BFBFBF" w:sz="4"/>
+              <w:bottom w:val="single" w:color="BFBFBF" w:sz="4"/>
+              <w:right w:val="single" w:color="BFBFBF" w:sz="4"/>
+            </w:tcBorders>
+            <w:tcMar>
+              <w:top w:type="dxa" w:w="80"/>
+              <w:left w:type="dxa" w:w="120"/>
+              <w:bottom w:type="dxa" w:w="80"/>
+              <w:right w:type="dxa" w:w="120"/>
+            </w:tcMar>
+          </w:tcPr>
+          <w:p>
+            <w:r>
+              <w:rPr>
+                <w:rFonts w:ascii="Aptos" w:cs="Aptos" w:eastAsia="Aptos" w:hAnsi="Aptos"/>
+                <w:b w:val="false"/>
+                <w:bCs w:val="false"/>
+                <w:i w:val="false"/>
+                <w:iCs w:val="false"/>
+                <w:sz w:val="24"/>
+                <w:szCs w:val="24"/>
+              </w:rPr>
+              <w:t xml:space="preserve">[Date]</w:t>
+            </w:r>
+          </w:p>
+        </w:tc>
+        <w:tc>
+          <w:tcPr>
+            <w:tcW w:type="dxa" w:w="2200"/>
+            <w:tcBorders>
+              <w:top w:val="single" w:color="BFBFBF" w:sz="4"/>
+              <w:left w:val="single" w:color="BFBFBF" w:sz="4"/>
+              <w:bottom w:val="single" w:color="BFBFBF" w:sz="4"/>
+              <w:right w:val="single" w:color="BFBFBF" w:sz="4"/>
+            </w:tcBorders>
+            <w:tcMar>
+              <w:top w:type="dxa" w:w="80"/>
+              <w:left w:type="dxa" w:w="120"/>
+              <w:bottom w:type="dxa" w:w="80"/>
+              <w:right w:type="dxa" w:w="120"/>
+            </w:tcMar>
+          </w:tcPr>
+          <w:p>
+            <w:r>
+              <w:rPr>
+                <w:rFonts w:ascii="Aptos" w:cs="Aptos" w:eastAsia="Aptos" w:hAnsi="Aptos"/>
+                <w:b w:val="false"/>
+                <w:bCs w:val="false"/>
+                <w:i w:val="false"/>
+                <w:iCs w:val="false"/>
+                <w:sz w:val="24"/>
+                <w:szCs w:val="24"/>
+              </w:rPr>
+              <w:t xml:space="preserve">[Role]</w:t>
+            </w:r>
+          </w:p>
+        </w:tc>
+        <w:tc>
+          <w:tcPr>
+            <w:tcW w:type="dxa" w:w="4260"/>
+            <w:tcBorders>
+              <w:top w:val="single" w:color="BFBFBF" w:sz="4"/>
+              <w:left w:val="single" w:color="BFBFBF" w:sz="4"/>
+              <w:bottom w:val="single" w:color="BFBFBF" w:sz="4"/>
+              <w:right w:val="single" w:color="BFBFBF" w:sz="4"/>
+            </w:tcBorders>
+            <w:tcMar>
+              <w:top w:type="dxa" w:w="80"/>
+              <w:left w:type="dxa" w:w="120"/>
+              <w:bottom w:type="dxa" w:w="80"/>
+              <w:right w:type="dxa" w:w="120"/>
+            </w:tcMar>
+          </w:tcPr>
+          <w:p>
+            <w:r>
+              <w:rPr>
+                <w:rFonts w:ascii="Aptos" w:cs="Aptos" w:eastAsia="Aptos" w:hAnsi="Aptos"/>
+                <w:b w:val="false"/>
+                <w:bCs w:val="false"/>
+                <w:i w:val="false"/>
+                <w:iCs w:val="false"/>
+                <w:sz w:val="24"/>
+                <w:szCs w:val="24"/>
+              </w:rPr>
+              <w:t xml:space="preserve">[Initial issue]</w:t>
+            </w:r>
+          </w:p>
+        </w:tc>
+      </w:tr>
+    </w:tbl>
+    <w:p>
+      <w:pPr>
+        <w:spacing w:after="60"/>
+      </w:pPr>
+    </w:p>
+    <w:tbl>
+      <w:tblPr>
+        <w:tblW w:type="dxa" w:w="9360"/>
+        <w:tblBorders>
+          <w:top w:val="single" w:color="auto" w:sz="4"/>
+          <w:left w:val="single" w:color="auto" w:sz="4"/>
+          <w:bottom w:val="single" w:color="auto" w:sz="4"/>
+          <w:right w:val="single" w:color="auto" w:sz="4"/>
+          <w:insideH w:val="single" w:color="auto" w:sz="4"/>
+          <w:insideV w:val="single" w:color="auto" w:sz="4"/>
+        </w:tblBorders>
+      </w:tblPr>
+      <w:tblGrid>
+        <w:gridCol w:w="9360"/>
+      </w:tblGrid>
+      <w:tr>
+        <w:tc>
+          <w:tcPr>
+            <w:tcW w:type="dxa" w:w="9360"/>
+            <w:tcBorders>
+              <w:top w:val="single" w:color="BFBFBF" w:sz="4"/>
+              <w:left w:val="single" w:color="BFBFBF" w:sz="4"/>
+              <w:bottom w:val="single" w:color="BFBFBF" w:sz="4"/>
+              <w:right w:val="single" w:color="BFBFBF" w:sz="4"/>
+            </w:tcBorders>
+            <w:shd w:fill="F4F1E8" w:val="clear"/>
+            <w:tcMar>
+              <w:top w:type="dxa" w:w="80"/>
+              <w:left w:type="dxa" w:w="120"/>
+              <w:bottom w:type="dxa" w:w="80"/>
+              <w:right w:type="dxa" w:w="120"/>
+            </w:tcMar>
+          </w:tcPr>
+          <w:p>
+            <w:pPr>
+              <w:spacing w:after="60"/>
+            </w:pPr>
+            <w:r>
+              <w:rPr>
+                <w:rFonts w:ascii="Aptos" w:cs="Aptos" w:eastAsia="Aptos" w:hAnsi="Aptos"/>
+                <w:b/>
+                <w:bCs/>
+                <w:i w:val="false"/>
+                <w:iCs w:val="false"/>
+                <w:color w:val="1B3A5C"/>
+                <w:sz w:val="24"/>
+                <w:szCs w:val="24"/>
+              </w:rPr>
+              <w:t xml:space="preserve">Drafter’s note </w:t>
+            </w:r>
+            <w:r>
+              <w:rPr>
+                <w:rFonts w:ascii="Aptos" w:cs="Aptos" w:eastAsia="Aptos" w:hAnsi="Aptos"/>
+                <w:b w:val="false"/>
+                <w:bCs w:val="false"/>
+                <w:i/>
+                <w:iCs/>
+                <w:color w:val="595959"/>
+                <w:sz w:val="24"/>
+                <w:szCs w:val="24"/>
+              </w:rPr>
+              <w:t xml:space="preserve">(internal, delete before publishing)</w:t>
+            </w:r>
+          </w:p>
+          <w:p>
+            <w:pPr>
+              <w:spacing w:after="140"/>
+            </w:pPr>
+            <w:r>
+              <w:rPr>
+                <w:rFonts w:ascii="Aptos" w:cs="Aptos" w:eastAsia="Aptos" w:hAnsi="Aptos"/>
+                <w:i/>
+                <w:iCs/>
+                <w:color w:val="595959"/>
+                <w:sz w:val="24"/>
+                <w:szCs w:val="24"/>
+              </w:rPr>
+              <w:t>Confirm before finalizing: (1) the [Owner role] for physical hardening (Facilities, IT support, or the director, depending on the agency); (2) the screen-lock period in Requirement 5 and the placement-review cadence in Requirement 6; (3) the NENA-STA-040.2-2024 sections (6.1.1 Physical Protections, 6.1.4 Transmission Medium, 6.1.5 Display Medium, 6.7.2 Environmental Controls) against the standard in force. No CJIS overlay: CJIS-regulated systems are maintained by the State outside PSAP scope. Cross-referenced artifacts use Tracker names: Physical Access Control Policy, Server Room / Equipment Area Hardening Assessment Record.</w:t>
+            </w:r>
+          </w:p>
+        </w:tc>
+      </w:tr>
+    </w:tbl>
+    <w:sectPr>
+      <w:headerReference w:type="default" r:id="rId7"/>
+      <w:footerReference w:type="default" r:id="rId8"/>
+      <w:pgSz w:w="12240" w:h="15840" w:orient="portrait"/>
+      <w:pgMar w:top="1440" w:right="1440" w:bottom="1440" w:left="1440" w:header="708" w:footer="708" w:gutter="0"/>
+      <w:pgNumType/>
+      <w:docGrid w:linePitch="360"/>
+    </w:sectPr>
+  </w:body>
+</w:document>
 </file>
 
 <file path=word/comments.xml><?xml version="1.0" encoding="utf-8"?>

--- a/public/templates/forms/A-074-PhysicalSecurityHardeningStandard-FORM.docx
+++ b/public/templates/forms/A-074-PhysicalSecurityHardeningStandard-FORM.docx
@@ -34,6 +34,9 @@
         <w:gridCol w:w="9360"/>
       </w:tblGrid>
       <w:tr>
+        <w:trPr>
+          <w:cantSplit/>
+        </w:trPr>
         <w:tc>
           <w:tcPr>
             <w:tcW w:type="dxa" w:w="9360"/>
@@ -316,6 +319,9 @@
         <w:gridCol w:w="9360"/>
       </w:tblGrid>
       <w:tr>
+        <w:trPr>
+          <w:cantSplit/>
+        </w:trPr>
         <w:tc>
           <w:tcPr>
             <w:tcW w:type="dxa" w:w="9360"/>
@@ -876,6 +882,7 @@
       </w:tblGrid>
       <w:tr>
         <w:trPr>
+          <w:cantSplit/>
           <w:tblHeader/>
         </w:trPr>
         <w:tc>
@@ -942,6 +949,9 @@
         </w:tc>
       </w:tr>
       <w:tr>
+        <w:trPr>
+          <w:cantSplit/>
+        </w:trPr>
         <w:tc>
           <w:tcPr>
             <w:tcW w:type="dxa" w:w="4680"/>
@@ -1006,6 +1016,9 @@
         </w:tc>
       </w:tr>
       <w:tr>
+        <w:trPr>
+          <w:cantSplit/>
+        </w:trPr>
         <w:tc>
           <w:tcPr>
             <w:tcW w:type="dxa" w:w="4680"/>
@@ -1070,6 +1083,9 @@
         </w:tc>
       </w:tr>
       <w:tr>
+        <w:trPr>
+          <w:cantSplit/>
+        </w:trPr>
         <w:tc>
           <w:tcPr>
             <w:tcW w:type="dxa" w:w="4680"/>
@@ -1134,6 +1150,9 @@
         </w:tc>
       </w:tr>
       <w:tr>
+        <w:trPr>
+          <w:cantSplit/>
+        </w:trPr>
         <w:tc>
           <w:tcPr>
             <w:tcW w:type="dxa" w:w="4680"/>
@@ -1349,6 +1368,7 @@
       </w:tblGrid>
       <w:tr>
         <w:trPr>
+          <w:cantSplit/>
           <w:tblHeader/>
         </w:trPr>
         <w:tc>
@@ -1415,6 +1435,9 @@
         </w:tc>
       </w:tr>
       <w:tr>
+        <w:trPr>
+          <w:cantSplit/>
+        </w:trPr>
         <w:tc>
           <w:tcPr>
             <w:tcW w:type="dxa" w:w="3200"/>
@@ -1479,6 +1502,9 @@
         </w:tc>
       </w:tr>
       <w:tr>
+        <w:trPr>
+          <w:cantSplit/>
+        </w:trPr>
         <w:tc>
           <w:tcPr>
             <w:tcW w:type="dxa" w:w="3200"/>
@@ -1543,6 +1569,9 @@
         </w:tc>
       </w:tr>
       <w:tr>
+        <w:trPr>
+          <w:cantSplit/>
+        </w:trPr>
         <w:tc>
           <w:tcPr>
             <w:tcW w:type="dxa" w:w="3200"/>
@@ -1628,6 +1657,9 @@
         <w:gridCol w:w="9360"/>
       </w:tblGrid>
       <w:tr>
+        <w:trPr>
+          <w:cantSplit/>
+        </w:trPr>
         <w:tc>
           <w:tcPr>
             <w:tcW w:type="dxa" w:w="9360"/>
@@ -1753,6 +1785,7 @@
       </w:tblGrid>
       <w:tr>
         <w:trPr>
+          <w:cantSplit/>
           <w:tblHeader/>
         </w:trPr>
         <w:tc>
@@ -1881,6 +1914,9 @@
         </w:tc>
       </w:tr>
       <w:tr>
+        <w:trPr>
+          <w:cantSplit/>
+        </w:trPr>
         <w:tc>
           <w:tcPr>
             <w:tcW w:type="dxa" w:w="3000"/>
@@ -1968,6 +2004,9 @@
         </w:tc>
       </w:tr>
       <w:tr>
+        <w:trPr>
+          <w:cantSplit/>
+        </w:trPr>
         <w:tc>
           <w:tcPr>
             <w:tcW w:type="dxa" w:w="3000"/>
@@ -2092,6 +2131,7 @@
       </w:tblGrid>
       <w:tr>
         <w:trPr>
+          <w:cantSplit/>
           <w:tblHeader/>
         </w:trPr>
         <w:tc>
@@ -2220,6 +2260,9 @@
         </w:tc>
       </w:tr>
       <w:tr>
+        <w:trPr>
+          <w:cantSplit/>
+        </w:trPr>
         <w:tc>
           <w:tcPr>
             <w:tcW w:type="dxa" w:w="1300"/>
@@ -2367,6 +2410,9 @@
         <w:gridCol w:w="9360"/>
       </w:tblGrid>
       <w:tr>
+        <w:trPr>
+          <w:cantSplit/>
+        </w:trPr>
         <w:tc>
           <w:tcPr>
             <w:tcW w:type="dxa" w:w="9360"/>
@@ -2434,6 +2480,7 @@
         </w:tc>
       </w:tr>
     </w:tbl>
+    <w:p/>
     <w:sectPr>
       <w:headerReference w:type="default" r:id="rId7"/>
       <w:footerReference w:type="default" r:id="rId8"/>
@@ -2444,10 +2491,6 @@
     </w:sectPr>
   </w:body>
 </w:document>
-</file>
-
-<file path=word/comments.xml><?xml version="1.0" encoding="utf-8"?>
-<w:comments xmlns:cx="http://schemas.microsoft.com/office/drawing/2014/chartex" xmlns:cx1="http://schemas.microsoft.com/office/drawing/2015/9/8/chartex" xmlns:cx2="http://schemas.microsoft.com/office/drawing/2015/10/21/chartex" xmlns:cx3="http://schemas.microsoft.com/office/drawing/2016/5/9/chartex" xmlns:cx4="http://schemas.microsoft.com/office/drawing/2016/5/10/chartex" xmlns:cx5="http://schemas.microsoft.com/office/drawing/2016/5/11/chartex" xmlns:cx6="http://schemas.microsoft.com/office/drawing/2016/5/12/chartex" xmlns:cx7="http://schemas.microsoft.com/office/drawing/2016/5/13/chartex" xmlns:cx8="http://schemas.microsoft.com/office/drawing/2016/5/14/chartex" xmlns:mc="http://schemas.openxmlformats.org/markup-compatibility/2006" xmlns:aink="http://schemas.microsoft.com/office/drawing/2016/ink" xmlns:am3d="http://schemas.microsoft.com/office/drawing/2017/model3d" xmlns:o="urn:schemas-microsoft-com:office:office" xmlns:r="http://schemas.openxmlformats.org/officeDocument/2006/relationships" xmlns:m="http://schemas.openxmlformats.org/officeDocument/2006/math" xmlns:v="urn:schemas-microsoft-com:vml" xmlns:wp14="http://schemas.microsoft.com/office/word/2010/wordprocessingDrawing" xmlns:wp="http://schemas.openxmlformats.org/drawingml/2006/wordprocessingDrawing" xmlns:w10="urn:schemas-microsoft-com:office:word" xmlns:w="http://schemas.openxmlformats.org/wordprocessingml/2006/main" xmlns:w14="http://schemas.microsoft.com/office/word/2010/wordml" xmlns:w15="http://schemas.microsoft.com/office/word/2012/wordml" xmlns:w16cex="http://schemas.microsoft.com/office/word/2018/wordml/cex" xmlns:w16cid="http://schemas.microsoft.com/office/word/2016/wordml/cid" xmlns:w16="http://schemas.microsoft.com/office/word/2018/wordml" xmlns:w16sdtdh="http://schemas.microsoft.com/office/word/2020/wordml/sdtdatahash" xmlns:w16se="http://schemas.microsoft.com/office/word/2015/wordml/symex" xmlns:wpg="http://schemas.microsoft.com/office/word/2010/wordprocessingGroup" xmlns:wpi="http://schemas.microsoft.com/office/word/2010/wordprocessingInk" xmlns:wne="http://schemas.microsoft.com/office/word/2006/wordml" xmlns:wps="http://schemas.microsoft.com/office/word/2010/wordprocessingShape"/>
 </file>
 
 <file path=word/endnotes.xml><?xml version="1.0" encoding="utf-8"?>
@@ -2858,37 +2901,24 @@
       <w:szCs w:val="56"/>
     </w:rPr>
   </w:style>
-  <w:style w:type="paragraph" w:styleId="Heading1">
-    <w:name w:val="Heading 1"/>
-    <w:basedOn w:val="Normal"/>
-    <w:next w:val="Normal"/>
-    <w:qFormat/>
-    <w:rPr>
-      <w:color w:val="2E74B5"/>
-      <w:sz w:val="32"/>
-      <w:szCs w:val="32"/>
-    </w:rPr>
-  </w:style>
-  <w:style w:type="paragraph" w:styleId="Heading2">
-    <w:name w:val="Heading 2"/>
-    <w:basedOn w:val="Normal"/>
-    <w:next w:val="Normal"/>
-    <w:qFormat/>
-    <w:rPr>
-      <w:color w:val="2E74B5"/>
-      <w:sz w:val="26"/>
-      <w:szCs w:val="26"/>
-    </w:rPr>
-  </w:style>
   <w:style w:type="paragraph" w:styleId="Heading3">
     <w:name w:val="Heading 3"/>
     <w:basedOn w:val="Normal"/>
     <w:next w:val="Normal"/>
     <w:qFormat/>
+    <w:pPr>
+      <w:keepNext/>
+      <w:keepLines/>
+      <w:spacing w:after="100" w:before="220"/>
+      <w:outlineLvl w:val="2"/>
+    </w:pPr>
     <w:rPr>
-      <w:color w:val="1F4D78"/>
-      <w:sz w:val="24"/>
-      <w:szCs w:val="24"/>
+      <w:rFonts w:ascii="Aptos" w:cs="Aptos" w:eastAsia="Aptos" w:hAnsi="Aptos"/>
+      <w:b/>
+      <w:bCs/>
+      <w:color w:val="1B3A5C"/>
+      <w:sz w:val="26"/>
+      <w:szCs w:val="26"/>
     </w:rPr>
   </w:style>
   <w:style w:type="paragraph" w:styleId="Heading4">
@@ -2896,10 +2926,19 @@
     <w:basedOn w:val="Normal"/>
     <w:next w:val="Normal"/>
     <w:qFormat/>
+    <w:pPr>
+      <w:keepNext/>
+      <w:keepLines/>
+      <w:spacing w:after="100" w:before="220"/>
+      <w:outlineLvl w:val="3"/>
+    </w:pPr>
     <w:rPr>
-      <w:i/>
-      <w:iCs/>
-      <w:color w:val="2E74B5"/>
+      <w:rFonts w:ascii="Aptos" w:cs="Aptos" w:eastAsia="Aptos" w:hAnsi="Aptos"/>
+      <w:b/>
+      <w:bCs/>
+      <w:color w:val="1B3A5C"/>
+      <w:sz w:val="24"/>
+      <w:szCs w:val="24"/>
     </w:rPr>
   </w:style>
   <w:style w:type="paragraph" w:styleId="Heading5">
@@ -2907,8 +2946,19 @@
     <w:basedOn w:val="Normal"/>
     <w:next w:val="Normal"/>
     <w:qFormat/>
+    <w:pPr>
+      <w:keepNext/>
+      <w:keepLines/>
+      <w:spacing w:after="100" w:before="220"/>
+      <w:outlineLvl w:val="4"/>
+    </w:pPr>
     <w:rPr>
-      <w:color w:val="2E74B5"/>
+      <w:rFonts w:ascii="Aptos" w:cs="Aptos" w:eastAsia="Aptos" w:hAnsi="Aptos"/>
+      <w:b/>
+      <w:bCs/>
+      <w:color w:val="1B3A5C"/>
+      <w:sz w:val="24"/>
+      <w:szCs w:val="24"/>
     </w:rPr>
   </w:style>
   <w:style w:type="paragraph" w:styleId="Heading6">
@@ -2916,8 +2966,19 @@
     <w:basedOn w:val="Normal"/>
     <w:next w:val="Normal"/>
     <w:qFormat/>
+    <w:pPr>
+      <w:keepNext/>
+      <w:keepLines/>
+      <w:spacing w:after="100" w:before="220"/>
+      <w:outlineLvl w:val="5"/>
+    </w:pPr>
     <w:rPr>
-      <w:color w:val="1F4D78"/>
+      <w:rFonts w:ascii="Aptos" w:cs="Aptos" w:eastAsia="Aptos" w:hAnsi="Aptos"/>
+      <w:b/>
+      <w:bCs/>
+      <w:color w:val="1B3A5C"/>
+      <w:sz w:val="24"/>
+      <w:szCs w:val="24"/>
     </w:rPr>
   </w:style>
   <w:style w:type="paragraph" w:styleId="Strong">
@@ -3025,6 +3086,8 @@
     <w:next w:val="Normal"/>
     <w:qFormat/>
     <w:pPr>
+      <w:keepNext/>
+      <w:keepLines/>
       <w:spacing w:after="160" w:before="240"/>
       <w:outlineLvl w:val="0"/>
     </w:pPr>
@@ -3043,6 +3106,8 @@
     <w:next w:val="Normal"/>
     <w:qFormat/>
     <w:pPr>
+      <w:keepNext/>
+      <w:keepLines/>
       <w:spacing w:after="100" w:before="220"/>
       <w:outlineLvl w:val="1"/>
     </w:pPr>
